--- a/docs/reports/Progress_Report.docx
+++ b/docs/reports/Progress_Report.docx
@@ -4,7 +4,7 @@
   <w:body>
     <w:p>
       <w:pPr>
-        <w:spacing w:after="120"/>
+        <w:spacing w:after="160"/>
         <w:jc w:val="center"/>
       </w:pPr>
       <w:r>
@@ -20,7 +20,7 @@
     </w:p>
     <w:p>
       <w:pPr>
-        <w:spacing w:after="240"/>
+        <w:spacing w:after="160"/>
         <w:jc w:val="center"/>
       </w:pPr>
       <w:r>
@@ -47,8 +47,8 @@
         </w:tblBorders>
       </w:tblPr>
       <w:tblGrid>
-        <w:gridCol w:w="2600"/>
-        <w:gridCol w:w="6426"/>
+        <w:gridCol w:w="2141"/>
+        <w:gridCol w:w="6885"/>
       </w:tblGrid>
       <w:tr>
         <w:trPr>
@@ -56,7 +56,7 @@
         </w:trPr>
         <w:tc>
           <w:tcPr>
-            <w:tcW w:type="dxa" w:w="2600"/>
+            <w:tcW w:type="dxa" w:w="2141"/>
             <w:tcBorders>
               <w:top w:val="single" w:color="999999" w:sz="4"/>
               <w:left w:val="single" w:color="999999" w:sz="4"/>
@@ -89,7 +89,7 @@
         </w:tc>
         <w:tc>
           <w:tcPr>
-            <w:tcW w:type="dxa" w:w="6426"/>
+            <w:tcW w:type="dxa" w:w="6885"/>
             <w:tcBorders>
               <w:top w:val="single" w:color="999999" w:sz="4"/>
               <w:left w:val="single" w:color="999999" w:sz="4"/>
@@ -127,7 +127,7 @@
         </w:trPr>
         <w:tc>
           <w:tcPr>
-            <w:tcW w:type="dxa" w:w="2600"/>
+            <w:tcW w:type="dxa" w:w="2141"/>
             <w:tcBorders>
               <w:top w:val="single" w:color="999999" w:sz="4"/>
               <w:left w:val="single" w:color="999999" w:sz="4"/>
@@ -159,7 +159,7 @@
         </w:tc>
         <w:tc>
           <w:tcPr>
-            <w:tcW w:type="dxa" w:w="6426"/>
+            <w:tcW w:type="dxa" w:w="6885"/>
             <w:tcBorders>
               <w:top w:val="single" w:color="999999" w:sz="4"/>
               <w:left w:val="single" w:color="999999" w:sz="4"/>
@@ -196,7 +196,7 @@
         </w:trPr>
         <w:tc>
           <w:tcPr>
-            <w:tcW w:type="dxa" w:w="2600"/>
+            <w:tcW w:type="dxa" w:w="2141"/>
             <w:tcBorders>
               <w:top w:val="single" w:color="999999" w:sz="4"/>
               <w:left w:val="single" w:color="999999" w:sz="4"/>
@@ -228,7 +228,7 @@
         </w:tc>
         <w:tc>
           <w:tcPr>
-            <w:tcW w:type="dxa" w:w="6426"/>
+            <w:tcW w:type="dxa" w:w="6885"/>
             <w:tcBorders>
               <w:top w:val="single" w:color="999999" w:sz="4"/>
               <w:left w:val="single" w:color="999999" w:sz="4"/>
@@ -265,7 +265,7 @@
         </w:trPr>
         <w:tc>
           <w:tcPr>
-            <w:tcW w:type="dxa" w:w="2600"/>
+            <w:tcW w:type="dxa" w:w="2141"/>
             <w:tcBorders>
               <w:top w:val="single" w:color="999999" w:sz="4"/>
               <w:left w:val="single" w:color="999999" w:sz="4"/>
@@ -297,7 +297,7 @@
         </w:tc>
         <w:tc>
           <w:tcPr>
-            <w:tcW w:type="dxa" w:w="6426"/>
+            <w:tcW w:type="dxa" w:w="6885"/>
             <w:tcBorders>
               <w:top w:val="single" w:color="999999" w:sz="4"/>
               <w:left w:val="single" w:color="999999" w:sz="4"/>
@@ -334,7 +334,7 @@
         </w:trPr>
         <w:tc>
           <w:tcPr>
-            <w:tcW w:type="dxa" w:w="2600"/>
+            <w:tcW w:type="dxa" w:w="2141"/>
             <w:tcBorders>
               <w:top w:val="single" w:color="999999" w:sz="4"/>
               <w:left w:val="single" w:color="999999" w:sz="4"/>
@@ -366,33 +366,33 @@
         </w:tc>
         <w:tc>
           <w:tcPr>
-            <w:tcW w:type="dxa" w:w="6426"/>
-            <w:tcBorders>
-              <w:top w:val="single" w:color="999999" w:sz="4"/>
-              <w:left w:val="single" w:color="999999" w:sz="4"/>
-              <w:bottom w:val="single" w:color="999999" w:sz="4"/>
-              <w:right w:val="single" w:color="999999" w:sz="4"/>
-            </w:tcBorders>
-            <w:tcMar>
-              <w:top w:type="dxa" w:w="60"/>
-              <w:left w:type="dxa" w:w="100"/>
-              <w:bottom w:type="dxa" w:w="60"/>
-              <w:right w:type="dxa" w:w="100"/>
-            </w:tcMar>
-          </w:tcPr>
-          <w:p>
-            <w:pPr>
-              <w:spacing w:line="276"/>
-            </w:pPr>
-            <w:r>
-              <w:rPr>
-                <w:rFonts w:ascii="Times New Roman" w:cs="Times New Roman" w:eastAsia="Times New Roman" w:hAnsi="Times New Roman"/>
-                <w:b w:val="false"/>
-                <w:bCs w:val="false"/>
-                <w:sz w:val="20"/>
-                <w:szCs w:val="20"/>
-              </w:rPr>
-              <w:t xml:space="preserve">From the start of implementation (24 September 2026) to date</w:t>
+            <w:tcW w:type="dxa" w:w="6885"/>
+            <w:tcBorders>
+              <w:top w:val="single" w:color="999999" w:sz="4"/>
+              <w:left w:val="single" w:color="999999" w:sz="4"/>
+              <w:bottom w:val="single" w:color="999999" w:sz="4"/>
+              <w:right w:val="single" w:color="999999" w:sz="4"/>
+            </w:tcBorders>
+            <w:tcMar>
+              <w:top w:type="dxa" w:w="60"/>
+              <w:left w:type="dxa" w:w="100"/>
+              <w:bottom w:type="dxa" w:w="60"/>
+              <w:right w:type="dxa" w:w="100"/>
+            </w:tcMar>
+          </w:tcPr>
+          <w:p>
+            <w:pPr>
+              <w:spacing w:line="276"/>
+            </w:pPr>
+            <w:r>
+              <w:rPr>
+                <w:rFonts w:ascii="Times New Roman" w:cs="Times New Roman" w:eastAsia="Times New Roman" w:hAnsi="Times New Roman"/>
+                <w:b w:val="false"/>
+                <w:bCs w:val="false"/>
+                <w:sz w:val="20"/>
+                <w:szCs w:val="20"/>
+              </w:rPr>
+              <w:t xml:space="preserve">Development from 24 September 2026 to date</w:t>
             </w:r>
           </w:p>
         </w:tc>
@@ -403,7 +403,7 @@
         </w:trPr>
         <w:tc>
           <w:tcPr>
-            <w:tcW w:type="dxa" w:w="2600"/>
+            <w:tcW w:type="dxa" w:w="2141"/>
             <w:tcBorders>
               <w:top w:val="single" w:color="999999" w:sz="4"/>
               <w:left w:val="single" w:color="999999" w:sz="4"/>
@@ -435,7 +435,7 @@
         </w:tc>
         <w:tc>
           <w:tcPr>
-            <w:tcW w:type="dxa" w:w="6426"/>
+            <w:tcW w:type="dxa" w:w="6885"/>
             <w:tcBorders>
               <w:top w:val="single" w:color="999999" w:sz="4"/>
               <w:left w:val="single" w:color="999999" w:sz="4"/>
@@ -462,11 +462,85 @@
                 <w:szCs w:val="20"/>
               </w:rPr>
               <w:t xml:space="preserve">Object-oriented analysis and design (OOAD), prototyping development</w:t>
+            </w:r>
+          </w:p>
+        </w:tc>
+      </w:tr>
+      <w:tr>
+        <w:trPr>
+          <w:tblHeader w:val="off"/>
+        </w:trPr>
+        <w:tc>
+          <w:tcPr>
+            <w:tcW w:type="dxa" w:w="2141"/>
+            <w:tcBorders>
+              <w:top w:val="single" w:color="999999" w:sz="4"/>
+              <w:left w:val="single" w:color="999999" w:sz="4"/>
+              <w:bottom w:val="single" w:color="999999" w:sz="4"/>
+              <w:right w:val="single" w:color="999999" w:sz="4"/>
+            </w:tcBorders>
+            <w:tcMar>
+              <w:top w:type="dxa" w:w="60"/>
+              <w:left w:type="dxa" w:w="100"/>
+              <w:bottom w:type="dxa" w:w="60"/>
+              <w:right w:type="dxa" w:w="100"/>
+            </w:tcMar>
+          </w:tcPr>
+          <w:p>
+            <w:pPr>
+              <w:spacing w:line="276"/>
+            </w:pPr>
+            <w:r>
+              <w:rPr>
+                <w:rFonts w:ascii="Times New Roman" w:cs="Times New Roman" w:eastAsia="Times New Roman" w:hAnsi="Times New Roman"/>
+                <w:b w:val="false"/>
+                <w:bCs w:val="false"/>
+                <w:sz w:val="20"/>
+                <w:szCs w:val="20"/>
+              </w:rPr>
+              <w:t xml:space="preserve">Repository</w:t>
+            </w:r>
+          </w:p>
+        </w:tc>
+        <w:tc>
+          <w:tcPr>
+            <w:tcW w:type="dxa" w:w="6885"/>
+            <w:tcBorders>
+              <w:top w:val="single" w:color="999999" w:sz="4"/>
+              <w:left w:val="single" w:color="999999" w:sz="4"/>
+              <w:bottom w:val="single" w:color="999999" w:sz="4"/>
+              <w:right w:val="single" w:color="999999" w:sz="4"/>
+            </w:tcBorders>
+            <w:tcMar>
+              <w:top w:type="dxa" w:w="60"/>
+              <w:left w:type="dxa" w:w="100"/>
+              <w:bottom w:type="dxa" w:w="60"/>
+              <w:right w:type="dxa" w:w="100"/>
+            </w:tcMar>
+          </w:tcPr>
+          <w:p>
+            <w:pPr>
+              <w:spacing w:line="276"/>
+            </w:pPr>
+            <w:r>
+              <w:rPr>
+                <w:rFonts w:ascii="Times New Roman" w:cs="Times New Roman" w:eastAsia="Times New Roman" w:hAnsi="Times New Roman"/>
+                <w:b w:val="false"/>
+                <w:bCs w:val="false"/>
+                <w:sz w:val="20"/>
+                <w:szCs w:val="20"/>
+              </w:rPr>
+              <w:t xml:space="preserve">Private GitHub repository under my own account (147203)</w:t>
             </w:r>
           </w:p>
         </w:tc>
       </w:tr>
     </w:tbl>
+    <w:p>
+      <w:pPr>
+        <w:spacing w:after="120"/>
+      </w:pPr>
+    </w:p>
     <w:p>
       <w:pPr>
         <w:pStyle w:val="Heading1"/>
@@ -494,10 +568,12 @@
       <w:r>
         <w:rPr>
           <w:rFonts w:ascii="Times New Roman" w:cs="Times New Roman" w:eastAsia="Times New Roman" w:hAnsi="Times New Roman"/>
+          <w:b w:val="false"/>
+          <w:bCs w:val="false"/>
           <w:sz w:val="24"/>
           <w:szCs w:val="24"/>
         </w:rPr>
-        <w:t xml:space="preserve">Since my proposal defence I have set up the project, designed the database, and built and tested a working prototype of the platform. Following the panel decision, the system has </w:t>
+        <w:t xml:space="preserve">The development of the platform is well advanced. I have built and tested a working prototype that covers every module in my revised scope: secure sign-in with three roles, incident reporting with validation, bulk CSV import, duplicate detection and review, a data-quality summary, ten descriptive analytics measures on a dashboard, and CSV and PDF reports. Following the panel decision there is </w:t>
       </w:r>
       <w:r>
         <w:rPr>
@@ -512,10 +588,12 @@
       <w:r>
         <w:rPr>
           <w:rFonts w:ascii="Times New Roman" w:cs="Times New Roman" w:eastAsia="Times New Roman" w:hAnsi="Times New Roman"/>
+          <w:b w:val="false"/>
+          <w:bCs w:val="false"/>
           <w:sz w:val="24"/>
           <w:szCs w:val="24"/>
         </w:rPr>
-        <w:t xml:space="preserve">: there are no maps, coordinates or spatial queries. Location is recorded as sub-county, ward and a free-text landmark, and a "hotspot" is a statistical flag on a ward, shown in tables and charts.</w:t>
+        <w:t xml:space="preserve">: location is recorded as sub-county, ward and a free-text landmark, and a "hotspot" is a statistical flag on a ward shown in tables and charts.</w:t>
       </w:r>
     </w:p>
     <w:p>
@@ -526,10 +604,12 @@
       <w:r>
         <w:rPr>
           <w:rFonts w:ascii="Times New Roman" w:cs="Times New Roman" w:eastAsia="Times New Roman" w:hAnsi="Times New Roman"/>
+          <w:b w:val="false"/>
+          <w:bCs w:val="false"/>
           <w:sz w:val="24"/>
           <w:szCs w:val="24"/>
         </w:rPr>
-        <w:t xml:space="preserve">The prototype now covers secure sign-in with three roles, incident reporting with validation, bulk CSV import, duplicate detection and review, a data-quality summary, the ten descriptive analytics measures (A1 to A10) on a dashboard, and CSV and PDF reports. It is covered by 284 automated tests and 16 browser tests, all passing. The main work still outstanding is the </w:t>
+        <w:t xml:space="preserve">The prototype is covered by 284 automated tests and 16 browser tests, all passing. What remains is the </w:t>
       </w:r>
       <w:r>
         <w:rPr>
@@ -544,6 +624,8 @@
       <w:r>
         <w:rPr>
           <w:rFonts w:ascii="Times New Roman" w:cs="Times New Roman" w:eastAsia="Times New Roman" w:hAnsi="Times New Roman"/>
+          <w:b w:val="false"/>
+          <w:bCs w:val="false"/>
           <w:sz w:val="24"/>
           <w:szCs w:val="24"/>
         </w:rPr>
@@ -562,10 +644,32 @@
       <w:r>
         <w:rPr>
           <w:rFonts w:ascii="Times New Roman" w:cs="Times New Roman" w:eastAsia="Times New Roman" w:hAnsi="Times New Roman"/>
+          <w:b w:val="false"/>
+          <w:bCs w:val="false"/>
           <w:sz w:val="24"/>
           <w:szCs w:val="24"/>
         </w:rPr>
-        <w:t xml:space="preserve"> (interviews, questionnaire and usability sessions with real participants), and the </w:t>
+        <w:t xml:space="preserve"> with real participants, a small set of </w:t>
+      </w:r>
+      <w:r>
+        <w:rPr>
+          <w:rFonts w:ascii="Times New Roman" w:cs="Times New Roman" w:eastAsia="Times New Roman" w:hAnsi="Times New Roman"/>
+          <w:b/>
+          <w:bCs/>
+          <w:sz w:val="24"/>
+          <w:szCs w:val="24"/>
+        </w:rPr>
+        <w:t xml:space="preserve">development items</w:t>
+      </w:r>
+      <w:r>
+        <w:rPr>
+          <w:rFonts w:ascii="Times New Roman" w:cs="Times New Roman" w:eastAsia="Times New Roman" w:hAnsi="Times New Roman"/>
+          <w:b w:val="false"/>
+          <w:bCs w:val="false"/>
+          <w:sz w:val="24"/>
+          <w:szCs w:val="24"/>
+        </w:rPr>
+        <w:t xml:space="preserve"> that depend on decisions or on fieldwork findings (Section 6), the </w:t>
       </w:r>
       <w:r>
         <w:rPr>
@@ -580,6 +684,28 @@
       <w:r>
         <w:rPr>
           <w:rFonts w:ascii="Times New Roman" w:cs="Times New Roman" w:eastAsia="Times New Roman" w:hAnsi="Times New Roman"/>
+          <w:b w:val="false"/>
+          <w:bCs w:val="false"/>
+          <w:sz w:val="24"/>
+          <w:szCs w:val="24"/>
+        </w:rPr>
+        <w:t xml:space="preserve">, and the </w:t>
+      </w:r>
+      <w:r>
+        <w:rPr>
+          <w:rFonts w:ascii="Times New Roman" w:cs="Times New Roman" w:eastAsia="Times New Roman" w:hAnsi="Times New Roman"/>
+          <w:b/>
+          <w:bCs/>
+          <w:sz w:val="24"/>
+          <w:szCs w:val="24"/>
+        </w:rPr>
+        <w:t xml:space="preserve">demonstration</w:t>
+      </w:r>
+      <w:r>
+        <w:rPr>
+          <w:rFonts w:ascii="Times New Roman" w:cs="Times New Roman" w:eastAsia="Times New Roman" w:hAnsi="Times New Roman"/>
+          <w:b w:val="false"/>
+          <w:bCs w:val="false"/>
           <w:sz w:val="24"/>
           <w:szCs w:val="24"/>
         </w:rPr>
@@ -613,10 +739,12 @@
       <w:r>
         <w:rPr>
           <w:rFonts w:ascii="Times New Roman" w:cs="Times New Roman" w:eastAsia="Times New Roman" w:hAnsi="Times New Roman"/>
+          <w:b w:val="false"/>
+          <w:bCs w:val="false"/>
           <w:sz w:val="24"/>
           <w:szCs w:val="24"/>
         </w:rPr>
-        <w:t xml:space="preserve">I follow the prototyping approach in my proposal: build a thin working version, test it, review it and refine it, in planned phases, each ending with a checkpoint (a "gate") that must pass before the next phase starts. Every design decision is recorded with its reason in a decision log, every test run is recorded in a test log, and I keep plain-language notes on each phase so that I can explain every part of the system at my defence.</w:t>
+        <w:t xml:space="preserve">I follow the prototyping approach in my proposal: build a thin working version, test it, review it and refine it, in planned phases. Each phase ends with a checkpoint (a "gate") that must pass before the next phase starts. Every design decision is recorded with its reason in a decision log, every test run in a test log, and I keep plain-language notes on each phase so that I can explain every part of the system at my defence. Each phase was also checked by an independent review for security and correctness problems before it was accepted.</w:t>
       </w:r>
     </w:p>
     <w:p>
@@ -637,10 +765,12 @@
       <w:r>
         <w:rPr>
           <w:rFonts w:ascii="Times New Roman" w:cs="Times New Roman" w:eastAsia="Times New Roman" w:hAnsi="Times New Roman"/>
+          <w:b w:val="false"/>
+          <w:bCs w:val="false"/>
           <w:sz w:val="24"/>
           <w:szCs w:val="24"/>
         </w:rPr>
-        <w:t xml:space="preserve"> I used an AI coding assistant (Claude Code) to help write the program code, the automated tests and the technical reviews, working under my direction: I set the scope and made the design decisions recorded in the decision log. I keep a private log of where the assistant was used so that I can disclose it as the university policy requires; I would like your guidance on what that disclosure should look like (open question Q3). All thesis text, including this report's interpretations and the future chapters, is my own.</w:t>
+        <w:t xml:space="preserve"> I used an AI coding assistant (Claude Code) to help write the program code, the automated tests and the technical reviews, working under my direction: I set the scope and made the design decisions recorded in the decision log. I keep a private log of where the assistant was used so that I can disclose it as the university policy requires; I would like your guidance on what that disclosure should look like. All thesis text is my own.</w:t>
       </w:r>
     </w:p>
     <w:p>
@@ -659,23 +789,7 @@
           <w:sz w:val="28"/>
           <w:szCs w:val="28"/>
         </w:rPr>
-        <w:t xml:space="preserve">3. Progress by stage</w:t>
-      </w:r>
-    </w:p>
-    <w:p>
-      <w:pPr>
-        <w:keepNext/>
-        <w:spacing w:after="60" w:before="120"/>
-      </w:pPr>
-      <w:r>
-        <w:rPr>
-          <w:rFonts w:ascii="Times New Roman" w:cs="Times New Roman" w:eastAsia="Times New Roman" w:hAnsi="Times New Roman"/>
-          <w:b/>
-          <w:bCs/>
-          <w:sz w:val="22"/>
-          <w:szCs w:val="22"/>
-        </w:rPr>
-        <w:t xml:space="preserve">Table 1. Stages of the project and their status</w:t>
+        <w:t xml:space="preserve">3. Technology and architecture</w:t>
       </w:r>
     </w:p>
     <w:tbl>
@@ -691,10 +805,9 @@
         </w:tblBorders>
       </w:tblPr>
       <w:tblGrid>
-        <w:gridCol w:w="1500"/>
-        <w:gridCol w:w="1600"/>
-        <w:gridCol w:w="4426"/>
-        <w:gridCol w:w="1500"/>
+        <w:gridCol w:w="1362"/>
+        <w:gridCol w:w="3831"/>
+        <w:gridCol w:w="3833"/>
       </w:tblGrid>
       <w:tr>
         <w:trPr>
@@ -702,7 +815,7 @@
         </w:trPr>
         <w:tc>
           <w:tcPr>
-            <w:tcW w:type="dxa" w:w="1500"/>
+            <w:tcW w:type="dxa" w:w="1362"/>
             <w:tcBorders>
               <w:top w:val="single" w:color="999999" w:sz="4"/>
               <w:left w:val="single" w:color="999999" w:sz="4"/>
@@ -729,13 +842,13 @@
                 <w:sz w:val="20"/>
                 <w:szCs w:val="20"/>
               </w:rPr>
-              <w:t xml:space="preserve">Stage</w:t>
-            </w:r>
-          </w:p>
-        </w:tc>
-        <w:tc>
-          <w:tcPr>
-            <w:tcW w:type="dxa" w:w="1600"/>
+              <w:t xml:space="preserve">Layer</w:t>
+            </w:r>
+          </w:p>
+        </w:tc>
+        <w:tc>
+          <w:tcPr>
+            <w:tcW w:type="dxa" w:w="3831"/>
             <w:tcBorders>
               <w:top w:val="single" w:color="999999" w:sz="4"/>
               <w:left w:val="single" w:color="999999" w:sz="4"/>
@@ -762,13 +875,13 @@
                 <w:sz w:val="20"/>
                 <w:szCs w:val="20"/>
               </w:rPr>
-              <w:t xml:space="preserve">Planned dates</w:t>
-            </w:r>
-          </w:p>
-        </w:tc>
-        <w:tc>
-          <w:tcPr>
-            <w:tcW w:type="dxa" w:w="4426"/>
+              <w:t xml:space="preserve">What I used</w:t>
+            </w:r>
+          </w:p>
+        </w:tc>
+        <w:tc>
+          <w:tcPr>
+            <w:tcW w:type="dxa" w:w="3833"/>
             <w:tcBorders>
               <w:top w:val="single" w:color="999999" w:sz="4"/>
               <w:left w:val="single" w:color="999999" w:sz="4"/>
@@ -795,40 +908,7 @@
                 <w:sz w:val="20"/>
                 <w:szCs w:val="20"/>
               </w:rPr>
-              <w:t xml:space="preserve">What was done</w:t>
-            </w:r>
-          </w:p>
-        </w:tc>
-        <w:tc>
-          <w:tcPr>
-            <w:tcW w:type="dxa" w:w="1500"/>
-            <w:tcBorders>
-              <w:top w:val="single" w:color="999999" w:sz="4"/>
-              <w:left w:val="single" w:color="999999" w:sz="4"/>
-              <w:bottom w:val="single" w:color="999999" w:sz="4"/>
-              <w:right w:val="single" w:color="999999" w:sz="4"/>
-            </w:tcBorders>
-            <w:shd w:fill="E7ECF4" w:color="auto" w:val="clear"/>
-            <w:tcMar>
-              <w:top w:type="dxa" w:w="60"/>
-              <w:left w:type="dxa" w:w="100"/>
-              <w:bottom w:type="dxa" w:w="60"/>
-              <w:right w:type="dxa" w:w="100"/>
-            </w:tcMar>
-          </w:tcPr>
-          <w:p>
-            <w:pPr>
-              <w:spacing w:line="276"/>
-            </w:pPr>
-            <w:r>
-              <w:rPr>
-                <w:rFonts w:ascii="Times New Roman" w:cs="Times New Roman" w:eastAsia="Times New Roman" w:hAnsi="Times New Roman"/>
-                <w:b/>
-                <w:bCs/>
-                <w:sz w:val="20"/>
-                <w:szCs w:val="20"/>
-              </w:rPr>
-              <w:t xml:space="preserve">Status</w:t>
+              <w:t xml:space="preserve">Why</w:t>
             </w:r>
           </w:p>
         </w:tc>
@@ -839,129 +919,97 @@
         </w:trPr>
         <w:tc>
           <w:tcPr>
-            <w:tcW w:type="dxa" w:w="1500"/>
-            <w:tcBorders>
-              <w:top w:val="single" w:color="999999" w:sz="4"/>
-              <w:left w:val="single" w:color="999999" w:sz="4"/>
-              <w:bottom w:val="single" w:color="999999" w:sz="4"/>
-              <w:right w:val="single" w:color="999999" w:sz="4"/>
-            </w:tcBorders>
-            <w:tcMar>
-              <w:top w:type="dxa" w:w="60"/>
-              <w:left w:type="dxa" w:w="100"/>
-              <w:bottom w:type="dxa" w:w="60"/>
-              <w:right w:type="dxa" w:w="100"/>
-            </w:tcMar>
-          </w:tcPr>
-          <w:p>
-            <w:pPr>
-              <w:spacing w:line="276"/>
-            </w:pPr>
-            <w:r>
-              <w:rPr>
-                <w:rFonts w:ascii="Times New Roman" w:cs="Times New Roman" w:eastAsia="Times New Roman" w:hAnsi="Times New Roman"/>
-                <w:b w:val="false"/>
-                <w:bCs w:val="false"/>
-                <w:sz w:val="20"/>
-                <w:szCs w:val="20"/>
-              </w:rPr>
-              <w:t xml:space="preserve">0. Setup</w:t>
-            </w:r>
-          </w:p>
-        </w:tc>
-        <w:tc>
-          <w:tcPr>
-            <w:tcW w:type="dxa" w:w="1600"/>
-            <w:tcBorders>
-              <w:top w:val="single" w:color="999999" w:sz="4"/>
-              <w:left w:val="single" w:color="999999" w:sz="4"/>
-              <w:bottom w:val="single" w:color="999999" w:sz="4"/>
-              <w:right w:val="single" w:color="999999" w:sz="4"/>
-            </w:tcBorders>
-            <w:tcMar>
-              <w:top w:type="dxa" w:w="60"/>
-              <w:left w:type="dxa" w:w="100"/>
-              <w:bottom w:type="dxa" w:w="60"/>
-              <w:right w:type="dxa" w:w="100"/>
-            </w:tcMar>
-          </w:tcPr>
-          <w:p>
-            <w:pPr>
-              <w:spacing w:line="276"/>
-            </w:pPr>
-            <w:r>
-              <w:rPr>
-                <w:rFonts w:ascii="Times New Roman" w:cs="Times New Roman" w:eastAsia="Times New Roman" w:hAnsi="Times New Roman"/>
-                <w:b w:val="false"/>
-                <w:bCs w:val="false"/>
-                <w:sz w:val="20"/>
-                <w:szCs w:val="20"/>
-              </w:rPr>
-              <w:t xml:space="preserve">24 to 27 Sep</w:t>
-            </w:r>
-          </w:p>
-        </w:tc>
-        <w:tc>
-          <w:tcPr>
-            <w:tcW w:type="dxa" w:w="4426"/>
-            <w:tcBorders>
-              <w:top w:val="single" w:color="999999" w:sz="4"/>
-              <w:left w:val="single" w:color="999999" w:sz="4"/>
-              <w:bottom w:val="single" w:color="999999" w:sz="4"/>
-              <w:right w:val="single" w:color="999999" w:sz="4"/>
-            </w:tcBorders>
-            <w:tcMar>
-              <w:top w:type="dxa" w:w="60"/>
-              <w:left w:type="dxa" w:w="100"/>
-              <w:bottom w:type="dxa" w:w="60"/>
-              <w:right w:type="dxa" w:w="100"/>
-            </w:tcMar>
-          </w:tcPr>
-          <w:p>
-            <w:pPr>
-              <w:spacing w:line="276"/>
-            </w:pPr>
-            <w:r>
-              <w:rPr>
-                <w:rFonts w:ascii="Times New Roman" w:cs="Times New Roman" w:eastAsia="Times New Roman" w:hAnsi="Times New Roman"/>
-                <w:b w:val="false"/>
-                <w:bCs w:val="false"/>
-                <w:sz w:val="20"/>
-                <w:szCs w:val="20"/>
-              </w:rPr>
-              <w:t xml:space="preserve">Development environment, private GitHub repository under my own account, Laravel project, start-up checks that stop the system running without its required secrets, code-quality tools, first tests.</w:t>
-            </w:r>
-          </w:p>
-        </w:tc>
-        <w:tc>
-          <w:tcPr>
-            <w:tcW w:type="dxa" w:w="1500"/>
-            <w:tcBorders>
-              <w:top w:val="single" w:color="999999" w:sz="4"/>
-              <w:left w:val="single" w:color="999999" w:sz="4"/>
-              <w:bottom w:val="single" w:color="999999" w:sz="4"/>
-              <w:right w:val="single" w:color="999999" w:sz="4"/>
-            </w:tcBorders>
-            <w:tcMar>
-              <w:top w:type="dxa" w:w="60"/>
-              <w:left w:type="dxa" w:w="100"/>
-              <w:bottom w:type="dxa" w:w="60"/>
-              <w:right w:type="dxa" w:w="100"/>
-            </w:tcMar>
-          </w:tcPr>
-          <w:p>
-            <w:pPr>
-              <w:spacing w:line="276"/>
-            </w:pPr>
-            <w:r>
-              <w:rPr>
-                <w:rFonts w:ascii="Times New Roman" w:cs="Times New Roman" w:eastAsia="Times New Roman" w:hAnsi="Times New Roman"/>
-                <w:b w:val="false"/>
-                <w:bCs w:val="false"/>
-                <w:sz w:val="20"/>
-                <w:szCs w:val="20"/>
-              </w:rPr>
-              <w:t xml:space="preserve">Done</w:t>
+            <w:tcW w:type="dxa" w:w="1362"/>
+            <w:tcBorders>
+              <w:top w:val="single" w:color="999999" w:sz="4"/>
+              <w:left w:val="single" w:color="999999" w:sz="4"/>
+              <w:bottom w:val="single" w:color="999999" w:sz="4"/>
+              <w:right w:val="single" w:color="999999" w:sz="4"/>
+            </w:tcBorders>
+            <w:tcMar>
+              <w:top w:type="dxa" w:w="60"/>
+              <w:left w:type="dxa" w:w="100"/>
+              <w:bottom w:type="dxa" w:w="60"/>
+              <w:right w:type="dxa" w:w="100"/>
+            </w:tcMar>
+          </w:tcPr>
+          <w:p>
+            <w:pPr>
+              <w:spacing w:line="276"/>
+            </w:pPr>
+            <w:r>
+              <w:rPr>
+                <w:rFonts w:ascii="Times New Roman" w:cs="Times New Roman" w:eastAsia="Times New Roman" w:hAnsi="Times New Roman"/>
+                <w:b w:val="false"/>
+                <w:bCs w:val="false"/>
+                <w:sz w:val="20"/>
+                <w:szCs w:val="20"/>
+              </w:rPr>
+              <w:t xml:space="preserve">Presentation</w:t>
+            </w:r>
+          </w:p>
+        </w:tc>
+        <w:tc>
+          <w:tcPr>
+            <w:tcW w:type="dxa" w:w="3831"/>
+            <w:tcBorders>
+              <w:top w:val="single" w:color="999999" w:sz="4"/>
+              <w:left w:val="single" w:color="999999" w:sz="4"/>
+              <w:bottom w:val="single" w:color="999999" w:sz="4"/>
+              <w:right w:val="single" w:color="999999" w:sz="4"/>
+            </w:tcBorders>
+            <w:tcMar>
+              <w:top w:type="dxa" w:w="60"/>
+              <w:left w:type="dxa" w:w="100"/>
+              <w:bottom w:type="dxa" w:w="60"/>
+              <w:right w:type="dxa" w:w="100"/>
+            </w:tcMar>
+          </w:tcPr>
+          <w:p>
+            <w:pPr>
+              <w:spacing w:line="276"/>
+            </w:pPr>
+            <w:r>
+              <w:rPr>
+                <w:rFonts w:ascii="Times New Roman" w:cs="Times New Roman" w:eastAsia="Times New Roman" w:hAnsi="Times New Roman"/>
+                <w:b w:val="false"/>
+                <w:bCs w:val="false"/>
+                <w:sz w:val="20"/>
+                <w:szCs w:val="20"/>
+              </w:rPr>
+              <w:t xml:space="preserve">Server-rendered pages (Laravel Blade), Bootstrap 5, Chart.js</w:t>
+            </w:r>
+          </w:p>
+        </w:tc>
+        <w:tc>
+          <w:tcPr>
+            <w:tcW w:type="dxa" w:w="3833"/>
+            <w:tcBorders>
+              <w:top w:val="single" w:color="999999" w:sz="4"/>
+              <w:left w:val="single" w:color="999999" w:sz="4"/>
+              <w:bottom w:val="single" w:color="999999" w:sz="4"/>
+              <w:right w:val="single" w:color="999999" w:sz="4"/>
+            </w:tcBorders>
+            <w:tcMar>
+              <w:top w:type="dxa" w:w="60"/>
+              <w:left w:type="dxa" w:w="100"/>
+              <w:bottom w:type="dxa" w:w="60"/>
+              <w:right w:type="dxa" w:w="100"/>
+            </w:tcMar>
+          </w:tcPr>
+          <w:p>
+            <w:pPr>
+              <w:spacing w:line="276"/>
+            </w:pPr>
+            <w:r>
+              <w:rPr>
+                <w:rFonts w:ascii="Times New Roman" w:cs="Times New Roman" w:eastAsia="Times New Roman" w:hAnsi="Times New Roman"/>
+                <w:b w:val="false"/>
+                <w:bCs w:val="false"/>
+                <w:sz w:val="20"/>
+                <w:szCs w:val="20"/>
+              </w:rPr>
+              <w:t xml:space="preserve">Works on desktop and phone browsers; every chart has a table view for accessibility</w:t>
             </w:r>
           </w:p>
         </w:tc>
@@ -972,129 +1020,97 @@
         </w:trPr>
         <w:tc>
           <w:tcPr>
-            <w:tcW w:type="dxa" w:w="1500"/>
-            <w:tcBorders>
-              <w:top w:val="single" w:color="999999" w:sz="4"/>
-              <w:left w:val="single" w:color="999999" w:sz="4"/>
-              <w:bottom w:val="single" w:color="999999" w:sz="4"/>
-              <w:right w:val="single" w:color="999999" w:sz="4"/>
-            </w:tcBorders>
-            <w:tcMar>
-              <w:top w:type="dxa" w:w="60"/>
-              <w:left w:type="dxa" w:w="100"/>
-              <w:bottom w:type="dxa" w:w="60"/>
-              <w:right w:type="dxa" w:w="100"/>
-            </w:tcMar>
-          </w:tcPr>
-          <w:p>
-            <w:pPr>
-              <w:spacing w:line="276"/>
-            </w:pPr>
-            <w:r>
-              <w:rPr>
-                <w:rFonts w:ascii="Times New Roman" w:cs="Times New Roman" w:eastAsia="Times New Roman" w:hAnsi="Times New Roman"/>
-                <w:b w:val="false"/>
-                <w:bCs w:val="false"/>
-                <w:sz w:val="20"/>
-                <w:szCs w:val="20"/>
-              </w:rPr>
-              <w:t xml:space="preserve">1. Proposal correction</w:t>
-            </w:r>
-          </w:p>
-        </w:tc>
-        <w:tc>
-          <w:tcPr>
-            <w:tcW w:type="dxa" w:w="1600"/>
-            <w:tcBorders>
-              <w:top w:val="single" w:color="999999" w:sz="4"/>
-              <w:left w:val="single" w:color="999999" w:sz="4"/>
-              <w:bottom w:val="single" w:color="999999" w:sz="4"/>
-              <w:right w:val="single" w:color="999999" w:sz="4"/>
-            </w:tcBorders>
-            <w:tcMar>
-              <w:top w:type="dxa" w:w="60"/>
-              <w:left w:type="dxa" w:w="100"/>
-              <w:bottom w:type="dxa" w:w="60"/>
-              <w:right w:type="dxa" w:w="100"/>
-            </w:tcMar>
-          </w:tcPr>
-          <w:p>
-            <w:pPr>
-              <w:spacing w:line="276"/>
-            </w:pPr>
-            <w:r>
-              <w:rPr>
-                <w:rFonts w:ascii="Times New Roman" w:cs="Times New Roman" w:eastAsia="Times New Roman" w:hAnsi="Times New Roman"/>
-                <w:b w:val="false"/>
-                <w:bCs w:val="false"/>
-                <w:sz w:val="20"/>
-                <w:szCs w:val="20"/>
-              </w:rPr>
-              <w:t xml:space="preserve">24 Sep to 4 Oct</w:t>
-            </w:r>
-          </w:p>
-        </w:tc>
-        <w:tc>
-          <w:tcPr>
-            <w:tcW w:type="dxa" w:w="4426"/>
-            <w:tcBorders>
-              <w:top w:val="single" w:color="999999" w:sz="4"/>
-              <w:left w:val="single" w:color="999999" w:sz="4"/>
-              <w:bottom w:val="single" w:color="999999" w:sz="4"/>
-              <w:right w:val="single" w:color="999999" w:sz="4"/>
-            </w:tcBorders>
-            <w:tcMar>
-              <w:top w:type="dxa" w:w="60"/>
-              <w:left w:type="dxa" w:w="100"/>
-              <w:bottom w:type="dxa" w:w="60"/>
-              <w:right w:type="dxa" w:w="100"/>
-            </w:tcMar>
-          </w:tcPr>
-          <w:p>
-            <w:pPr>
-              <w:spacing w:line="276"/>
-            </w:pPr>
-            <w:r>
-              <w:rPr>
-                <w:rFonts w:ascii="Times New Roman" w:cs="Times New Roman" w:eastAsia="Times New Roman" w:hAnsi="Times New Roman"/>
-                <w:b w:val="false"/>
-                <w:bCs w:val="false"/>
-                <w:sz w:val="20"/>
-                <w:szCs w:val="20"/>
-              </w:rPr>
-              <w:t xml:space="preserve">Every correction needed (marker comments plus GIS removal) is listed in a tracked checklist of 46 items, in priority order. The rewriting itself has not started yet.</w:t>
-            </w:r>
-          </w:p>
-        </w:tc>
-        <w:tc>
-          <w:tcPr>
-            <w:tcW w:type="dxa" w:w="1500"/>
-            <w:tcBorders>
-              <w:top w:val="single" w:color="999999" w:sz="4"/>
-              <w:left w:val="single" w:color="999999" w:sz="4"/>
-              <w:bottom w:val="single" w:color="999999" w:sz="4"/>
-              <w:right w:val="single" w:color="999999" w:sz="4"/>
-            </w:tcBorders>
-            <w:tcMar>
-              <w:top w:type="dxa" w:w="60"/>
-              <w:left w:type="dxa" w:w="100"/>
-              <w:bottom w:type="dxa" w:w="60"/>
-              <w:right w:type="dxa" w:w="100"/>
-            </w:tcMar>
-          </w:tcPr>
-          <w:p>
-            <w:pPr>
-              <w:spacing w:line="276"/>
-            </w:pPr>
-            <w:r>
-              <w:rPr>
-                <w:rFonts w:ascii="Times New Roman" w:cs="Times New Roman" w:eastAsia="Times New Roman" w:hAnsi="Times New Roman"/>
-                <w:b w:val="false"/>
-                <w:bCs w:val="false"/>
-                <w:sz w:val="20"/>
-                <w:szCs w:val="20"/>
-              </w:rPr>
-              <w:t xml:space="preserve">Pending</w:t>
+            <w:tcW w:type="dxa" w:w="1362"/>
+            <w:tcBorders>
+              <w:top w:val="single" w:color="999999" w:sz="4"/>
+              <w:left w:val="single" w:color="999999" w:sz="4"/>
+              <w:bottom w:val="single" w:color="999999" w:sz="4"/>
+              <w:right w:val="single" w:color="999999" w:sz="4"/>
+            </w:tcBorders>
+            <w:tcMar>
+              <w:top w:type="dxa" w:w="60"/>
+              <w:left w:type="dxa" w:w="100"/>
+              <w:bottom w:type="dxa" w:w="60"/>
+              <w:right w:type="dxa" w:w="100"/>
+            </w:tcMar>
+          </w:tcPr>
+          <w:p>
+            <w:pPr>
+              <w:spacing w:line="276"/>
+            </w:pPr>
+            <w:r>
+              <w:rPr>
+                <w:rFonts w:ascii="Times New Roman" w:cs="Times New Roman" w:eastAsia="Times New Roman" w:hAnsi="Times New Roman"/>
+                <w:b w:val="false"/>
+                <w:bCs w:val="false"/>
+                <w:sz w:val="20"/>
+                <w:szCs w:val="20"/>
+              </w:rPr>
+              <w:t xml:space="preserve">Application</w:t>
+            </w:r>
+          </w:p>
+        </w:tc>
+        <w:tc>
+          <w:tcPr>
+            <w:tcW w:type="dxa" w:w="3831"/>
+            <w:tcBorders>
+              <w:top w:val="single" w:color="999999" w:sz="4"/>
+              <w:left w:val="single" w:color="999999" w:sz="4"/>
+              <w:bottom w:val="single" w:color="999999" w:sz="4"/>
+              <w:right w:val="single" w:color="999999" w:sz="4"/>
+            </w:tcBorders>
+            <w:tcMar>
+              <w:top w:type="dxa" w:w="60"/>
+              <w:left w:type="dxa" w:w="100"/>
+              <w:bottom w:type="dxa" w:w="60"/>
+              <w:right w:type="dxa" w:w="100"/>
+            </w:tcMar>
+          </w:tcPr>
+          <w:p>
+            <w:pPr>
+              <w:spacing w:line="276"/>
+            </w:pPr>
+            <w:r>
+              <w:rPr>
+                <w:rFonts w:ascii="Times New Roman" w:cs="Times New Roman" w:eastAsia="Times New Roman" w:hAnsi="Times New Roman"/>
+                <w:b w:val="false"/>
+                <w:bCs w:val="false"/>
+                <w:sz w:val="20"/>
+                <w:szCs w:val="20"/>
+              </w:rPr>
+              <w:t xml:space="preserve">PHP 8.4 with the Laravel 12 framework</w:t>
+            </w:r>
+          </w:p>
+        </w:tc>
+        <w:tc>
+          <w:tcPr>
+            <w:tcW w:type="dxa" w:w="3833"/>
+            <w:tcBorders>
+              <w:top w:val="single" w:color="999999" w:sz="4"/>
+              <w:left w:val="single" w:color="999999" w:sz="4"/>
+              <w:bottom w:val="single" w:color="999999" w:sz="4"/>
+              <w:right w:val="single" w:color="999999" w:sz="4"/>
+            </w:tcBorders>
+            <w:tcMar>
+              <w:top w:type="dxa" w:w="60"/>
+              <w:left w:type="dxa" w:w="100"/>
+              <w:bottom w:type="dxa" w:w="60"/>
+              <w:right w:type="dxa" w:w="100"/>
+            </w:tcMar>
+          </w:tcPr>
+          <w:p>
+            <w:pPr>
+              <w:spacing w:line="276"/>
+            </w:pPr>
+            <w:r>
+              <w:rPr>
+                <w:rFonts w:ascii="Times New Roman" w:cs="Times New Roman" w:eastAsia="Times New Roman" w:hAnsi="Times New Roman"/>
+                <w:b w:val="false"/>
+                <w:bCs w:val="false"/>
+                <w:sz w:val="20"/>
+                <w:szCs w:val="20"/>
+              </w:rPr>
+              <w:t xml:space="preserve">Tested building blocks for sign-in, validation, access control and database changes</w:t>
             </w:r>
           </w:p>
         </w:tc>
@@ -1105,129 +1121,97 @@
         </w:trPr>
         <w:tc>
           <w:tcPr>
-            <w:tcW w:type="dxa" w:w="1500"/>
-            <w:tcBorders>
-              <w:top w:val="single" w:color="999999" w:sz="4"/>
-              <w:left w:val="single" w:color="999999" w:sz="4"/>
-              <w:bottom w:val="single" w:color="999999" w:sz="4"/>
-              <w:right w:val="single" w:color="999999" w:sz="4"/>
-            </w:tcBorders>
-            <w:tcMar>
-              <w:top w:type="dxa" w:w="60"/>
-              <w:left w:type="dxa" w:w="100"/>
-              <w:bottom w:type="dxa" w:w="60"/>
-              <w:right w:type="dxa" w:w="100"/>
-            </w:tcMar>
-          </w:tcPr>
-          <w:p>
-            <w:pPr>
-              <w:spacing w:line="276"/>
-            </w:pPr>
-            <w:r>
-              <w:rPr>
-                <w:rFonts w:ascii="Times New Roman" w:cs="Times New Roman" w:eastAsia="Times New Roman" w:hAnsi="Times New Roman"/>
-                <w:b w:val="false"/>
-                <w:bCs w:val="false"/>
-                <w:sz w:val="20"/>
-                <w:szCs w:val="20"/>
-              </w:rPr>
-              <w:t xml:space="preserve">2. Requirements and design</w:t>
-            </w:r>
-          </w:p>
-        </w:tc>
-        <w:tc>
-          <w:tcPr>
-            <w:tcW w:type="dxa" w:w="1600"/>
-            <w:tcBorders>
-              <w:top w:val="single" w:color="999999" w:sz="4"/>
-              <w:left w:val="single" w:color="999999" w:sz="4"/>
-              <w:bottom w:val="single" w:color="999999" w:sz="4"/>
-              <w:right w:val="single" w:color="999999" w:sz="4"/>
-            </w:tcBorders>
-            <w:tcMar>
-              <w:top w:type="dxa" w:w="60"/>
-              <w:left w:type="dxa" w:w="100"/>
-              <w:bottom w:type="dxa" w:w="60"/>
-              <w:right w:type="dxa" w:w="100"/>
-            </w:tcMar>
-          </w:tcPr>
-          <w:p>
-            <w:pPr>
-              <w:spacing w:line="276"/>
-            </w:pPr>
-            <w:r>
-              <w:rPr>
-                <w:rFonts w:ascii="Times New Roman" w:cs="Times New Roman" w:eastAsia="Times New Roman" w:hAnsi="Times New Roman"/>
-                <w:b w:val="false"/>
-                <w:bCs w:val="false"/>
-                <w:sz w:val="20"/>
-                <w:szCs w:val="20"/>
-              </w:rPr>
-              <w:t xml:space="preserve">28 Sep to 11 Oct</w:t>
-            </w:r>
-          </w:p>
-        </w:tc>
-        <w:tc>
-          <w:tcPr>
-            <w:tcW w:type="dxa" w:w="4426"/>
-            <w:tcBorders>
-              <w:top w:val="single" w:color="999999" w:sz="4"/>
-              <w:left w:val="single" w:color="999999" w:sz="4"/>
-              <w:bottom w:val="single" w:color="999999" w:sz="4"/>
-              <w:right w:val="single" w:color="999999" w:sz="4"/>
-            </w:tcBorders>
-            <w:tcMar>
-              <w:top w:type="dxa" w:w="60"/>
-              <w:left w:type="dxa" w:w="100"/>
-              <w:bottom w:type="dxa" w:w="60"/>
-              <w:right w:type="dxa" w:w="100"/>
-            </w:tcMar>
-          </w:tcPr>
-          <w:p>
-            <w:pPr>
-              <w:spacing w:line="276"/>
-            </w:pPr>
-            <w:r>
-              <w:rPr>
-                <w:rFonts w:ascii="Times New Roman" w:cs="Times New Roman" w:eastAsia="Times New Roman" w:hAnsi="Times New Roman"/>
-                <w:b w:val="false"/>
-                <w:bCs w:val="false"/>
-                <w:sz w:val="20"/>
-                <w:szCs w:val="20"/>
-              </w:rPr>
-              <w:t xml:space="preserve">Database design (9 tables with integrity rules), reference data for 17 sub-counties and 85 wards, and design diagrams: use case, class, entity relationship, sequence, activity, architecture, and a redrawn conceptual framework without GIS. Fieldwork has not started.</w:t>
-            </w:r>
-          </w:p>
-        </w:tc>
-        <w:tc>
-          <w:tcPr>
-            <w:tcW w:type="dxa" w:w="1500"/>
-            <w:tcBorders>
-              <w:top w:val="single" w:color="999999" w:sz="4"/>
-              <w:left w:val="single" w:color="999999" w:sz="4"/>
-              <w:bottom w:val="single" w:color="999999" w:sz="4"/>
-              <w:right w:val="single" w:color="999999" w:sz="4"/>
-            </w:tcBorders>
-            <w:tcMar>
-              <w:top w:type="dxa" w:w="60"/>
-              <w:left w:type="dxa" w:w="100"/>
-              <w:bottom w:type="dxa" w:w="60"/>
-              <w:right w:type="dxa" w:w="100"/>
-            </w:tcMar>
-          </w:tcPr>
-          <w:p>
-            <w:pPr>
-              <w:spacing w:line="276"/>
-            </w:pPr>
-            <w:r>
-              <w:rPr>
-                <w:rFonts w:ascii="Times New Roman" w:cs="Times New Roman" w:eastAsia="Times New Roman" w:hAnsi="Times New Roman"/>
-                <w:b w:val="false"/>
-                <w:bCs w:val="false"/>
-                <w:sz w:val="20"/>
-                <w:szCs w:val="20"/>
-              </w:rPr>
-              <w:t xml:space="preserve">Design done; fieldwork pending</w:t>
+            <w:tcW w:type="dxa" w:w="1362"/>
+            <w:tcBorders>
+              <w:top w:val="single" w:color="999999" w:sz="4"/>
+              <w:left w:val="single" w:color="999999" w:sz="4"/>
+              <w:bottom w:val="single" w:color="999999" w:sz="4"/>
+              <w:right w:val="single" w:color="999999" w:sz="4"/>
+            </w:tcBorders>
+            <w:tcMar>
+              <w:top w:type="dxa" w:w="60"/>
+              <w:left w:type="dxa" w:w="100"/>
+              <w:bottom w:type="dxa" w:w="60"/>
+              <w:right w:type="dxa" w:w="100"/>
+            </w:tcMar>
+          </w:tcPr>
+          <w:p>
+            <w:pPr>
+              <w:spacing w:line="276"/>
+            </w:pPr>
+            <w:r>
+              <w:rPr>
+                <w:rFonts w:ascii="Times New Roman" w:cs="Times New Roman" w:eastAsia="Times New Roman" w:hAnsi="Times New Roman"/>
+                <w:b w:val="false"/>
+                <w:bCs w:val="false"/>
+                <w:sz w:val="20"/>
+                <w:szCs w:val="20"/>
+              </w:rPr>
+              <w:t xml:space="preserve">Data</w:t>
+            </w:r>
+          </w:p>
+        </w:tc>
+        <w:tc>
+          <w:tcPr>
+            <w:tcW w:type="dxa" w:w="3831"/>
+            <w:tcBorders>
+              <w:top w:val="single" w:color="999999" w:sz="4"/>
+              <w:left w:val="single" w:color="999999" w:sz="4"/>
+              <w:bottom w:val="single" w:color="999999" w:sz="4"/>
+              <w:right w:val="single" w:color="999999" w:sz="4"/>
+            </w:tcBorders>
+            <w:tcMar>
+              <w:top w:type="dxa" w:w="60"/>
+              <w:left w:type="dxa" w:w="100"/>
+              <w:bottom w:type="dxa" w:w="60"/>
+              <w:right w:type="dxa" w:w="100"/>
+            </w:tcMar>
+          </w:tcPr>
+          <w:p>
+            <w:pPr>
+              <w:spacing w:line="276"/>
+            </w:pPr>
+            <w:r>
+              <w:rPr>
+                <w:rFonts w:ascii="Times New Roman" w:cs="Times New Roman" w:eastAsia="Times New Roman" w:hAnsi="Times New Roman"/>
+                <w:b w:val="false"/>
+                <w:bCs w:val="false"/>
+                <w:sz w:val="20"/>
+                <w:szCs w:val="20"/>
+              </w:rPr>
+              <w:t xml:space="preserve">MariaDB 10.4 (MySQL-compatible, supplied with XAMPP)</w:t>
+            </w:r>
+          </w:p>
+        </w:tc>
+        <w:tc>
+          <w:tcPr>
+            <w:tcW w:type="dxa" w:w="3833"/>
+            <w:tcBorders>
+              <w:top w:val="single" w:color="999999" w:sz="4"/>
+              <w:left w:val="single" w:color="999999" w:sz="4"/>
+              <w:bottom w:val="single" w:color="999999" w:sz="4"/>
+              <w:right w:val="single" w:color="999999" w:sz="4"/>
+            </w:tcBorders>
+            <w:tcMar>
+              <w:top w:type="dxa" w:w="60"/>
+              <w:left w:type="dxa" w:w="100"/>
+              <w:bottom w:type="dxa" w:w="60"/>
+              <w:right w:type="dxa" w:w="100"/>
+            </w:tcMar>
+          </w:tcPr>
+          <w:p>
+            <w:pPr>
+              <w:spacing w:line="276"/>
+            </w:pPr>
+            <w:r>
+              <w:rPr>
+                <w:rFonts w:ascii="Times New Roman" w:cs="Times New Roman" w:eastAsia="Times New Roman" w:hAnsi="Times New Roman"/>
+                <w:b w:val="false"/>
+                <w:bCs w:val="false"/>
+                <w:sz w:val="20"/>
+                <w:szCs w:val="20"/>
+              </w:rPr>
+              <w:t xml:space="preserve">The proposal names MySQL; MariaDB is compatible and already installed on my machine</w:t>
             </w:r>
           </w:p>
         </w:tc>
@@ -1238,799 +1222,123 @@
         </w:trPr>
         <w:tc>
           <w:tcPr>
-            <w:tcW w:type="dxa" w:w="1500"/>
-            <w:tcBorders>
-              <w:top w:val="single" w:color="999999" w:sz="4"/>
-              <w:left w:val="single" w:color="999999" w:sz="4"/>
-              <w:bottom w:val="single" w:color="999999" w:sz="4"/>
-              <w:right w:val="single" w:color="999999" w:sz="4"/>
-            </w:tcBorders>
-            <w:tcMar>
-              <w:top w:type="dxa" w:w="60"/>
-              <w:left w:type="dxa" w:w="100"/>
-              <w:bottom w:type="dxa" w:w="60"/>
-              <w:right w:type="dxa" w:w="100"/>
-            </w:tcMar>
-          </w:tcPr>
-          <w:p>
-            <w:pPr>
-              <w:spacing w:line="276"/>
-            </w:pPr>
-            <w:r>
-              <w:rPr>
-                <w:rFonts w:ascii="Times New Roman" w:cs="Times New Roman" w:eastAsia="Times New Roman" w:hAnsi="Times New Roman"/>
-                <w:b w:val="false"/>
-                <w:bCs w:val="false"/>
-                <w:sz w:val="20"/>
-                <w:szCs w:val="20"/>
-              </w:rPr>
-              <w:t xml:space="preserve">3. Prototype 1: core system</w:t>
-            </w:r>
-          </w:p>
-        </w:tc>
-        <w:tc>
-          <w:tcPr>
-            <w:tcW w:type="dxa" w:w="1600"/>
-            <w:tcBorders>
-              <w:top w:val="single" w:color="999999" w:sz="4"/>
-              <w:left w:val="single" w:color="999999" w:sz="4"/>
-              <w:bottom w:val="single" w:color="999999" w:sz="4"/>
-              <w:right w:val="single" w:color="999999" w:sz="4"/>
-            </w:tcBorders>
-            <w:tcMar>
-              <w:top w:type="dxa" w:w="60"/>
-              <w:left w:type="dxa" w:w="100"/>
-              <w:bottom w:type="dxa" w:w="60"/>
-              <w:right w:type="dxa" w:w="100"/>
-            </w:tcMar>
-          </w:tcPr>
-          <w:p>
-            <w:pPr>
-              <w:spacing w:line="276"/>
-            </w:pPr>
-            <w:r>
-              <w:rPr>
-                <w:rFonts w:ascii="Times New Roman" w:cs="Times New Roman" w:eastAsia="Times New Roman" w:hAnsi="Times New Roman"/>
-                <w:b w:val="false"/>
-                <w:bCs w:val="false"/>
-                <w:sz w:val="20"/>
-                <w:szCs w:val="20"/>
-              </w:rPr>
-              <w:t xml:space="preserve">28 Sep to 11 Oct</w:t>
-            </w:r>
-          </w:p>
-        </w:tc>
-        <w:tc>
-          <w:tcPr>
-            <w:tcW w:type="dxa" w:w="4426"/>
-            <w:tcBorders>
-              <w:top w:val="single" w:color="999999" w:sz="4"/>
-              <w:left w:val="single" w:color="999999" w:sz="4"/>
-              <w:bottom w:val="single" w:color="999999" w:sz="4"/>
-              <w:right w:val="single" w:color="999999" w:sz="4"/>
-            </w:tcBorders>
-            <w:tcMar>
-              <w:top w:type="dxa" w:w="60"/>
-              <w:left w:type="dxa" w:w="100"/>
-              <w:bottom w:type="dxa" w:w="60"/>
-              <w:right w:type="dxa" w:w="100"/>
-            </w:tcMar>
-          </w:tcPr>
-          <w:p>
-            <w:pPr>
-              <w:spacing w:line="276"/>
-            </w:pPr>
-            <w:r>
-              <w:rPr>
-                <w:rFonts w:ascii="Times New Roman" w:cs="Times New Roman" w:eastAsia="Times New Roman" w:hAnsi="Times New Roman"/>
-                <w:b w:val="false"/>
-                <w:bCs w:val="false"/>
-                <w:sz w:val="20"/>
-                <w:szCs w:val="20"/>
-              </w:rPr>
-              <w:t xml:space="preserve">Sign-in with lockout after five wrong passwords, forced password change on first login, three roles (Administrator, Reporting Officer limited to own station, Analyst), incident form, list, detail and status workflow, user and reference-data administration, audit log, responsive interface with light and dark themes.</w:t>
-            </w:r>
-          </w:p>
-        </w:tc>
-        <w:tc>
-          <w:tcPr>
-            <w:tcW w:type="dxa" w:w="1500"/>
-            <w:tcBorders>
-              <w:top w:val="single" w:color="999999" w:sz="4"/>
-              <w:left w:val="single" w:color="999999" w:sz="4"/>
-              <w:bottom w:val="single" w:color="999999" w:sz="4"/>
-              <w:right w:val="single" w:color="999999" w:sz="4"/>
-            </w:tcBorders>
-            <w:tcMar>
-              <w:top w:type="dxa" w:w="60"/>
-              <w:left w:type="dxa" w:w="100"/>
-              <w:bottom w:type="dxa" w:w="60"/>
-              <w:right w:type="dxa" w:w="100"/>
-            </w:tcMar>
-          </w:tcPr>
-          <w:p>
-            <w:pPr>
-              <w:spacing w:line="276"/>
-            </w:pPr>
-            <w:r>
-              <w:rPr>
-                <w:rFonts w:ascii="Times New Roman" w:cs="Times New Roman" w:eastAsia="Times New Roman" w:hAnsi="Times New Roman"/>
-                <w:b w:val="false"/>
-                <w:bCs w:val="false"/>
-                <w:sz w:val="20"/>
-                <w:szCs w:val="20"/>
-              </w:rPr>
-              <w:t xml:space="preserve">Done</w:t>
-            </w:r>
-          </w:p>
-        </w:tc>
-      </w:tr>
-      <w:tr>
-        <w:trPr>
-          <w:tblHeader w:val="off"/>
-        </w:trPr>
-        <w:tc>
-          <w:tcPr>
-            <w:tcW w:type="dxa" w:w="1500"/>
-            <w:tcBorders>
-              <w:top w:val="single" w:color="999999" w:sz="4"/>
-              <w:left w:val="single" w:color="999999" w:sz="4"/>
-              <w:bottom w:val="single" w:color="999999" w:sz="4"/>
-              <w:right w:val="single" w:color="999999" w:sz="4"/>
-            </w:tcBorders>
-            <w:tcMar>
-              <w:top w:type="dxa" w:w="60"/>
-              <w:left w:type="dxa" w:w="100"/>
-              <w:bottom w:type="dxa" w:w="60"/>
-              <w:right w:type="dxa" w:w="100"/>
-            </w:tcMar>
-          </w:tcPr>
-          <w:p>
-            <w:pPr>
-              <w:spacing w:line="276"/>
-            </w:pPr>
-            <w:r>
-              <w:rPr>
-                <w:rFonts w:ascii="Times New Roman" w:cs="Times New Roman" w:eastAsia="Times New Roman" w:hAnsi="Times New Roman"/>
-                <w:b w:val="false"/>
-                <w:bCs w:val="false"/>
-                <w:sz w:val="20"/>
-                <w:szCs w:val="20"/>
-              </w:rPr>
-              <w:t xml:space="preserve">4. Prototype 2: data quality</w:t>
-            </w:r>
-          </w:p>
-        </w:tc>
-        <w:tc>
-          <w:tcPr>
-            <w:tcW w:type="dxa" w:w="1600"/>
-            <w:tcBorders>
-              <w:top w:val="single" w:color="999999" w:sz="4"/>
-              <w:left w:val="single" w:color="999999" w:sz="4"/>
-              <w:bottom w:val="single" w:color="999999" w:sz="4"/>
-              <w:right w:val="single" w:color="999999" w:sz="4"/>
-            </w:tcBorders>
-            <w:tcMar>
-              <w:top w:type="dxa" w:w="60"/>
-              <w:left w:type="dxa" w:w="100"/>
-              <w:bottom w:type="dxa" w:w="60"/>
-              <w:right w:type="dxa" w:w="100"/>
-            </w:tcMar>
-          </w:tcPr>
-          <w:p>
-            <w:pPr>
-              <w:spacing w:line="276"/>
-            </w:pPr>
-            <w:r>
-              <w:rPr>
-                <w:rFonts w:ascii="Times New Roman" w:cs="Times New Roman" w:eastAsia="Times New Roman" w:hAnsi="Times New Roman"/>
-                <w:b w:val="false"/>
-                <w:bCs w:val="false"/>
-                <w:sz w:val="20"/>
-                <w:szCs w:val="20"/>
-              </w:rPr>
-              <w:t xml:space="preserve">5 to 18 Oct</w:t>
-            </w:r>
-          </w:p>
-        </w:tc>
-        <w:tc>
-          <w:tcPr>
-            <w:tcW w:type="dxa" w:w="4426"/>
-            <w:tcBorders>
-              <w:top w:val="single" w:color="999999" w:sz="4"/>
-              <w:left w:val="single" w:color="999999" w:sz="4"/>
-              <w:bottom w:val="single" w:color="999999" w:sz="4"/>
-              <w:right w:val="single" w:color="999999" w:sz="4"/>
-            </w:tcBorders>
-            <w:tcMar>
-              <w:top w:type="dxa" w:w="60"/>
-              <w:left w:type="dxa" w:w="100"/>
-              <w:bottom w:type="dxa" w:w="60"/>
-              <w:right w:type="dxa" w:w="100"/>
-            </w:tcMar>
-          </w:tcPr>
-          <w:p>
-            <w:pPr>
-              <w:spacing w:line="276"/>
-            </w:pPr>
-            <w:r>
-              <w:rPr>
-                <w:rFonts w:ascii="Times New Roman" w:cs="Times New Roman" w:eastAsia="Times New Roman" w:hAnsi="Times New Roman"/>
-                <w:b w:val="false"/>
-                <w:bCs w:val="false"/>
-                <w:sz w:val="20"/>
-                <w:szCs w:val="20"/>
-              </w:rPr>
-              <w:t xml:space="preserve">Validation rules V1 to V8, a check that refuses phone and ID numbers in free text, duplicate detection with a review screen, CSV import with a check-first step, a data-quality summary, and a sample-data generator that plants known errors, duplicates and hotspots.</w:t>
-            </w:r>
-          </w:p>
-        </w:tc>
-        <w:tc>
-          <w:tcPr>
-            <w:tcW w:type="dxa" w:w="1500"/>
-            <w:tcBorders>
-              <w:top w:val="single" w:color="999999" w:sz="4"/>
-              <w:left w:val="single" w:color="999999" w:sz="4"/>
-              <w:bottom w:val="single" w:color="999999" w:sz="4"/>
-              <w:right w:val="single" w:color="999999" w:sz="4"/>
-            </w:tcBorders>
-            <w:tcMar>
-              <w:top w:type="dxa" w:w="60"/>
-              <w:left w:type="dxa" w:w="100"/>
-              <w:bottom w:type="dxa" w:w="60"/>
-              <w:right w:type="dxa" w:w="100"/>
-            </w:tcMar>
-          </w:tcPr>
-          <w:p>
-            <w:pPr>
-              <w:spacing w:line="276"/>
-            </w:pPr>
-            <w:r>
-              <w:rPr>
-                <w:rFonts w:ascii="Times New Roman" w:cs="Times New Roman" w:eastAsia="Times New Roman" w:hAnsi="Times New Roman"/>
-                <w:b w:val="false"/>
-                <w:bCs w:val="false"/>
-                <w:sz w:val="20"/>
-                <w:szCs w:val="20"/>
-              </w:rPr>
-              <w:t xml:space="preserve">Done</w:t>
-            </w:r>
-          </w:p>
-        </w:tc>
-      </w:tr>
-      <w:tr>
-        <w:trPr>
-          <w:tblHeader w:val="off"/>
-        </w:trPr>
-        <w:tc>
-          <w:tcPr>
-            <w:tcW w:type="dxa" w:w="1500"/>
-            <w:tcBorders>
-              <w:top w:val="single" w:color="999999" w:sz="4"/>
-              <w:left w:val="single" w:color="999999" w:sz="4"/>
-              <w:bottom w:val="single" w:color="999999" w:sz="4"/>
-              <w:right w:val="single" w:color="999999" w:sz="4"/>
-            </w:tcBorders>
-            <w:tcMar>
-              <w:top w:type="dxa" w:w="60"/>
-              <w:left w:type="dxa" w:w="100"/>
-              <w:bottom w:type="dxa" w:w="60"/>
-              <w:right w:type="dxa" w:w="100"/>
-            </w:tcMar>
-          </w:tcPr>
-          <w:p>
-            <w:pPr>
-              <w:spacing w:line="276"/>
-            </w:pPr>
-            <w:r>
-              <w:rPr>
-                <w:rFonts w:ascii="Times New Roman" w:cs="Times New Roman" w:eastAsia="Times New Roman" w:hAnsi="Times New Roman"/>
-                <w:b w:val="false"/>
-                <w:bCs w:val="false"/>
-                <w:sz w:val="20"/>
-                <w:szCs w:val="20"/>
-              </w:rPr>
-              <w:t xml:space="preserve">5. Prototype 3: analytics and reports</w:t>
-            </w:r>
-          </w:p>
-        </w:tc>
-        <w:tc>
-          <w:tcPr>
-            <w:tcW w:type="dxa" w:w="1600"/>
-            <w:tcBorders>
-              <w:top w:val="single" w:color="999999" w:sz="4"/>
-              <w:left w:val="single" w:color="999999" w:sz="4"/>
-              <w:bottom w:val="single" w:color="999999" w:sz="4"/>
-              <w:right w:val="single" w:color="999999" w:sz="4"/>
-            </w:tcBorders>
-            <w:tcMar>
-              <w:top w:type="dxa" w:w="60"/>
-              <w:left w:type="dxa" w:w="100"/>
-              <w:bottom w:type="dxa" w:w="60"/>
-              <w:right w:type="dxa" w:w="100"/>
-            </w:tcMar>
-          </w:tcPr>
-          <w:p>
-            <w:pPr>
-              <w:spacing w:line="276"/>
-            </w:pPr>
-            <w:r>
-              <w:rPr>
-                <w:rFonts w:ascii="Times New Roman" w:cs="Times New Roman" w:eastAsia="Times New Roman" w:hAnsi="Times New Roman"/>
-                <w:b w:val="false"/>
-                <w:bCs w:val="false"/>
-                <w:sz w:val="20"/>
-                <w:szCs w:val="20"/>
-              </w:rPr>
-              <w:t xml:space="preserve">12 to 25 Oct</w:t>
-            </w:r>
-          </w:p>
-        </w:tc>
-        <w:tc>
-          <w:tcPr>
-            <w:tcW w:type="dxa" w:w="4426"/>
-            <w:tcBorders>
-              <w:top w:val="single" w:color="999999" w:sz="4"/>
-              <w:left w:val="single" w:color="999999" w:sz="4"/>
-              <w:bottom w:val="single" w:color="999999" w:sz="4"/>
-              <w:right w:val="single" w:color="999999" w:sz="4"/>
-            </w:tcBorders>
-            <w:tcMar>
-              <w:top w:type="dxa" w:w="60"/>
-              <w:left w:type="dxa" w:w="100"/>
-              <w:bottom w:type="dxa" w:w="60"/>
-              <w:right w:type="dxa" w:w="100"/>
-            </w:tcMar>
-          </w:tcPr>
-          <w:p>
-            <w:pPr>
-              <w:spacing w:line="276"/>
-            </w:pPr>
-            <w:r>
-              <w:rPr>
-                <w:rFonts w:ascii="Times New Roman" w:cs="Times New Roman" w:eastAsia="Times New Roman" w:hAnsi="Times New Roman"/>
-                <w:b w:val="false"/>
-                <w:bCs w:val="false"/>
-                <w:sz w:val="20"/>
-                <w:szCs w:val="20"/>
-              </w:rPr>
-              <w:t xml:space="preserve">Analytics A1 to A10 computed in the database, dashboard with charts and matching tables, statistical hotspot table, sub-county by month grid, CSV and PDF exports.</w:t>
-            </w:r>
-          </w:p>
-        </w:tc>
-        <w:tc>
-          <w:tcPr>
-            <w:tcW w:type="dxa" w:w="1500"/>
-            <w:tcBorders>
-              <w:top w:val="single" w:color="999999" w:sz="4"/>
-              <w:left w:val="single" w:color="999999" w:sz="4"/>
-              <w:bottom w:val="single" w:color="999999" w:sz="4"/>
-              <w:right w:val="single" w:color="999999" w:sz="4"/>
-            </w:tcBorders>
-            <w:tcMar>
-              <w:top w:type="dxa" w:w="60"/>
-              <w:left w:type="dxa" w:w="100"/>
-              <w:bottom w:type="dxa" w:w="60"/>
-              <w:right w:type="dxa" w:w="100"/>
-            </w:tcMar>
-          </w:tcPr>
-          <w:p>
-            <w:pPr>
-              <w:spacing w:line="276"/>
-            </w:pPr>
-            <w:r>
-              <w:rPr>
-                <w:rFonts w:ascii="Times New Roman" w:cs="Times New Roman" w:eastAsia="Times New Roman" w:hAnsi="Times New Roman"/>
-                <w:b w:val="false"/>
-                <w:bCs w:val="false"/>
-                <w:sz w:val="20"/>
-                <w:szCs w:val="20"/>
-              </w:rPr>
-              <w:t xml:space="preserve">Done</w:t>
-            </w:r>
-          </w:p>
-        </w:tc>
-      </w:tr>
-      <w:tr>
-        <w:trPr>
-          <w:tblHeader w:val="off"/>
-        </w:trPr>
-        <w:tc>
-          <w:tcPr>
-            <w:tcW w:type="dxa" w:w="1500"/>
-            <w:tcBorders>
-              <w:top w:val="single" w:color="999999" w:sz="4"/>
-              <w:left w:val="single" w:color="999999" w:sz="4"/>
-              <w:bottom w:val="single" w:color="999999" w:sz="4"/>
-              <w:right w:val="single" w:color="999999" w:sz="4"/>
-            </w:tcBorders>
-            <w:tcMar>
-              <w:top w:type="dxa" w:w="60"/>
-              <w:left w:type="dxa" w:w="100"/>
-              <w:bottom w:type="dxa" w:w="60"/>
-              <w:right w:type="dxa" w:w="100"/>
-            </w:tcMar>
-          </w:tcPr>
-          <w:p>
-            <w:pPr>
-              <w:spacing w:line="276"/>
-            </w:pPr>
-            <w:r>
-              <w:rPr>
-                <w:rFonts w:ascii="Times New Roman" w:cs="Times New Roman" w:eastAsia="Times New Roman" w:hAnsi="Times New Roman"/>
-                <w:b w:val="false"/>
-                <w:bCs w:val="false"/>
-                <w:sz w:val="20"/>
-                <w:szCs w:val="20"/>
-              </w:rPr>
-              <w:t xml:space="preserve">6. Testing and evaluation</w:t>
-            </w:r>
-          </w:p>
-        </w:tc>
-        <w:tc>
-          <w:tcPr>
-            <w:tcW w:type="dxa" w:w="1600"/>
-            <w:tcBorders>
-              <w:top w:val="single" w:color="999999" w:sz="4"/>
-              <w:left w:val="single" w:color="999999" w:sz="4"/>
-              <w:bottom w:val="single" w:color="999999" w:sz="4"/>
-              <w:right w:val="single" w:color="999999" w:sz="4"/>
-            </w:tcBorders>
-            <w:tcMar>
-              <w:top w:type="dxa" w:w="60"/>
-              <w:left w:type="dxa" w:w="100"/>
-              <w:bottom w:type="dxa" w:w="60"/>
-              <w:right w:type="dxa" w:w="100"/>
-            </w:tcMar>
-          </w:tcPr>
-          <w:p>
-            <w:pPr>
-              <w:spacing w:line="276"/>
-            </w:pPr>
-            <w:r>
-              <w:rPr>
-                <w:rFonts w:ascii="Times New Roman" w:cs="Times New Roman" w:eastAsia="Times New Roman" w:hAnsi="Times New Roman"/>
-                <w:b w:val="false"/>
-                <w:bCs w:val="false"/>
-                <w:sz w:val="20"/>
-                <w:szCs w:val="20"/>
-              </w:rPr>
-              <w:t xml:space="preserve">26 Oct to 8 Nov</w:t>
-            </w:r>
-          </w:p>
-        </w:tc>
-        <w:tc>
-          <w:tcPr>
-            <w:tcW w:type="dxa" w:w="4426"/>
-            <w:tcBorders>
-              <w:top w:val="single" w:color="999999" w:sz="4"/>
-              <w:left w:val="single" w:color="999999" w:sz="4"/>
-              <w:bottom w:val="single" w:color="999999" w:sz="4"/>
-              <w:right w:val="single" w:color="999999" w:sz="4"/>
-            </w:tcBorders>
-            <w:tcMar>
-              <w:top w:type="dxa" w:w="60"/>
-              <w:left w:type="dxa" w:w="100"/>
-              <w:bottom w:type="dxa" w:w="60"/>
-              <w:right w:type="dxa" w:w="100"/>
-            </w:tcMar>
-          </w:tcPr>
-          <w:p>
-            <w:pPr>
-              <w:spacing w:line="276"/>
-            </w:pPr>
-            <w:r>
-              <w:rPr>
-                <w:rFonts w:ascii="Times New Roman" w:cs="Times New Roman" w:eastAsia="Times New Roman" w:hAnsi="Times New Roman"/>
-                <w:b w:val="false"/>
-                <w:bCs w:val="false"/>
-                <w:sz w:val="20"/>
-                <w:szCs w:val="20"/>
-              </w:rPr>
-              <w:t xml:space="preserve">Security, performance, accuracy and browser tests done (results in Section 4). Usability sessions with real participants not yet held; the session kit is drafted.</w:t>
-            </w:r>
-          </w:p>
-        </w:tc>
-        <w:tc>
-          <w:tcPr>
-            <w:tcW w:type="dxa" w:w="1500"/>
-            <w:tcBorders>
-              <w:top w:val="single" w:color="999999" w:sz="4"/>
-              <w:left w:val="single" w:color="999999" w:sz="4"/>
-              <w:bottom w:val="single" w:color="999999" w:sz="4"/>
-              <w:right w:val="single" w:color="999999" w:sz="4"/>
-            </w:tcBorders>
-            <w:tcMar>
-              <w:top w:type="dxa" w:w="60"/>
-              <w:left w:type="dxa" w:w="100"/>
-              <w:bottom w:type="dxa" w:w="60"/>
-              <w:right w:type="dxa" w:w="100"/>
-            </w:tcMar>
-          </w:tcPr>
-          <w:p>
-            <w:pPr>
-              <w:spacing w:line="276"/>
-            </w:pPr>
-            <w:r>
-              <w:rPr>
-                <w:rFonts w:ascii="Times New Roman" w:cs="Times New Roman" w:eastAsia="Times New Roman" w:hAnsi="Times New Roman"/>
-                <w:b w:val="false"/>
-                <w:bCs w:val="false"/>
-                <w:sz w:val="20"/>
-                <w:szCs w:val="20"/>
-              </w:rPr>
-              <w:t xml:space="preserve">Automated tests done; usability pending</w:t>
-            </w:r>
-          </w:p>
-        </w:tc>
-      </w:tr>
-      <w:tr>
-        <w:trPr>
-          <w:tblHeader w:val="off"/>
-        </w:trPr>
-        <w:tc>
-          <w:tcPr>
-            <w:tcW w:type="dxa" w:w="1500"/>
-            <w:tcBorders>
-              <w:top w:val="single" w:color="999999" w:sz="4"/>
-              <w:left w:val="single" w:color="999999" w:sz="4"/>
-              <w:bottom w:val="single" w:color="999999" w:sz="4"/>
-              <w:right w:val="single" w:color="999999" w:sz="4"/>
-            </w:tcBorders>
-            <w:tcMar>
-              <w:top w:type="dxa" w:w="60"/>
-              <w:left w:type="dxa" w:w="100"/>
-              <w:bottom w:type="dxa" w:w="60"/>
-              <w:right w:type="dxa" w:w="100"/>
-            </w:tcMar>
-          </w:tcPr>
-          <w:p>
-            <w:pPr>
-              <w:spacing w:line="276"/>
-            </w:pPr>
-            <w:r>
-              <w:rPr>
-                <w:rFonts w:ascii="Times New Roman" w:cs="Times New Roman" w:eastAsia="Times New Roman" w:hAnsi="Times New Roman"/>
-                <w:b w:val="false"/>
-                <w:bCs w:val="false"/>
-                <w:sz w:val="20"/>
-                <w:szCs w:val="20"/>
-              </w:rPr>
-              <w:t xml:space="preserve">7. Documentation</w:t>
-            </w:r>
-          </w:p>
-        </w:tc>
-        <w:tc>
-          <w:tcPr>
-            <w:tcW w:type="dxa" w:w="1600"/>
-            <w:tcBorders>
-              <w:top w:val="single" w:color="999999" w:sz="4"/>
-              <w:left w:val="single" w:color="999999" w:sz="4"/>
-              <w:bottom w:val="single" w:color="999999" w:sz="4"/>
-              <w:right w:val="single" w:color="999999" w:sz="4"/>
-            </w:tcBorders>
-            <w:tcMar>
-              <w:top w:type="dxa" w:w="60"/>
-              <w:left w:type="dxa" w:w="100"/>
-              <w:bottom w:type="dxa" w:w="60"/>
-              <w:right w:type="dxa" w:w="100"/>
-            </w:tcMar>
-          </w:tcPr>
-          <w:p>
-            <w:pPr>
-              <w:spacing w:line="276"/>
-            </w:pPr>
-            <w:r>
-              <w:rPr>
-                <w:rFonts w:ascii="Times New Roman" w:cs="Times New Roman" w:eastAsia="Times New Roman" w:hAnsi="Times New Roman"/>
-                <w:b w:val="false"/>
-                <w:bCs w:val="false"/>
-                <w:sz w:val="20"/>
-                <w:szCs w:val="20"/>
-              </w:rPr>
-              <w:t xml:space="preserve">Continuous; lock 9 to 15 Nov</w:t>
-            </w:r>
-          </w:p>
-        </w:tc>
-        <w:tc>
-          <w:tcPr>
-            <w:tcW w:type="dxa" w:w="4426"/>
-            <w:tcBorders>
-              <w:top w:val="single" w:color="999999" w:sz="4"/>
-              <w:left w:val="single" w:color="999999" w:sz="4"/>
-              <w:bottom w:val="single" w:color="999999" w:sz="4"/>
-              <w:right w:val="single" w:color="999999" w:sz="4"/>
-            </w:tcBorders>
-            <w:tcMar>
-              <w:top w:type="dxa" w:w="60"/>
-              <w:left w:type="dxa" w:w="100"/>
-              <w:bottom w:type="dxa" w:w="60"/>
-              <w:right w:type="dxa" w:w="100"/>
-            </w:tcMar>
-          </w:tcPr>
-          <w:p>
-            <w:pPr>
-              <w:spacing w:line="276"/>
-            </w:pPr>
-            <w:r>
-              <w:rPr>
-                <w:rFonts w:ascii="Times New Roman" w:cs="Times New Roman" w:eastAsia="Times New Roman" w:hAnsi="Times New Roman"/>
-                <w:b w:val="false"/>
-                <w:bCs w:val="false"/>
-                <w:sz w:val="20"/>
-                <w:szCs w:val="20"/>
-              </w:rPr>
-              <w:t xml:space="preserve">Logs and evidence kept as I go. Chapters 4 to 6 not yet written.</w:t>
-            </w:r>
-          </w:p>
-        </w:tc>
-        <w:tc>
-          <w:tcPr>
-            <w:tcW w:type="dxa" w:w="1500"/>
-            <w:tcBorders>
-              <w:top w:val="single" w:color="999999" w:sz="4"/>
-              <w:left w:val="single" w:color="999999" w:sz="4"/>
-              <w:bottom w:val="single" w:color="999999" w:sz="4"/>
-              <w:right w:val="single" w:color="999999" w:sz="4"/>
-            </w:tcBorders>
-            <w:tcMar>
-              <w:top w:type="dxa" w:w="60"/>
-              <w:left w:type="dxa" w:w="100"/>
-              <w:bottom w:type="dxa" w:w="60"/>
-              <w:right w:type="dxa" w:w="100"/>
-            </w:tcMar>
-          </w:tcPr>
-          <w:p>
-            <w:pPr>
-              <w:spacing w:line="276"/>
-            </w:pPr>
-            <w:r>
-              <w:rPr>
-                <w:rFonts w:ascii="Times New Roman" w:cs="Times New Roman" w:eastAsia="Times New Roman" w:hAnsi="Times New Roman"/>
-                <w:b w:val="false"/>
-                <w:bCs w:val="false"/>
-                <w:sz w:val="20"/>
-                <w:szCs w:val="20"/>
-              </w:rPr>
-              <w:t xml:space="preserve">Pending</w:t>
-            </w:r>
-          </w:p>
-        </w:tc>
-      </w:tr>
-      <w:tr>
-        <w:trPr>
-          <w:tblHeader w:val="off"/>
-        </w:trPr>
-        <w:tc>
-          <w:tcPr>
-            <w:tcW w:type="dxa" w:w="1500"/>
-            <w:tcBorders>
-              <w:top w:val="single" w:color="999999" w:sz="4"/>
-              <w:left w:val="single" w:color="999999" w:sz="4"/>
-              <w:bottom w:val="single" w:color="999999" w:sz="4"/>
-              <w:right w:val="single" w:color="999999" w:sz="4"/>
-            </w:tcBorders>
-            <w:tcMar>
-              <w:top w:type="dxa" w:w="60"/>
-              <w:left w:type="dxa" w:w="100"/>
-              <w:bottom w:type="dxa" w:w="60"/>
-              <w:right w:type="dxa" w:w="100"/>
-            </w:tcMar>
-          </w:tcPr>
-          <w:p>
-            <w:pPr>
-              <w:spacing w:line="276"/>
-            </w:pPr>
-            <w:r>
-              <w:rPr>
-                <w:rFonts w:ascii="Times New Roman" w:cs="Times New Roman" w:eastAsia="Times New Roman" w:hAnsi="Times New Roman"/>
-                <w:b w:val="false"/>
-                <w:bCs w:val="false"/>
-                <w:sz w:val="20"/>
-                <w:szCs w:val="20"/>
-              </w:rPr>
-              <w:t xml:space="preserve">8. Demonstration</w:t>
-            </w:r>
-          </w:p>
-        </w:tc>
-        <w:tc>
-          <w:tcPr>
-            <w:tcW w:type="dxa" w:w="1600"/>
-            <w:tcBorders>
-              <w:top w:val="single" w:color="999999" w:sz="4"/>
-              <w:left w:val="single" w:color="999999" w:sz="4"/>
-              <w:bottom w:val="single" w:color="999999" w:sz="4"/>
-              <w:right w:val="single" w:color="999999" w:sz="4"/>
-            </w:tcBorders>
-            <w:tcMar>
-              <w:top w:type="dxa" w:w="60"/>
-              <w:left w:type="dxa" w:w="100"/>
-              <w:bottom w:type="dxa" w:w="60"/>
-              <w:right w:type="dxa" w:w="100"/>
-            </w:tcMar>
-          </w:tcPr>
-          <w:p>
-            <w:pPr>
-              <w:spacing w:line="276"/>
-            </w:pPr>
-            <w:r>
-              <w:rPr>
-                <w:rFonts w:ascii="Times New Roman" w:cs="Times New Roman" w:eastAsia="Times New Roman" w:hAnsi="Times New Roman"/>
-                <w:b w:val="false"/>
-                <w:bCs w:val="false"/>
-                <w:sz w:val="20"/>
-                <w:szCs w:val="20"/>
-              </w:rPr>
-              <w:t xml:space="preserve">16 to 22 Nov</w:t>
-            </w:r>
-          </w:p>
-        </w:tc>
-        <w:tc>
-          <w:tcPr>
-            <w:tcW w:type="dxa" w:w="4426"/>
-            <w:tcBorders>
-              <w:top w:val="single" w:color="999999" w:sz="4"/>
-              <w:left w:val="single" w:color="999999" w:sz="4"/>
-              <w:bottom w:val="single" w:color="999999" w:sz="4"/>
-              <w:right w:val="single" w:color="999999" w:sz="4"/>
-            </w:tcBorders>
-            <w:tcMar>
-              <w:top w:type="dxa" w:w="60"/>
-              <w:left w:type="dxa" w:w="100"/>
-              <w:bottom w:type="dxa" w:w="60"/>
-              <w:right w:type="dxa" w:w="100"/>
-            </w:tcMar>
-          </w:tcPr>
-          <w:p>
-            <w:pPr>
-              <w:spacing w:line="276"/>
-            </w:pPr>
-            <w:r>
-              <w:rPr>
-                <w:rFonts w:ascii="Times New Roman" w:cs="Times New Roman" w:eastAsia="Times New Roman" w:hAnsi="Times New Roman"/>
-                <w:b w:val="false"/>
-                <w:bCs w:val="false"/>
-                <w:sz w:val="20"/>
-                <w:szCs w:val="20"/>
-              </w:rPr>
-              <w:t xml:space="preserve">Not started.</w:t>
-            </w:r>
-          </w:p>
-        </w:tc>
-        <w:tc>
-          <w:tcPr>
-            <w:tcW w:type="dxa" w:w="1500"/>
-            <w:tcBorders>
-              <w:top w:val="single" w:color="999999" w:sz="4"/>
-              <w:left w:val="single" w:color="999999" w:sz="4"/>
-              <w:bottom w:val="single" w:color="999999" w:sz="4"/>
-              <w:right w:val="single" w:color="999999" w:sz="4"/>
-            </w:tcBorders>
-            <w:tcMar>
-              <w:top w:type="dxa" w:w="60"/>
-              <w:left w:type="dxa" w:w="100"/>
-              <w:bottom w:type="dxa" w:w="60"/>
-              <w:right w:type="dxa" w:w="100"/>
-            </w:tcMar>
-          </w:tcPr>
-          <w:p>
-            <w:pPr>
-              <w:spacing w:line="276"/>
-            </w:pPr>
-            <w:r>
-              <w:rPr>
-                <w:rFonts w:ascii="Times New Roman" w:cs="Times New Roman" w:eastAsia="Times New Roman" w:hAnsi="Times New Roman"/>
-                <w:b w:val="false"/>
-                <w:bCs w:val="false"/>
-                <w:sz w:val="20"/>
-                <w:szCs w:val="20"/>
-              </w:rPr>
-              <w:t xml:space="preserve">Pending</w:t>
+            <w:tcW w:type="dxa" w:w="1362"/>
+            <w:tcBorders>
+              <w:top w:val="single" w:color="999999" w:sz="4"/>
+              <w:left w:val="single" w:color="999999" w:sz="4"/>
+              <w:bottom w:val="single" w:color="999999" w:sz="4"/>
+              <w:right w:val="single" w:color="999999" w:sz="4"/>
+            </w:tcBorders>
+            <w:tcMar>
+              <w:top w:type="dxa" w:w="60"/>
+              <w:left w:type="dxa" w:w="100"/>
+              <w:bottom w:type="dxa" w:w="60"/>
+              <w:right w:type="dxa" w:w="100"/>
+            </w:tcMar>
+          </w:tcPr>
+          <w:p>
+            <w:pPr>
+              <w:spacing w:line="276"/>
+            </w:pPr>
+            <w:r>
+              <w:rPr>
+                <w:rFonts w:ascii="Times New Roman" w:cs="Times New Roman" w:eastAsia="Times New Roman" w:hAnsi="Times New Roman"/>
+                <w:b w:val="false"/>
+                <w:bCs w:val="false"/>
+                <w:sz w:val="20"/>
+                <w:szCs w:val="20"/>
+              </w:rPr>
+              <w:t xml:space="preserve">Testing</w:t>
+            </w:r>
+          </w:p>
+        </w:tc>
+        <w:tc>
+          <w:tcPr>
+            <w:tcW w:type="dxa" w:w="3831"/>
+            <w:tcBorders>
+              <w:top w:val="single" w:color="999999" w:sz="4"/>
+              <w:left w:val="single" w:color="999999" w:sz="4"/>
+              <w:bottom w:val="single" w:color="999999" w:sz="4"/>
+              <w:right w:val="single" w:color="999999" w:sz="4"/>
+            </w:tcBorders>
+            <w:tcMar>
+              <w:top w:type="dxa" w:w="60"/>
+              <w:left w:type="dxa" w:w="100"/>
+              <w:bottom w:type="dxa" w:w="60"/>
+              <w:right w:type="dxa" w:w="100"/>
+            </w:tcMar>
+          </w:tcPr>
+          <w:p>
+            <w:pPr>
+              <w:spacing w:line="276"/>
+            </w:pPr>
+            <w:r>
+              <w:rPr>
+                <w:rFonts w:ascii="Times New Roman" w:cs="Times New Roman" w:eastAsia="Times New Roman" w:hAnsi="Times New Roman"/>
+                <w:b w:val="false"/>
+                <w:bCs w:val="false"/>
+                <w:sz w:val="20"/>
+                <w:szCs w:val="20"/>
+              </w:rPr>
+              <w:t xml:space="preserve">PHPUnit (automated tests), Playwright (browser tests)</w:t>
+            </w:r>
+          </w:p>
+        </w:tc>
+        <w:tc>
+          <w:tcPr>
+            <w:tcW w:type="dxa" w:w="3833"/>
+            <w:tcBorders>
+              <w:top w:val="single" w:color="999999" w:sz="4"/>
+              <w:left w:val="single" w:color="999999" w:sz="4"/>
+              <w:bottom w:val="single" w:color="999999" w:sz="4"/>
+              <w:right w:val="single" w:color="999999" w:sz="4"/>
+            </w:tcBorders>
+            <w:tcMar>
+              <w:top w:type="dxa" w:w="60"/>
+              <w:left w:type="dxa" w:w="100"/>
+              <w:bottom w:type="dxa" w:w="60"/>
+              <w:right w:type="dxa" w:w="100"/>
+            </w:tcMar>
+          </w:tcPr>
+          <w:p>
+            <w:pPr>
+              <w:spacing w:line="276"/>
+            </w:pPr>
+            <w:r>
+              <w:rPr>
+                <w:rFonts w:ascii="Times New Roman" w:cs="Times New Roman" w:eastAsia="Times New Roman" w:hAnsi="Times New Roman"/>
+                <w:b w:val="false"/>
+                <w:bCs w:val="false"/>
+                <w:sz w:val="20"/>
+                <w:szCs w:val="20"/>
+              </w:rPr>
+              <w:t xml:space="preserve">Tests run against the same database engine as the application</w:t>
             </w:r>
           </w:p>
         </w:tc>
       </w:tr>
     </w:tbl>
+    <w:p>
+      <w:pPr>
+        <w:spacing w:after="120"/>
+      </w:pPr>
+    </w:p>
+    <w:p>
+      <w:pPr>
+        <w:spacing w:after="120" w:line="360"/>
+        <w:jc w:val="both"/>
+      </w:pPr>
+      <w:r>
+        <w:rPr>
+          <w:rFonts w:ascii="Times New Roman" w:cs="Times New Roman" w:eastAsia="Times New Roman" w:hAnsi="Times New Roman"/>
+          <w:b w:val="false"/>
+          <w:bCs w:val="false"/>
+          <w:sz w:val="24"/>
+          <w:szCs w:val="24"/>
+        </w:rPr>
+        <w:t xml:space="preserve">The system follows the three-layer design in my proposal (presentation, application, data). Design diagrams (use case, class, entity relationship, sequence, activity, architecture and a redrawn conceptual framework without GIS) are prepared as sources for Chapter 4.</w:t>
+      </w:r>
+    </w:p>
     <w:p>
       <w:pPr>
         <w:pStyle w:val="Heading1"/>
@@ -2047,18 +1355,1013 @@
           <w:sz w:val="28"/>
           <w:szCs w:val="28"/>
         </w:rPr>
-        <w:t xml:space="preserve">4. Key results so far</w:t>
+        <w:t xml:space="preserve">4. Development phases completed</w:t>
       </w:r>
     </w:p>
     <w:p>
       <w:pPr>
         <w:keepNext/>
+        <w:spacing w:after="60" w:before="120"/>
+      </w:pPr>
+      <w:r>
+        <w:rPr>
+          <w:rFonts w:ascii="Times New Roman" w:cs="Times New Roman" w:eastAsia="Times New Roman" w:hAnsi="Times New Roman"/>
+          <w:b/>
+          <w:bCs/>
+          <w:sz w:val="22"/>
+          <w:szCs w:val="22"/>
+        </w:rPr>
+        <w:t xml:space="preserve">Table 1. Development phases</w:t>
+      </w:r>
+    </w:p>
+    <w:tbl>
+      <w:tblPr>
+        <w:tblW w:type="dxa" w:w="9026"/>
+        <w:tblBorders>
+          <w:top w:val="single" w:color="auto" w:sz="4"/>
+          <w:left w:val="single" w:color="auto" w:sz="4"/>
+          <w:bottom w:val="single" w:color="auto" w:sz="4"/>
+          <w:right w:val="single" w:color="auto" w:sz="4"/>
+          <w:insideH w:val="single" w:color="auto" w:sz="4"/>
+          <w:insideV w:val="single" w:color="auto" w:sz="4"/>
+        </w:tblBorders>
+      </w:tblPr>
+      <w:tblGrid>
+        <w:gridCol w:w="2683"/>
+        <w:gridCol w:w="2744"/>
+        <w:gridCol w:w="2744"/>
+        <w:gridCol w:w="855"/>
+      </w:tblGrid>
+      <w:tr>
+        <w:trPr>
+          <w:tblHeader/>
+        </w:trPr>
+        <w:tc>
+          <w:tcPr>
+            <w:tcW w:type="dxa" w:w="2683"/>
+            <w:tcBorders>
+              <w:top w:val="single" w:color="999999" w:sz="4"/>
+              <w:left w:val="single" w:color="999999" w:sz="4"/>
+              <w:bottom w:val="single" w:color="999999" w:sz="4"/>
+              <w:right w:val="single" w:color="999999" w:sz="4"/>
+            </w:tcBorders>
+            <w:shd w:fill="E7ECF4" w:color="auto" w:val="clear"/>
+            <w:tcMar>
+              <w:top w:type="dxa" w:w="60"/>
+              <w:left w:type="dxa" w:w="100"/>
+              <w:bottom w:type="dxa" w:w="60"/>
+              <w:right w:type="dxa" w:w="100"/>
+            </w:tcMar>
+          </w:tcPr>
+          <w:p>
+            <w:pPr>
+              <w:spacing w:line="276"/>
+            </w:pPr>
+            <w:r>
+              <w:rPr>
+                <w:rFonts w:ascii="Times New Roman" w:cs="Times New Roman" w:eastAsia="Times New Roman" w:hAnsi="Times New Roman"/>
+                <w:b/>
+                <w:bCs/>
+                <w:sz w:val="20"/>
+                <w:szCs w:val="20"/>
+              </w:rPr>
+              <w:t xml:space="preserve">Phase</w:t>
+            </w:r>
+          </w:p>
+        </w:tc>
+        <w:tc>
+          <w:tcPr>
+            <w:tcW w:type="dxa" w:w="2744"/>
+            <w:tcBorders>
+              <w:top w:val="single" w:color="999999" w:sz="4"/>
+              <w:left w:val="single" w:color="999999" w:sz="4"/>
+              <w:bottom w:val="single" w:color="999999" w:sz="4"/>
+              <w:right w:val="single" w:color="999999" w:sz="4"/>
+            </w:tcBorders>
+            <w:shd w:fill="E7ECF4" w:color="auto" w:val="clear"/>
+            <w:tcMar>
+              <w:top w:type="dxa" w:w="60"/>
+              <w:left w:type="dxa" w:w="100"/>
+              <w:bottom w:type="dxa" w:w="60"/>
+              <w:right w:type="dxa" w:w="100"/>
+            </w:tcMar>
+          </w:tcPr>
+          <w:p>
+            <w:pPr>
+              <w:spacing w:line="276"/>
+            </w:pPr>
+            <w:r>
+              <w:rPr>
+                <w:rFonts w:ascii="Times New Roman" w:cs="Times New Roman" w:eastAsia="Times New Roman" w:hAnsi="Times New Roman"/>
+                <w:b/>
+                <w:bCs/>
+                <w:sz w:val="20"/>
+                <w:szCs w:val="20"/>
+              </w:rPr>
+              <w:t xml:space="preserve">What I built</w:t>
+            </w:r>
+          </w:p>
+        </w:tc>
+        <w:tc>
+          <w:tcPr>
+            <w:tcW w:type="dxa" w:w="2744"/>
+            <w:tcBorders>
+              <w:top w:val="single" w:color="999999" w:sz="4"/>
+              <w:left w:val="single" w:color="999999" w:sz="4"/>
+              <w:bottom w:val="single" w:color="999999" w:sz="4"/>
+              <w:right w:val="single" w:color="999999" w:sz="4"/>
+            </w:tcBorders>
+            <w:shd w:fill="E7ECF4" w:color="auto" w:val="clear"/>
+            <w:tcMar>
+              <w:top w:type="dxa" w:w="60"/>
+              <w:left w:type="dxa" w:w="100"/>
+              <w:bottom w:type="dxa" w:w="60"/>
+              <w:right w:type="dxa" w:w="100"/>
+            </w:tcMar>
+          </w:tcPr>
+          <w:p>
+            <w:pPr>
+              <w:spacing w:line="276"/>
+            </w:pPr>
+            <w:r>
+              <w:rPr>
+                <w:rFonts w:ascii="Times New Roman" w:cs="Times New Roman" w:eastAsia="Times New Roman" w:hAnsi="Times New Roman"/>
+                <w:b/>
+                <w:bCs/>
+                <w:sz w:val="20"/>
+                <w:szCs w:val="20"/>
+              </w:rPr>
+              <w:t xml:space="preserve">How it was checked</w:t>
+            </w:r>
+          </w:p>
+        </w:tc>
+        <w:tc>
+          <w:tcPr>
+            <w:tcW w:type="dxa" w:w="855"/>
+            <w:tcBorders>
+              <w:top w:val="single" w:color="999999" w:sz="4"/>
+              <w:left w:val="single" w:color="999999" w:sz="4"/>
+              <w:bottom w:val="single" w:color="999999" w:sz="4"/>
+              <w:right w:val="single" w:color="999999" w:sz="4"/>
+            </w:tcBorders>
+            <w:shd w:fill="E7ECF4" w:color="auto" w:val="clear"/>
+            <w:tcMar>
+              <w:top w:type="dxa" w:w="60"/>
+              <w:left w:type="dxa" w:w="100"/>
+              <w:bottom w:type="dxa" w:w="60"/>
+              <w:right w:type="dxa" w:w="100"/>
+            </w:tcMar>
+          </w:tcPr>
+          <w:p>
+            <w:pPr>
+              <w:spacing w:line="276"/>
+            </w:pPr>
+            <w:r>
+              <w:rPr>
+                <w:rFonts w:ascii="Times New Roman" w:cs="Times New Roman" w:eastAsia="Times New Roman" w:hAnsi="Times New Roman"/>
+                <w:b/>
+                <w:bCs/>
+                <w:sz w:val="20"/>
+                <w:szCs w:val="20"/>
+              </w:rPr>
+              <w:t xml:space="preserve">Status</w:t>
+            </w:r>
+          </w:p>
+        </w:tc>
+      </w:tr>
+      <w:tr>
+        <w:trPr>
+          <w:tblHeader w:val="off"/>
+        </w:trPr>
+        <w:tc>
+          <w:tcPr>
+            <w:tcW w:type="dxa" w:w="2683"/>
+            <w:tcBorders>
+              <w:top w:val="single" w:color="999999" w:sz="4"/>
+              <w:left w:val="single" w:color="999999" w:sz="4"/>
+              <w:bottom w:val="single" w:color="999999" w:sz="4"/>
+              <w:right w:val="single" w:color="999999" w:sz="4"/>
+            </w:tcBorders>
+            <w:tcMar>
+              <w:top w:type="dxa" w:w="60"/>
+              <w:left w:type="dxa" w:w="100"/>
+              <w:bottom w:type="dxa" w:w="60"/>
+              <w:right w:type="dxa" w:w="100"/>
+            </w:tcMar>
+          </w:tcPr>
+          <w:p>
+            <w:pPr>
+              <w:spacing w:line="276"/>
+            </w:pPr>
+            <w:r>
+              <w:rPr>
+                <w:rFonts w:ascii="Times New Roman" w:cs="Times New Roman" w:eastAsia="Times New Roman" w:hAnsi="Times New Roman"/>
+                <w:b w:val="false"/>
+                <w:bCs w:val="false"/>
+                <w:sz w:val="20"/>
+                <w:szCs w:val="20"/>
+              </w:rPr>
+              <w:t xml:space="preserve">0. Setup</w:t>
+            </w:r>
+          </w:p>
+        </w:tc>
+        <w:tc>
+          <w:tcPr>
+            <w:tcW w:type="dxa" w:w="2744"/>
+            <w:tcBorders>
+              <w:top w:val="single" w:color="999999" w:sz="4"/>
+              <w:left w:val="single" w:color="999999" w:sz="4"/>
+              <w:bottom w:val="single" w:color="999999" w:sz="4"/>
+              <w:right w:val="single" w:color="999999" w:sz="4"/>
+            </w:tcBorders>
+            <w:tcMar>
+              <w:top w:type="dxa" w:w="60"/>
+              <w:left w:type="dxa" w:w="100"/>
+              <w:bottom w:type="dxa" w:w="60"/>
+              <w:right w:type="dxa" w:w="100"/>
+            </w:tcMar>
+          </w:tcPr>
+          <w:p>
+            <w:pPr>
+              <w:spacing w:line="276"/>
+            </w:pPr>
+            <w:r>
+              <w:rPr>
+                <w:rFonts w:ascii="Times New Roman" w:cs="Times New Roman" w:eastAsia="Times New Roman" w:hAnsi="Times New Roman"/>
+                <w:b w:val="false"/>
+                <w:bCs w:val="false"/>
+                <w:sz w:val="20"/>
+                <w:szCs w:val="20"/>
+              </w:rPr>
+              <w:t xml:space="preserve">Development environment, private repository, Laravel project, start-up checks that stop the system running without its required secrets, code-quality tools</w:t>
+            </w:r>
+          </w:p>
+        </w:tc>
+        <w:tc>
+          <w:tcPr>
+            <w:tcW w:type="dxa" w:w="2744"/>
+            <w:tcBorders>
+              <w:top w:val="single" w:color="999999" w:sz="4"/>
+              <w:left w:val="single" w:color="999999" w:sz="4"/>
+              <w:bottom w:val="single" w:color="999999" w:sz="4"/>
+              <w:right w:val="single" w:color="999999" w:sz="4"/>
+            </w:tcBorders>
+            <w:tcMar>
+              <w:top w:type="dxa" w:w="60"/>
+              <w:left w:type="dxa" w:w="100"/>
+              <w:bottom w:type="dxa" w:w="60"/>
+              <w:right w:type="dxa" w:w="100"/>
+            </w:tcMar>
+          </w:tcPr>
+          <w:p>
+            <w:pPr>
+              <w:spacing w:line="276"/>
+            </w:pPr>
+            <w:r>
+              <w:rPr>
+                <w:rFonts w:ascii="Times New Roman" w:cs="Times New Roman" w:eastAsia="Times New Roman" w:hAnsi="Times New Roman"/>
+                <w:b w:val="false"/>
+                <w:bCs w:val="false"/>
+                <w:sz w:val="20"/>
+                <w:szCs w:val="20"/>
+              </w:rPr>
+              <w:t xml:space="preserve">32 tests; security review of the set-up</w:t>
+            </w:r>
+          </w:p>
+        </w:tc>
+        <w:tc>
+          <w:tcPr>
+            <w:tcW w:type="dxa" w:w="855"/>
+            <w:tcBorders>
+              <w:top w:val="single" w:color="999999" w:sz="4"/>
+              <w:left w:val="single" w:color="999999" w:sz="4"/>
+              <w:bottom w:val="single" w:color="999999" w:sz="4"/>
+              <w:right w:val="single" w:color="999999" w:sz="4"/>
+            </w:tcBorders>
+            <w:tcMar>
+              <w:top w:type="dxa" w:w="60"/>
+              <w:left w:type="dxa" w:w="100"/>
+              <w:bottom w:type="dxa" w:w="60"/>
+              <w:right w:type="dxa" w:w="100"/>
+            </w:tcMar>
+          </w:tcPr>
+          <w:p>
+            <w:pPr>
+              <w:spacing w:line="276"/>
+            </w:pPr>
+            <w:r>
+              <w:rPr>
+                <w:rFonts w:ascii="Times New Roman" w:cs="Times New Roman" w:eastAsia="Times New Roman" w:hAnsi="Times New Roman"/>
+                <w:b w:val="false"/>
+                <w:bCs w:val="false"/>
+                <w:sz w:val="20"/>
+                <w:szCs w:val="20"/>
+              </w:rPr>
+              <w:t xml:space="preserve">Done</w:t>
+            </w:r>
+          </w:p>
+        </w:tc>
+      </w:tr>
+      <w:tr>
+        <w:trPr>
+          <w:tblHeader w:val="off"/>
+        </w:trPr>
+        <w:tc>
+          <w:tcPr>
+            <w:tcW w:type="dxa" w:w="2683"/>
+            <w:tcBorders>
+              <w:top w:val="single" w:color="999999" w:sz="4"/>
+              <w:left w:val="single" w:color="999999" w:sz="4"/>
+              <w:bottom w:val="single" w:color="999999" w:sz="4"/>
+              <w:right w:val="single" w:color="999999" w:sz="4"/>
+            </w:tcBorders>
+            <w:tcMar>
+              <w:top w:type="dxa" w:w="60"/>
+              <w:left w:type="dxa" w:w="100"/>
+              <w:bottom w:type="dxa" w:w="60"/>
+              <w:right w:type="dxa" w:w="100"/>
+            </w:tcMar>
+          </w:tcPr>
+          <w:p>
+            <w:pPr>
+              <w:spacing w:line="276"/>
+            </w:pPr>
+            <w:r>
+              <w:rPr>
+                <w:rFonts w:ascii="Times New Roman" w:cs="Times New Roman" w:eastAsia="Times New Roman" w:hAnsi="Times New Roman"/>
+                <w:b w:val="false"/>
+                <w:bCs w:val="false"/>
+                <w:sz w:val="20"/>
+                <w:szCs w:val="20"/>
+              </w:rPr>
+              <w:t xml:space="preserve">2. Design (database)</w:t>
+            </w:r>
+          </w:p>
+        </w:tc>
+        <w:tc>
+          <w:tcPr>
+            <w:tcW w:type="dxa" w:w="2744"/>
+            <w:tcBorders>
+              <w:top w:val="single" w:color="999999" w:sz="4"/>
+              <w:left w:val="single" w:color="999999" w:sz="4"/>
+              <w:bottom w:val="single" w:color="999999" w:sz="4"/>
+              <w:right w:val="single" w:color="999999" w:sz="4"/>
+            </w:tcBorders>
+            <w:tcMar>
+              <w:top w:type="dxa" w:w="60"/>
+              <w:left w:type="dxa" w:w="100"/>
+              <w:bottom w:type="dxa" w:w="60"/>
+              <w:right w:type="dxa" w:w="100"/>
+            </w:tcMar>
+          </w:tcPr>
+          <w:p>
+            <w:pPr>
+              <w:spacing w:line="276"/>
+            </w:pPr>
+            <w:r>
+              <w:rPr>
+                <w:rFonts w:ascii="Times New Roman" w:cs="Times New Roman" w:eastAsia="Times New Roman" w:hAnsi="Times New Roman"/>
+                <w:b w:val="false"/>
+                <w:bCs w:val="false"/>
+                <w:sz w:val="20"/>
+                <w:szCs w:val="20"/>
+              </w:rPr>
+              <w:t xml:space="preserve">Nine tables with integrity rules enforced by the database itself (a ward must belong to its sub-county, only valid status values, an audit log that cannot be edited); reference data for 17 sub-counties and 85 wards; design diagrams</w:t>
+            </w:r>
+          </w:p>
+        </w:tc>
+        <w:tc>
+          <w:tcPr>
+            <w:tcW w:type="dxa" w:w="2744"/>
+            <w:tcBorders>
+              <w:top w:val="single" w:color="999999" w:sz="4"/>
+              <w:left w:val="single" w:color="999999" w:sz="4"/>
+              <w:bottom w:val="single" w:color="999999" w:sz="4"/>
+              <w:right w:val="single" w:color="999999" w:sz="4"/>
+            </w:tcBorders>
+            <w:tcMar>
+              <w:top w:type="dxa" w:w="60"/>
+              <w:left w:type="dxa" w:w="100"/>
+              <w:bottom w:type="dxa" w:w="60"/>
+              <w:right w:type="dxa" w:w="100"/>
+            </w:tcMar>
+          </w:tcPr>
+          <w:p>
+            <w:pPr>
+              <w:spacing w:line="276"/>
+            </w:pPr>
+            <w:r>
+              <w:rPr>
+                <w:rFonts w:ascii="Times New Roman" w:cs="Times New Roman" w:eastAsia="Times New Roman" w:hAnsi="Times New Roman"/>
+                <w:b w:val="false"/>
+                <w:bCs w:val="false"/>
+                <w:sz w:val="20"/>
+                <w:szCs w:val="20"/>
+              </w:rPr>
+              <w:t xml:space="preserve">45 tests; migrations rolled back and re-applied cleanly</w:t>
+            </w:r>
+          </w:p>
+        </w:tc>
+        <w:tc>
+          <w:tcPr>
+            <w:tcW w:type="dxa" w:w="855"/>
+            <w:tcBorders>
+              <w:top w:val="single" w:color="999999" w:sz="4"/>
+              <w:left w:val="single" w:color="999999" w:sz="4"/>
+              <w:bottom w:val="single" w:color="999999" w:sz="4"/>
+              <w:right w:val="single" w:color="999999" w:sz="4"/>
+            </w:tcBorders>
+            <w:tcMar>
+              <w:top w:type="dxa" w:w="60"/>
+              <w:left w:type="dxa" w:w="100"/>
+              <w:bottom w:type="dxa" w:w="60"/>
+              <w:right w:type="dxa" w:w="100"/>
+            </w:tcMar>
+          </w:tcPr>
+          <w:p>
+            <w:pPr>
+              <w:spacing w:line="276"/>
+            </w:pPr>
+            <w:r>
+              <w:rPr>
+                <w:rFonts w:ascii="Times New Roman" w:cs="Times New Roman" w:eastAsia="Times New Roman" w:hAnsi="Times New Roman"/>
+                <w:b w:val="false"/>
+                <w:bCs w:val="false"/>
+                <w:sz w:val="20"/>
+                <w:szCs w:val="20"/>
+              </w:rPr>
+              <w:t xml:space="preserve">Done</w:t>
+            </w:r>
+          </w:p>
+        </w:tc>
+      </w:tr>
+      <w:tr>
+        <w:trPr>
+          <w:tblHeader w:val="off"/>
+        </w:trPr>
+        <w:tc>
+          <w:tcPr>
+            <w:tcW w:type="dxa" w:w="2683"/>
+            <w:tcBorders>
+              <w:top w:val="single" w:color="999999" w:sz="4"/>
+              <w:left w:val="single" w:color="999999" w:sz="4"/>
+              <w:bottom w:val="single" w:color="999999" w:sz="4"/>
+              <w:right w:val="single" w:color="999999" w:sz="4"/>
+            </w:tcBorders>
+            <w:tcMar>
+              <w:top w:type="dxa" w:w="60"/>
+              <w:left w:type="dxa" w:w="100"/>
+              <w:bottom w:type="dxa" w:w="60"/>
+              <w:right w:type="dxa" w:w="100"/>
+            </w:tcMar>
+          </w:tcPr>
+          <w:p>
+            <w:pPr>
+              <w:spacing w:line="276"/>
+            </w:pPr>
+            <w:r>
+              <w:rPr>
+                <w:rFonts w:ascii="Times New Roman" w:cs="Times New Roman" w:eastAsia="Times New Roman" w:hAnsi="Times New Roman"/>
+                <w:b w:val="false"/>
+                <w:bCs w:val="false"/>
+                <w:sz w:val="20"/>
+                <w:szCs w:val="20"/>
+              </w:rPr>
+              <w:t xml:space="preserve">3. Prototype 1: core system</w:t>
+            </w:r>
+          </w:p>
+        </w:tc>
+        <w:tc>
+          <w:tcPr>
+            <w:tcW w:type="dxa" w:w="2744"/>
+            <w:tcBorders>
+              <w:top w:val="single" w:color="999999" w:sz="4"/>
+              <w:left w:val="single" w:color="999999" w:sz="4"/>
+              <w:bottom w:val="single" w:color="999999" w:sz="4"/>
+              <w:right w:val="single" w:color="999999" w:sz="4"/>
+            </w:tcBorders>
+            <w:tcMar>
+              <w:top w:type="dxa" w:w="60"/>
+              <w:left w:type="dxa" w:w="100"/>
+              <w:bottom w:type="dxa" w:w="60"/>
+              <w:right w:type="dxa" w:w="100"/>
+            </w:tcMar>
+          </w:tcPr>
+          <w:p>
+            <w:pPr>
+              <w:spacing w:line="276"/>
+            </w:pPr>
+            <w:r>
+              <w:rPr>
+                <w:rFonts w:ascii="Times New Roman" w:cs="Times New Roman" w:eastAsia="Times New Roman" w:hAnsi="Times New Roman"/>
+                <w:b w:val="false"/>
+                <w:bCs w:val="false"/>
+                <w:sz w:val="20"/>
+                <w:szCs w:val="20"/>
+              </w:rPr>
+              <w:t xml:space="preserve">Sign-in with lockout after five wrong passwords, forced password change at first login, three roles (Administrator, Reporting Officer limited to own station, Analyst), incident form, list with filters, detail page and status workflow, user and reference-data administration, audit log, responsive interface with light and dark themes</w:t>
+            </w:r>
+          </w:p>
+        </w:tc>
+        <w:tc>
+          <w:tcPr>
+            <w:tcW w:type="dxa" w:w="2744"/>
+            <w:tcBorders>
+              <w:top w:val="single" w:color="999999" w:sz="4"/>
+              <w:left w:val="single" w:color="999999" w:sz="4"/>
+              <w:bottom w:val="single" w:color="999999" w:sz="4"/>
+              <w:right w:val="single" w:color="999999" w:sz="4"/>
+            </w:tcBorders>
+            <w:tcMar>
+              <w:top w:type="dxa" w:w="60"/>
+              <w:left w:type="dxa" w:w="100"/>
+              <w:bottom w:type="dxa" w:w="60"/>
+              <w:right w:type="dxa" w:w="100"/>
+            </w:tcMar>
+          </w:tcPr>
+          <w:p>
+            <w:pPr>
+              <w:spacing w:line="276"/>
+            </w:pPr>
+            <w:r>
+              <w:rPr>
+                <w:rFonts w:ascii="Times New Roman" w:cs="Times New Roman" w:eastAsia="Times New Roman" w:hAnsi="Times New Roman"/>
+                <w:b w:val="false"/>
+                <w:bCs w:val="false"/>
+                <w:sz w:val="20"/>
+                <w:szCs w:val="20"/>
+              </w:rPr>
+              <w:t xml:space="preserve">198 tests, including every page tried as a guest, an administrator, an officer and an analyst</w:t>
+            </w:r>
+          </w:p>
+        </w:tc>
+        <w:tc>
+          <w:tcPr>
+            <w:tcW w:type="dxa" w:w="855"/>
+            <w:tcBorders>
+              <w:top w:val="single" w:color="999999" w:sz="4"/>
+              <w:left w:val="single" w:color="999999" w:sz="4"/>
+              <w:bottom w:val="single" w:color="999999" w:sz="4"/>
+              <w:right w:val="single" w:color="999999" w:sz="4"/>
+            </w:tcBorders>
+            <w:tcMar>
+              <w:top w:type="dxa" w:w="60"/>
+              <w:left w:type="dxa" w:w="100"/>
+              <w:bottom w:type="dxa" w:w="60"/>
+              <w:right w:type="dxa" w:w="100"/>
+            </w:tcMar>
+          </w:tcPr>
+          <w:p>
+            <w:pPr>
+              <w:spacing w:line="276"/>
+            </w:pPr>
+            <w:r>
+              <w:rPr>
+                <w:rFonts w:ascii="Times New Roman" w:cs="Times New Roman" w:eastAsia="Times New Roman" w:hAnsi="Times New Roman"/>
+                <w:b w:val="false"/>
+                <w:bCs w:val="false"/>
+                <w:sz w:val="20"/>
+                <w:szCs w:val="20"/>
+              </w:rPr>
+              <w:t xml:space="preserve">Done</w:t>
+            </w:r>
+          </w:p>
+        </w:tc>
+      </w:tr>
+      <w:tr>
+        <w:trPr>
+          <w:tblHeader w:val="off"/>
+        </w:trPr>
+        <w:tc>
+          <w:tcPr>
+            <w:tcW w:type="dxa" w:w="2683"/>
+            <w:tcBorders>
+              <w:top w:val="single" w:color="999999" w:sz="4"/>
+              <w:left w:val="single" w:color="999999" w:sz="4"/>
+              <w:bottom w:val="single" w:color="999999" w:sz="4"/>
+              <w:right w:val="single" w:color="999999" w:sz="4"/>
+            </w:tcBorders>
+            <w:tcMar>
+              <w:top w:type="dxa" w:w="60"/>
+              <w:left w:type="dxa" w:w="100"/>
+              <w:bottom w:type="dxa" w:w="60"/>
+              <w:right w:type="dxa" w:w="100"/>
+            </w:tcMar>
+          </w:tcPr>
+          <w:p>
+            <w:pPr>
+              <w:spacing w:line="276"/>
+            </w:pPr>
+            <w:r>
+              <w:rPr>
+                <w:rFonts w:ascii="Times New Roman" w:cs="Times New Roman" w:eastAsia="Times New Roman" w:hAnsi="Times New Roman"/>
+                <w:b w:val="false"/>
+                <w:bCs w:val="false"/>
+                <w:sz w:val="20"/>
+                <w:szCs w:val="20"/>
+              </w:rPr>
+              <w:t xml:space="preserve">4. Prototype 2: data quality</w:t>
+            </w:r>
+          </w:p>
+        </w:tc>
+        <w:tc>
+          <w:tcPr>
+            <w:tcW w:type="dxa" w:w="2744"/>
+            <w:tcBorders>
+              <w:top w:val="single" w:color="999999" w:sz="4"/>
+              <w:left w:val="single" w:color="999999" w:sz="4"/>
+              <w:bottom w:val="single" w:color="999999" w:sz="4"/>
+              <w:right w:val="single" w:color="999999" w:sz="4"/>
+            </w:tcBorders>
+            <w:tcMar>
+              <w:top w:type="dxa" w:w="60"/>
+              <w:left w:type="dxa" w:w="100"/>
+              <w:bottom w:type="dxa" w:w="60"/>
+              <w:right w:type="dxa" w:w="100"/>
+            </w:tcMar>
+          </w:tcPr>
+          <w:p>
+            <w:pPr>
+              <w:spacing w:line="276"/>
+            </w:pPr>
+            <w:r>
+              <w:rPr>
+                <w:rFonts w:ascii="Times New Roman" w:cs="Times New Roman" w:eastAsia="Times New Roman" w:hAnsi="Times New Roman"/>
+                <w:b w:val="false"/>
+                <w:bCs w:val="false"/>
+                <w:sz w:val="20"/>
+                <w:szCs w:val="20"/>
+              </w:rPr>
+              <w:t xml:space="preserve">Validation rules V1 to V8, a check that refuses phone and ID numbers in free text, duplicate detection with a review screen, CSV import with a check-first step, data-quality summary, sample-data generator that plants known errors, duplicates and hotspots</w:t>
+            </w:r>
+          </w:p>
+        </w:tc>
+        <w:tc>
+          <w:tcPr>
+            <w:tcW w:type="dxa" w:w="2744"/>
+            <w:tcBorders>
+              <w:top w:val="single" w:color="999999" w:sz="4"/>
+              <w:left w:val="single" w:color="999999" w:sz="4"/>
+              <w:bottom w:val="single" w:color="999999" w:sz="4"/>
+              <w:right w:val="single" w:color="999999" w:sz="4"/>
+            </w:tcBorders>
+            <w:tcMar>
+              <w:top w:type="dxa" w:w="60"/>
+              <w:left w:type="dxa" w:w="100"/>
+              <w:bottom w:type="dxa" w:w="60"/>
+              <w:right w:type="dxa" w:w="100"/>
+            </w:tcMar>
+          </w:tcPr>
+          <w:p>
+            <w:pPr>
+              <w:spacing w:line="276"/>
+            </w:pPr>
+            <w:r>
+              <w:rPr>
+                <w:rFonts w:ascii="Times New Roman" w:cs="Times New Roman" w:eastAsia="Times New Roman" w:hAnsi="Times New Roman"/>
+                <w:b w:val="false"/>
+                <w:bCs w:val="false"/>
+                <w:sz w:val="20"/>
+                <w:szCs w:val="20"/>
+              </w:rPr>
+              <w:t xml:space="preserve">252 tests; accuracy measured against the planted errors</w:t>
+            </w:r>
+          </w:p>
+        </w:tc>
+        <w:tc>
+          <w:tcPr>
+            <w:tcW w:type="dxa" w:w="855"/>
+            <w:tcBorders>
+              <w:top w:val="single" w:color="999999" w:sz="4"/>
+              <w:left w:val="single" w:color="999999" w:sz="4"/>
+              <w:bottom w:val="single" w:color="999999" w:sz="4"/>
+              <w:right w:val="single" w:color="999999" w:sz="4"/>
+            </w:tcBorders>
+            <w:tcMar>
+              <w:top w:type="dxa" w:w="60"/>
+              <w:left w:type="dxa" w:w="100"/>
+              <w:bottom w:type="dxa" w:w="60"/>
+              <w:right w:type="dxa" w:w="100"/>
+            </w:tcMar>
+          </w:tcPr>
+          <w:p>
+            <w:pPr>
+              <w:spacing w:line="276"/>
+            </w:pPr>
+            <w:r>
+              <w:rPr>
+                <w:rFonts w:ascii="Times New Roman" w:cs="Times New Roman" w:eastAsia="Times New Roman" w:hAnsi="Times New Roman"/>
+                <w:b w:val="false"/>
+                <w:bCs w:val="false"/>
+                <w:sz w:val="20"/>
+                <w:szCs w:val="20"/>
+              </w:rPr>
+              <w:t xml:space="preserve">Done</w:t>
+            </w:r>
+          </w:p>
+        </w:tc>
+      </w:tr>
+      <w:tr>
+        <w:trPr>
+          <w:tblHeader w:val="off"/>
+        </w:trPr>
+        <w:tc>
+          <w:tcPr>
+            <w:tcW w:type="dxa" w:w="2683"/>
+            <w:tcBorders>
+              <w:top w:val="single" w:color="999999" w:sz="4"/>
+              <w:left w:val="single" w:color="999999" w:sz="4"/>
+              <w:bottom w:val="single" w:color="999999" w:sz="4"/>
+              <w:right w:val="single" w:color="999999" w:sz="4"/>
+            </w:tcBorders>
+            <w:tcMar>
+              <w:top w:type="dxa" w:w="60"/>
+              <w:left w:type="dxa" w:w="100"/>
+              <w:bottom w:type="dxa" w:w="60"/>
+              <w:right w:type="dxa" w:w="100"/>
+            </w:tcMar>
+          </w:tcPr>
+          <w:p>
+            <w:pPr>
+              <w:spacing w:line="276"/>
+            </w:pPr>
+            <w:r>
+              <w:rPr>
+                <w:rFonts w:ascii="Times New Roman" w:cs="Times New Roman" w:eastAsia="Times New Roman" w:hAnsi="Times New Roman"/>
+                <w:b w:val="false"/>
+                <w:bCs w:val="false"/>
+                <w:sz w:val="20"/>
+                <w:szCs w:val="20"/>
+              </w:rPr>
+              <w:t xml:space="preserve">5. Prototype 3: analytics and reports</w:t>
+            </w:r>
+          </w:p>
+        </w:tc>
+        <w:tc>
+          <w:tcPr>
+            <w:tcW w:type="dxa" w:w="2744"/>
+            <w:tcBorders>
+              <w:top w:val="single" w:color="999999" w:sz="4"/>
+              <w:left w:val="single" w:color="999999" w:sz="4"/>
+              <w:bottom w:val="single" w:color="999999" w:sz="4"/>
+              <w:right w:val="single" w:color="999999" w:sz="4"/>
+            </w:tcBorders>
+            <w:tcMar>
+              <w:top w:type="dxa" w:w="60"/>
+              <w:left w:type="dxa" w:w="100"/>
+              <w:bottom w:type="dxa" w:w="60"/>
+              <w:right w:type="dxa" w:w="100"/>
+            </w:tcMar>
+          </w:tcPr>
+          <w:p>
+            <w:pPr>
+              <w:spacing w:line="276"/>
+            </w:pPr>
+            <w:r>
+              <w:rPr>
+                <w:rFonts w:ascii="Times New Roman" w:cs="Times New Roman" w:eastAsia="Times New Roman" w:hAnsi="Times New Roman"/>
+                <w:b w:val="false"/>
+                <w:bCs w:val="false"/>
+                <w:sz w:val="20"/>
+                <w:szCs w:val="20"/>
+              </w:rPr>
+              <w:t xml:space="preserve">Analytics A1 to A10 computed in the database, dashboard with charts and matching tables, statistical hotspot table, sub-county by month grid, CSV and PDF exports</w:t>
+            </w:r>
+          </w:p>
+        </w:tc>
+        <w:tc>
+          <w:tcPr>
+            <w:tcW w:type="dxa" w:w="2744"/>
+            <w:tcBorders>
+              <w:top w:val="single" w:color="999999" w:sz="4"/>
+              <w:left w:val="single" w:color="999999" w:sz="4"/>
+              <w:bottom w:val="single" w:color="999999" w:sz="4"/>
+              <w:right w:val="single" w:color="999999" w:sz="4"/>
+            </w:tcBorders>
+            <w:tcMar>
+              <w:top w:type="dxa" w:w="60"/>
+              <w:left w:type="dxa" w:w="100"/>
+              <w:bottom w:type="dxa" w:w="60"/>
+              <w:right w:type="dxa" w:w="100"/>
+            </w:tcMar>
+          </w:tcPr>
+          <w:p>
+            <w:pPr>
+              <w:spacing w:line="276"/>
+            </w:pPr>
+            <w:r>
+              <w:rPr>
+                <w:rFonts w:ascii="Times New Roman" w:cs="Times New Roman" w:eastAsia="Times New Roman" w:hAnsi="Times New Roman"/>
+                <w:b w:val="false"/>
+                <w:bCs w:val="false"/>
+                <w:sz w:val="20"/>
+                <w:szCs w:val="20"/>
+              </w:rPr>
+              <w:t xml:space="preserve">272 tests; results compared with an independent calculation</w:t>
+            </w:r>
+          </w:p>
+        </w:tc>
+        <w:tc>
+          <w:tcPr>
+            <w:tcW w:type="dxa" w:w="855"/>
+            <w:tcBorders>
+              <w:top w:val="single" w:color="999999" w:sz="4"/>
+              <w:left w:val="single" w:color="999999" w:sz="4"/>
+              <w:bottom w:val="single" w:color="999999" w:sz="4"/>
+              <w:right w:val="single" w:color="999999" w:sz="4"/>
+            </w:tcBorders>
+            <w:tcMar>
+              <w:top w:type="dxa" w:w="60"/>
+              <w:left w:type="dxa" w:w="100"/>
+              <w:bottom w:type="dxa" w:w="60"/>
+              <w:right w:type="dxa" w:w="100"/>
+            </w:tcMar>
+          </w:tcPr>
+          <w:p>
+            <w:pPr>
+              <w:spacing w:line="276"/>
+            </w:pPr>
+            <w:r>
+              <w:rPr>
+                <w:rFonts w:ascii="Times New Roman" w:cs="Times New Roman" w:eastAsia="Times New Roman" w:hAnsi="Times New Roman"/>
+                <w:b w:val="false"/>
+                <w:bCs w:val="false"/>
+                <w:sz w:val="20"/>
+                <w:szCs w:val="20"/>
+              </w:rPr>
+              <w:t xml:space="preserve">Done</w:t>
+            </w:r>
+          </w:p>
+        </w:tc>
+      </w:tr>
+      <w:tr>
+        <w:trPr>
+          <w:tblHeader w:val="off"/>
+        </w:trPr>
+        <w:tc>
+          <w:tcPr>
+            <w:tcW w:type="dxa" w:w="2683"/>
+            <w:tcBorders>
+              <w:top w:val="single" w:color="999999" w:sz="4"/>
+              <w:left w:val="single" w:color="999999" w:sz="4"/>
+              <w:bottom w:val="single" w:color="999999" w:sz="4"/>
+              <w:right w:val="single" w:color="999999" w:sz="4"/>
+            </w:tcBorders>
+            <w:tcMar>
+              <w:top w:type="dxa" w:w="60"/>
+              <w:left w:type="dxa" w:w="100"/>
+              <w:bottom w:type="dxa" w:w="60"/>
+              <w:right w:type="dxa" w:w="100"/>
+            </w:tcMar>
+          </w:tcPr>
+          <w:p>
+            <w:pPr>
+              <w:spacing w:line="276"/>
+            </w:pPr>
+            <w:r>
+              <w:rPr>
+                <w:rFonts w:ascii="Times New Roman" w:cs="Times New Roman" w:eastAsia="Times New Roman" w:hAnsi="Times New Roman"/>
+                <w:b w:val="false"/>
+                <w:bCs w:val="false"/>
+                <w:sz w:val="20"/>
+                <w:szCs w:val="20"/>
+              </w:rPr>
+              <w:t xml:space="preserve">6. Hardening and evaluation (automated part)</w:t>
+            </w:r>
+          </w:p>
+        </w:tc>
+        <w:tc>
+          <w:tcPr>
+            <w:tcW w:type="dxa" w:w="2744"/>
+            <w:tcBorders>
+              <w:top w:val="single" w:color="999999" w:sz="4"/>
+              <w:left w:val="single" w:color="999999" w:sz="4"/>
+              <w:bottom w:val="single" w:color="999999" w:sz="4"/>
+              <w:right w:val="single" w:color="999999" w:sz="4"/>
+            </w:tcBorders>
+            <w:tcMar>
+              <w:top w:type="dxa" w:w="60"/>
+              <w:left w:type="dxa" w:w="100"/>
+              <w:bottom w:type="dxa" w:w="60"/>
+              <w:right w:type="dxa" w:w="100"/>
+            </w:tcMar>
+          </w:tcPr>
+          <w:p>
+            <w:pPr>
+              <w:spacing w:line="276"/>
+            </w:pPr>
+            <w:r>
+              <w:rPr>
+                <w:rFonts w:ascii="Times New Roman" w:cs="Times New Roman" w:eastAsia="Times New Roman" w:hAnsi="Times New Roman"/>
+                <w:b w:val="false"/>
+                <w:bCs w:val="false"/>
+                <w:sz w:val="20"/>
+                <w:szCs w:val="20"/>
+              </w:rPr>
+              <w:t xml:space="preserve">Security fixes from an independent review, a database index that made the dashboard five times faster, browser tests of the eight usability tasks on laptop and phone screens, evaluation at 1,000, 20,000 and 100,000 records, usability session kit</w:t>
+            </w:r>
+          </w:p>
+        </w:tc>
+        <w:tc>
+          <w:tcPr>
+            <w:tcW w:type="dxa" w:w="2744"/>
+            <w:tcBorders>
+              <w:top w:val="single" w:color="999999" w:sz="4"/>
+              <w:left w:val="single" w:color="999999" w:sz="4"/>
+              <w:bottom w:val="single" w:color="999999" w:sz="4"/>
+              <w:right w:val="single" w:color="999999" w:sz="4"/>
+            </w:tcBorders>
+            <w:tcMar>
+              <w:top w:type="dxa" w:w="60"/>
+              <w:left w:type="dxa" w:w="100"/>
+              <w:bottom w:type="dxa" w:w="60"/>
+              <w:right w:type="dxa" w:w="100"/>
+            </w:tcMar>
+          </w:tcPr>
+          <w:p>
+            <w:pPr>
+              <w:spacing w:line="276"/>
+            </w:pPr>
+            <w:r>
+              <w:rPr>
+                <w:rFonts w:ascii="Times New Roman" w:cs="Times New Roman" w:eastAsia="Times New Roman" w:hAnsi="Times New Roman"/>
+                <w:b w:val="false"/>
+                <w:bCs w:val="false"/>
+                <w:sz w:val="20"/>
+                <w:szCs w:val="20"/>
+              </w:rPr>
+              <w:t xml:space="preserve">284 tests and 16 browser tests</w:t>
+            </w:r>
+          </w:p>
+        </w:tc>
+        <w:tc>
+          <w:tcPr>
+            <w:tcW w:type="dxa" w:w="855"/>
+            <w:tcBorders>
+              <w:top w:val="single" w:color="999999" w:sz="4"/>
+              <w:left w:val="single" w:color="999999" w:sz="4"/>
+              <w:bottom w:val="single" w:color="999999" w:sz="4"/>
+              <w:right w:val="single" w:color="999999" w:sz="4"/>
+            </w:tcBorders>
+            <w:tcMar>
+              <w:top w:type="dxa" w:w="60"/>
+              <w:left w:type="dxa" w:w="100"/>
+              <w:bottom w:type="dxa" w:w="60"/>
+              <w:right w:type="dxa" w:w="100"/>
+            </w:tcMar>
+          </w:tcPr>
+          <w:p>
+            <w:pPr>
+              <w:spacing w:line="276"/>
+            </w:pPr>
+            <w:r>
+              <w:rPr>
+                <w:rFonts w:ascii="Times New Roman" w:cs="Times New Roman" w:eastAsia="Times New Roman" w:hAnsi="Times New Roman"/>
+                <w:b w:val="false"/>
+                <w:bCs w:val="false"/>
+                <w:sz w:val="20"/>
+                <w:szCs w:val="20"/>
+              </w:rPr>
+              <w:t xml:space="preserve">Done</w:t>
+            </w:r>
+          </w:p>
+        </w:tc>
+      </w:tr>
+    </w:tbl>
+    <w:p>
+      <w:pPr>
+        <w:spacing w:after="120"/>
+      </w:pPr>
+    </w:p>
+    <w:p>
+      <w:pPr>
+        <w:pStyle w:val="Heading1"/>
+        <w:keepNext/>
+        <w:spacing w:after="160" w:before="240"/>
+        <w:jc w:val="center"/>
+      </w:pPr>
+      <w:r>
+        <w:rPr>
+          <w:rFonts w:ascii="Times New Roman" w:cs="Times New Roman" w:eastAsia="Times New Roman" w:hAnsi="Times New Roman"/>
+          <w:b/>
+          <w:bCs/>
+          <w:color w:val="000000"/>
+          <w:sz w:val="28"/>
+          <w:szCs w:val="28"/>
+        </w:rPr>
+        <w:t xml:space="preserve">5. Key results</w:t>
+      </w:r>
+    </w:p>
+    <w:p>
+      <w:pPr>
         <w:spacing w:after="120" w:line="360"/>
         <w:jc w:val="both"/>
       </w:pPr>
       <w:r>
         <w:rPr>
           <w:rFonts w:ascii="Times New Roman" w:cs="Times New Roman" w:eastAsia="Times New Roman" w:hAnsi="Times New Roman"/>
+          <w:b w:val="false"/>
+          <w:bCs w:val="false"/>
           <w:sz w:val="24"/>
           <w:szCs w:val="24"/>
         </w:rPr>
@@ -2094,9 +2397,9 @@
         </w:tblBorders>
       </w:tblPr>
       <w:tblGrid>
-        <w:gridCol w:w="3400"/>
-        <w:gridCol w:w="3326"/>
-        <w:gridCol w:w="2300"/>
+        <w:gridCol w:w="3312"/>
+        <w:gridCol w:w="3726"/>
+        <w:gridCol w:w="1988"/>
       </w:tblGrid>
       <w:tr>
         <w:trPr>
@@ -2104,7 +2407,7 @@
         </w:trPr>
         <w:tc>
           <w:tcPr>
-            <w:tcW w:type="dxa" w:w="3400"/>
+            <w:tcW w:type="dxa" w:w="3312"/>
             <w:tcBorders>
               <w:top w:val="single" w:color="999999" w:sz="4"/>
               <w:left w:val="single" w:color="999999" w:sz="4"/>
@@ -2137,7 +2440,7 @@
         </w:tc>
         <w:tc>
           <w:tcPr>
-            <w:tcW w:type="dxa" w:w="3326"/>
+            <w:tcW w:type="dxa" w:w="3726"/>
             <w:tcBorders>
               <w:top w:val="single" w:color="999999" w:sz="4"/>
               <w:left w:val="single" w:color="999999" w:sz="4"/>
@@ -2170,7 +2473,7 @@
         </w:tc>
         <w:tc>
           <w:tcPr>
-            <w:tcW w:type="dxa" w:w="2300"/>
+            <w:tcW w:type="dxa" w:w="1988"/>
             <w:tcBorders>
               <w:top w:val="single" w:color="999999" w:sz="4"/>
               <w:left w:val="single" w:color="999999" w:sz="4"/>
@@ -2208,7 +2511,7 @@
         </w:trPr>
         <w:tc>
           <w:tcPr>
-            <w:tcW w:type="dxa" w:w="3400"/>
+            <w:tcW w:type="dxa" w:w="3312"/>
             <w:tcBorders>
               <w:top w:val="single" w:color="999999" w:sz="4"/>
               <w:left w:val="single" w:color="999999" w:sz="4"/>
@@ -2240,7 +2543,7 @@
         </w:tc>
         <w:tc>
           <w:tcPr>
-            <w:tcW w:type="dxa" w:w="3326"/>
+            <w:tcW w:type="dxa" w:w="3726"/>
             <w:tcBorders>
               <w:top w:val="single" w:color="999999" w:sz="4"/>
               <w:left w:val="single" w:color="999999" w:sz="4"/>
@@ -2272,7 +2575,7 @@
         </w:tc>
         <w:tc>
           <w:tcPr>
-            <w:tcW w:type="dxa" w:w="2300"/>
+            <w:tcW w:type="dxa" w:w="1988"/>
             <w:tcBorders>
               <w:top w:val="single" w:color="999999" w:sz="4"/>
               <w:left w:val="single" w:color="999999" w:sz="4"/>
@@ -2309,7 +2612,7 @@
         </w:trPr>
         <w:tc>
           <w:tcPr>
-            <w:tcW w:type="dxa" w:w="3400"/>
+            <w:tcW w:type="dxa" w:w="3312"/>
             <w:tcBorders>
               <w:top w:val="single" w:color="999999" w:sz="4"/>
               <w:left w:val="single" w:color="999999" w:sz="4"/>
@@ -2341,7 +2644,7 @@
         </w:tc>
         <w:tc>
           <w:tcPr>
-            <w:tcW w:type="dxa" w:w="3326"/>
+            <w:tcW w:type="dxa" w:w="3726"/>
             <w:tcBorders>
               <w:top w:val="single" w:color="999999" w:sz="4"/>
               <w:left w:val="single" w:color="999999" w:sz="4"/>
@@ -2373,7 +2676,7 @@
         </w:tc>
         <w:tc>
           <w:tcPr>
-            <w:tcW w:type="dxa" w:w="2300"/>
+            <w:tcW w:type="dxa" w:w="1988"/>
             <w:tcBorders>
               <w:top w:val="single" w:color="999999" w:sz="4"/>
               <w:left w:val="single" w:color="999999" w:sz="4"/>
@@ -2410,7 +2713,7 @@
         </w:trPr>
         <w:tc>
           <w:tcPr>
-            <w:tcW w:type="dxa" w:w="3400"/>
+            <w:tcW w:type="dxa" w:w="3312"/>
             <w:tcBorders>
               <w:top w:val="single" w:color="999999" w:sz="4"/>
               <w:left w:val="single" w:color="999999" w:sz="4"/>
@@ -2442,39 +2745,39 @@
         </w:tc>
         <w:tc>
           <w:tcPr>
-            <w:tcW w:type="dxa" w:w="3326"/>
-            <w:tcBorders>
-              <w:top w:val="single" w:color="999999" w:sz="4"/>
-              <w:left w:val="single" w:color="999999" w:sz="4"/>
-              <w:bottom w:val="single" w:color="999999" w:sz="4"/>
-              <w:right w:val="single" w:color="999999" w:sz="4"/>
-            </w:tcBorders>
-            <w:tcMar>
-              <w:top w:type="dxa" w:w="60"/>
-              <w:left w:type="dxa" w:w="100"/>
-              <w:bottom w:type="dxa" w:w="60"/>
-              <w:right w:type="dxa" w:w="100"/>
-            </w:tcMar>
-          </w:tcPr>
-          <w:p>
-            <w:pPr>
-              <w:spacing w:line="276"/>
-            </w:pPr>
-            <w:r>
-              <w:rPr>
-                <w:rFonts w:ascii="Times New Roman" w:cs="Times New Roman" w:eastAsia="Times New Roman" w:hAnsi="Times New Roman"/>
-                <w:b w:val="false"/>
-                <w:bCs w:val="false"/>
-                <w:sz w:val="20"/>
-                <w:szCs w:val="20"/>
-              </w:rPr>
-              <w:t xml:space="preserve">Every page tested for a guest, an administrator, an officer and an analyst; an officer cannot open another station's records</w:t>
-            </w:r>
-          </w:p>
-        </w:tc>
-        <w:tc>
-          <w:tcPr>
-            <w:tcW w:type="dxa" w:w="2300"/>
+            <w:tcW w:type="dxa" w:w="3726"/>
+            <w:tcBorders>
+              <w:top w:val="single" w:color="999999" w:sz="4"/>
+              <w:left w:val="single" w:color="999999" w:sz="4"/>
+              <w:bottom w:val="single" w:color="999999" w:sz="4"/>
+              <w:right w:val="single" w:color="999999" w:sz="4"/>
+            </w:tcBorders>
+            <w:tcMar>
+              <w:top w:type="dxa" w:w="60"/>
+              <w:left w:type="dxa" w:w="100"/>
+              <w:bottom w:type="dxa" w:w="60"/>
+              <w:right w:type="dxa" w:w="100"/>
+            </w:tcMar>
+          </w:tcPr>
+          <w:p>
+            <w:pPr>
+              <w:spacing w:line="276"/>
+            </w:pPr>
+            <w:r>
+              <w:rPr>
+                <w:rFonts w:ascii="Times New Roman" w:cs="Times New Roman" w:eastAsia="Times New Roman" w:hAnsi="Times New Roman"/>
+                <w:b w:val="false"/>
+                <w:bCs w:val="false"/>
+                <w:sz w:val="20"/>
+                <w:szCs w:val="20"/>
+              </w:rPr>
+              <w:t xml:space="preserve">Every page tested for four kinds of user; an officer cannot open another station's records</w:t>
+            </w:r>
+          </w:p>
+        </w:tc>
+        <w:tc>
+          <w:tcPr>
+            <w:tcW w:type="dxa" w:w="1988"/>
             <w:tcBorders>
               <w:top w:val="single" w:color="999999" w:sz="4"/>
               <w:left w:val="single" w:color="999999" w:sz="4"/>
@@ -2511,7 +2814,7 @@
         </w:trPr>
         <w:tc>
           <w:tcPr>
-            <w:tcW w:type="dxa" w:w="3400"/>
+            <w:tcW w:type="dxa" w:w="3312"/>
             <w:tcBorders>
               <w:top w:val="single" w:color="999999" w:sz="4"/>
               <w:left w:val="single" w:color="999999" w:sz="4"/>
@@ -2543,39 +2846,39 @@
         </w:tc>
         <w:tc>
           <w:tcPr>
-            <w:tcW w:type="dxa" w:w="3326"/>
-            <w:tcBorders>
-              <w:top w:val="single" w:color="999999" w:sz="4"/>
-              <w:left w:val="single" w:color="999999" w:sz="4"/>
-              <w:bottom w:val="single" w:color="999999" w:sz="4"/>
-              <w:right w:val="single" w:color="999999" w:sz="4"/>
-            </w:tcBorders>
-            <w:tcMar>
-              <w:top w:type="dxa" w:w="60"/>
-              <w:left w:type="dxa" w:w="100"/>
-              <w:bottom w:type="dxa" w:w="60"/>
-              <w:right w:type="dxa" w:w="100"/>
-            </w:tcMar>
-          </w:tcPr>
-          <w:p>
-            <w:pPr>
-              <w:spacing w:line="276"/>
-            </w:pPr>
-            <w:r>
-              <w:rPr>
-                <w:rFonts w:ascii="Times New Roman" w:cs="Times New Roman" w:eastAsia="Times New Roman" w:hAnsi="Times New Roman"/>
-                <w:b w:val="false"/>
-                <w:bCs w:val="false"/>
-                <w:sz w:val="20"/>
-                <w:szCs w:val="20"/>
-              </w:rPr>
-              <w:t xml:space="preserve">100 percent for every rule, at 1,000, 20,000 and 100,000 records; no valid record rejected</w:t>
-            </w:r>
-          </w:p>
-        </w:tc>
-        <w:tc>
-          <w:tcPr>
-            <w:tcW w:type="dxa" w:w="2300"/>
+            <w:tcW w:type="dxa" w:w="3726"/>
+            <w:tcBorders>
+              <w:top w:val="single" w:color="999999" w:sz="4"/>
+              <w:left w:val="single" w:color="999999" w:sz="4"/>
+              <w:bottom w:val="single" w:color="999999" w:sz="4"/>
+              <w:right w:val="single" w:color="999999" w:sz="4"/>
+            </w:tcBorders>
+            <w:tcMar>
+              <w:top w:type="dxa" w:w="60"/>
+              <w:left w:type="dxa" w:w="100"/>
+              <w:bottom w:type="dxa" w:w="60"/>
+              <w:right w:type="dxa" w:w="100"/>
+            </w:tcMar>
+          </w:tcPr>
+          <w:p>
+            <w:pPr>
+              <w:spacing w:line="276"/>
+            </w:pPr>
+            <w:r>
+              <w:rPr>
+                <w:rFonts w:ascii="Times New Roman" w:cs="Times New Roman" w:eastAsia="Times New Roman" w:hAnsi="Times New Roman"/>
+                <w:b w:val="false"/>
+                <w:bCs w:val="false"/>
+                <w:sz w:val="20"/>
+                <w:szCs w:val="20"/>
+              </w:rPr>
+              <w:t xml:space="preserve">100 percent for every rule at 1,000, 20,000 and 100,000 records; no valid record rejected</w:t>
+            </w:r>
+          </w:p>
+        </w:tc>
+        <w:tc>
+          <w:tcPr>
+            <w:tcW w:type="dxa" w:w="1988"/>
             <w:tcBorders>
               <w:top w:val="single" w:color="999999" w:sz="4"/>
               <w:left w:val="single" w:color="999999" w:sz="4"/>
@@ -2612,7 +2915,7 @@
         </w:trPr>
         <w:tc>
           <w:tcPr>
-            <w:tcW w:type="dxa" w:w="3400"/>
+            <w:tcW w:type="dxa" w:w="3312"/>
             <w:tcBorders>
               <w:top w:val="single" w:color="999999" w:sz="4"/>
               <w:left w:val="single" w:color="999999" w:sz="4"/>
@@ -2644,7 +2947,7 @@
         </w:tc>
         <w:tc>
           <w:tcPr>
-            <w:tcW w:type="dxa" w:w="3326"/>
+            <w:tcW w:type="dxa" w:w="3726"/>
             <w:tcBorders>
               <w:top w:val="single" w:color="999999" w:sz="4"/>
               <w:left w:val="single" w:color="999999" w:sz="4"/>
@@ -2676,7 +2979,7 @@
         </w:tc>
         <w:tc>
           <w:tcPr>
-            <w:tcW w:type="dxa" w:w="2300"/>
+            <w:tcW w:type="dxa" w:w="1988"/>
             <w:tcBorders>
               <w:top w:val="single" w:color="999999" w:sz="4"/>
               <w:left w:val="single" w:color="999999" w:sz="4"/>
@@ -2713,7 +3016,7 @@
         </w:trPr>
         <w:tc>
           <w:tcPr>
-            <w:tcW w:type="dxa" w:w="3400"/>
+            <w:tcW w:type="dxa" w:w="3312"/>
             <w:tcBorders>
               <w:top w:val="single" w:color="999999" w:sz="4"/>
               <w:left w:val="single" w:color="999999" w:sz="4"/>
@@ -2745,7 +3048,7 @@
         </w:tc>
         <w:tc>
           <w:tcPr>
-            <w:tcW w:type="dxa" w:w="3326"/>
+            <w:tcW w:type="dxa" w:w="3726"/>
             <w:tcBorders>
               <w:top w:val="single" w:color="999999" w:sz="4"/>
               <w:left w:val="single" w:color="999999" w:sz="4"/>
@@ -2777,7 +3080,7 @@
         </w:tc>
         <w:tc>
           <w:tcPr>
-            <w:tcW w:type="dxa" w:w="2300"/>
+            <w:tcW w:type="dxa" w:w="1988"/>
             <w:tcBorders>
               <w:top w:val="single" w:color="999999" w:sz="4"/>
               <w:left w:val="single" w:color="999999" w:sz="4"/>
@@ -2814,71 +3117,71 @@
         </w:trPr>
         <w:tc>
           <w:tcPr>
-            <w:tcW w:type="dxa" w:w="3400"/>
-            <w:tcBorders>
-              <w:top w:val="single" w:color="999999" w:sz="4"/>
-              <w:left w:val="single" w:color="999999" w:sz="4"/>
-              <w:bottom w:val="single" w:color="999999" w:sz="4"/>
-              <w:right w:val="single" w:color="999999" w:sz="4"/>
-            </w:tcBorders>
-            <w:tcMar>
-              <w:top w:type="dxa" w:w="60"/>
-              <w:left w:type="dxa" w:w="100"/>
-              <w:bottom w:type="dxa" w:w="60"/>
-              <w:right w:type="dxa" w:w="100"/>
-            </w:tcMar>
-          </w:tcPr>
-          <w:p>
-            <w:pPr>
-              <w:spacing w:line="276"/>
-            </w:pPr>
-            <w:r>
-              <w:rPr>
-                <w:rFonts w:ascii="Times New Roman" w:cs="Times New Roman" w:eastAsia="Times New Roman" w:hAnsi="Times New Roman"/>
-                <w:b w:val="false"/>
-                <w:bCs w:val="false"/>
-                <w:sz w:val="20"/>
-                <w:szCs w:val="20"/>
-              </w:rPr>
-              <w:t xml:space="preserve">Dashboard speed (100,000 records)</w:t>
-            </w:r>
-          </w:p>
-        </w:tc>
-        <w:tc>
-          <w:tcPr>
-            <w:tcW w:type="dxa" w:w="3326"/>
-            <w:tcBorders>
-              <w:top w:val="single" w:color="999999" w:sz="4"/>
-              <w:left w:val="single" w:color="999999" w:sz="4"/>
-              <w:bottom w:val="single" w:color="999999" w:sz="4"/>
-              <w:right w:val="single" w:color="999999" w:sz="4"/>
-            </w:tcBorders>
-            <w:tcMar>
-              <w:top w:type="dxa" w:w="60"/>
-              <w:left w:type="dxa" w:w="100"/>
-              <w:bottom w:type="dxa" w:w="60"/>
-              <w:right w:type="dxa" w:w="100"/>
-            </w:tcMar>
-          </w:tcPr>
-          <w:p>
-            <w:pPr>
-              <w:spacing w:line="276"/>
-            </w:pPr>
-            <w:r>
-              <w:rPr>
-                <w:rFonts w:ascii="Times New Roman" w:cs="Times New Roman" w:eastAsia="Times New Roman" w:hAnsi="Times New Roman"/>
-                <w:b w:val="false"/>
-                <w:bCs w:val="false"/>
-                <w:sz w:val="20"/>
-                <w:szCs w:val="20"/>
-              </w:rPr>
-              <w:t xml:space="preserve">95 percent of requests within 0.69 s (was 3.5 s before I added a database index)</w:t>
-            </w:r>
-          </w:p>
-        </w:tc>
-        <w:tc>
-          <w:tcPr>
-            <w:tcW w:type="dxa" w:w="2300"/>
+            <w:tcW w:type="dxa" w:w="3312"/>
+            <w:tcBorders>
+              <w:top w:val="single" w:color="999999" w:sz="4"/>
+              <w:left w:val="single" w:color="999999" w:sz="4"/>
+              <w:bottom w:val="single" w:color="999999" w:sz="4"/>
+              <w:right w:val="single" w:color="999999" w:sz="4"/>
+            </w:tcBorders>
+            <w:tcMar>
+              <w:top w:type="dxa" w:w="60"/>
+              <w:left w:type="dxa" w:w="100"/>
+              <w:bottom w:type="dxa" w:w="60"/>
+              <w:right w:type="dxa" w:w="100"/>
+            </w:tcMar>
+          </w:tcPr>
+          <w:p>
+            <w:pPr>
+              <w:spacing w:line="276"/>
+            </w:pPr>
+            <w:r>
+              <w:rPr>
+                <w:rFonts w:ascii="Times New Roman" w:cs="Times New Roman" w:eastAsia="Times New Roman" w:hAnsi="Times New Roman"/>
+                <w:b w:val="false"/>
+                <w:bCs w:val="false"/>
+                <w:sz w:val="20"/>
+                <w:szCs w:val="20"/>
+              </w:rPr>
+              <w:t xml:space="preserve">Dashboard speed at 100,000 records</w:t>
+            </w:r>
+          </w:p>
+        </w:tc>
+        <w:tc>
+          <w:tcPr>
+            <w:tcW w:type="dxa" w:w="3726"/>
+            <w:tcBorders>
+              <w:top w:val="single" w:color="999999" w:sz="4"/>
+              <w:left w:val="single" w:color="999999" w:sz="4"/>
+              <w:bottom w:val="single" w:color="999999" w:sz="4"/>
+              <w:right w:val="single" w:color="999999" w:sz="4"/>
+            </w:tcBorders>
+            <w:tcMar>
+              <w:top w:type="dxa" w:w="60"/>
+              <w:left w:type="dxa" w:w="100"/>
+              <w:bottom w:type="dxa" w:w="60"/>
+              <w:right w:type="dxa" w:w="100"/>
+            </w:tcMar>
+          </w:tcPr>
+          <w:p>
+            <w:pPr>
+              <w:spacing w:line="276"/>
+            </w:pPr>
+            <w:r>
+              <w:rPr>
+                <w:rFonts w:ascii="Times New Roman" w:cs="Times New Roman" w:eastAsia="Times New Roman" w:hAnsi="Times New Roman"/>
+                <w:b w:val="false"/>
+                <w:bCs w:val="false"/>
+                <w:sz w:val="20"/>
+                <w:szCs w:val="20"/>
+              </w:rPr>
+              <w:t xml:space="preserve">95 percent of requests within 0.69 s (3.5 s before I added a database index)</w:t>
+            </w:r>
+          </w:p>
+        </w:tc>
+        <w:tc>
+          <w:tcPr>
+            <w:tcW w:type="dxa" w:w="1988"/>
             <w:tcBorders>
               <w:top w:val="single" w:color="999999" w:sz="4"/>
               <w:left w:val="single" w:color="999999" w:sz="4"/>
@@ -2915,7 +3218,7 @@
         </w:trPr>
         <w:tc>
           <w:tcPr>
-            <w:tcW w:type="dxa" w:w="3400"/>
+            <w:tcW w:type="dxa" w:w="3312"/>
             <w:tcBorders>
               <w:top w:val="single" w:color="999999" w:sz="4"/>
               <w:left w:val="single" w:color="999999" w:sz="4"/>
@@ -2947,7 +3250,7 @@
         </w:tc>
         <w:tc>
           <w:tcPr>
-            <w:tcW w:type="dxa" w:w="3326"/>
+            <w:tcW w:type="dxa" w:w="3726"/>
             <w:tcBorders>
               <w:top w:val="single" w:color="999999" w:sz="4"/>
               <w:left w:val="single" w:color="999999" w:sz="4"/>
@@ -2979,7 +3282,7 @@
         </w:tc>
         <w:tc>
           <w:tcPr>
-            <w:tcW w:type="dxa" w:w="2300"/>
+            <w:tcW w:type="dxa" w:w="1988"/>
             <w:tcBorders>
               <w:top w:val="single" w:color="999999" w:sz="4"/>
               <w:left w:val="single" w:color="999999" w:sz="4"/>
@@ -3016,7 +3319,7 @@
         </w:trPr>
         <w:tc>
           <w:tcPr>
-            <w:tcW w:type="dxa" w:w="3400"/>
+            <w:tcW w:type="dxa" w:w="3312"/>
             <w:tcBorders>
               <w:top w:val="single" w:color="999999" w:sz="4"/>
               <w:left w:val="single" w:color="999999" w:sz="4"/>
@@ -3048,39 +3351,39 @@
         </w:tc>
         <w:tc>
           <w:tcPr>
-            <w:tcW w:type="dxa" w:w="3326"/>
-            <w:tcBorders>
-              <w:top w:val="single" w:color="999999" w:sz="4"/>
-              <w:left w:val="single" w:color="999999" w:sz="4"/>
-              <w:bottom w:val="single" w:color="999999" w:sz="4"/>
-              <w:right w:val="single" w:color="999999" w:sz="4"/>
-            </w:tcBorders>
-            <w:tcMar>
-              <w:top w:type="dxa" w:w="60"/>
-              <w:left w:type="dxa" w:w="100"/>
-              <w:bottom w:type="dxa" w:w="60"/>
-              <w:right w:type="dxa" w:w="100"/>
-            </w:tcMar>
-          </w:tcPr>
-          <w:p>
-            <w:pPr>
-              <w:spacing w:line="276"/>
-            </w:pPr>
-            <w:r>
-              <w:rPr>
-                <w:rFonts w:ascii="Times New Roman" w:cs="Times New Roman" w:eastAsia="Times New Roman" w:hAnsi="Times New Roman"/>
-                <w:b w:val="false"/>
-                <w:bCs w:val="false"/>
-                <w:sz w:val="20"/>
-                <w:szCs w:val="20"/>
-              </w:rPr>
-              <w:t xml:space="preserve">No critical or high issues; all issues found were fixed and retested</w:t>
-            </w:r>
-          </w:p>
-        </w:tc>
-        <w:tc>
-          <w:tcPr>
-            <w:tcW w:type="dxa" w:w="2300"/>
+            <w:tcW w:type="dxa" w:w="3726"/>
+            <w:tcBorders>
+              <w:top w:val="single" w:color="999999" w:sz="4"/>
+              <w:left w:val="single" w:color="999999" w:sz="4"/>
+              <w:bottom w:val="single" w:color="999999" w:sz="4"/>
+              <w:right w:val="single" w:color="999999" w:sz="4"/>
+            </w:tcBorders>
+            <w:tcMar>
+              <w:top w:type="dxa" w:w="60"/>
+              <w:left w:type="dxa" w:w="100"/>
+              <w:bottom w:type="dxa" w:w="60"/>
+              <w:right w:type="dxa" w:w="100"/>
+            </w:tcMar>
+          </w:tcPr>
+          <w:p>
+            <w:pPr>
+              <w:spacing w:line="276"/>
+            </w:pPr>
+            <w:r>
+              <w:rPr>
+                <w:rFonts w:ascii="Times New Roman" w:cs="Times New Roman" w:eastAsia="Times New Roman" w:hAnsi="Times New Roman"/>
+                <w:b w:val="false"/>
+                <w:bCs w:val="false"/>
+                <w:sz w:val="20"/>
+                <w:szCs w:val="20"/>
+              </w:rPr>
+              <w:t xml:space="preserve">No critical or high issues; every issue found was fixed and retested</w:t>
+            </w:r>
+          </w:p>
+        </w:tc>
+        <w:tc>
+          <w:tcPr>
+            <w:tcW w:type="dxa" w:w="1988"/>
             <w:tcBorders>
               <w:top w:val="single" w:color="999999" w:sz="4"/>
               <w:left w:val="single" w:color="999999" w:sz="4"/>
@@ -3112,6 +3415,11 @@
         </w:tc>
       </w:tr>
     </w:tbl>
+    <w:p>
+      <w:pPr>
+        <w:spacing w:after="120"/>
+      </w:pPr>
+    </w:p>
     <w:p>
       <w:pPr>
         <w:spacing w:after="120" w:line="360"/>
@@ -3120,10 +3428,12 @@
       <w:r>
         <w:rPr>
           <w:rFonts w:ascii="Times New Roman" w:cs="Times New Roman" w:eastAsia="Times New Roman" w:hAnsi="Times New Roman"/>
+          <w:b w:val="false"/>
+          <w:bCs w:val="false"/>
           <w:sz w:val="24"/>
           <w:szCs w:val="24"/>
         </w:rPr>
-        <w:t xml:space="preserve">One target was missed: duplicate precision drops to 0.775 at 100,000 records, because many different incidents of the same type in the same ward within two hours share similar landmark text in the sample data. I have kept the target unchanged and recorded two options (keep the rule and report the limitation, or also compare house or plot numbers); I would value your view on which to take.</w:t>
+        <w:t xml:space="preserve">One target was missed: duplicate precision drops to 0.775 at 100,000 records, because many different incidents of the same type in the same ward within two hours share similar landmark text in the sample data. I have kept the target unchanged and recorded two options: keep the rule and report the limitation, or also compare house or plot numbers.</w:t>
       </w:r>
     </w:p>
     <w:p>
@@ -3142,131 +3452,14 @@
           <w:sz w:val="28"/>
           <w:szCs w:val="28"/>
         </w:rPr>
-        <w:t xml:space="preserve">5. Changes from the proposal</w:t>
+        <w:t xml:space="preserve">6. What is yet to be done</w:t>
       </w:r>
     </w:p>
     <w:p>
       <w:pPr>
-        <w:pStyle w:val="ListParagraph"/>
-        <w:numPr>
-          <w:ilvl w:val="0"/>
-          <w:numId w:val="2"/>
-        </w:numPr>
-        <w:spacing w:after="60" w:line="360"/>
-        <w:jc w:val="both"/>
-      </w:pPr>
-      <w:r>
-        <w:rPr>
-          <w:rFonts w:ascii="Times New Roman" w:cs="Times New Roman" w:eastAsia="Times New Roman" w:hAnsi="Times New Roman"/>
-          <w:b/>
-          <w:bCs/>
-          <w:sz w:val="24"/>
-          <w:szCs w:val="24"/>
-        </w:rPr>
-        <w:t xml:space="preserve">GIS removed</w:t>
-      </w:r>
-      <w:r>
-        <w:rPr>
-          <w:rFonts w:ascii="Times New Roman" w:cs="Times New Roman" w:eastAsia="Times New Roman" w:hAnsi="Times New Roman"/>
-          <w:sz w:val="24"/>
-          <w:szCs w:val="24"/>
-        </w:rPr>
-        <w:t xml:space="preserve"> as directed by the panel: location is sub-county, ward and landmark; hotspots are statistical flags shown in tables and charts, and maps are listed as future work.</w:t>
-      </w:r>
-    </w:p>
-    <w:p>
-      <w:pPr>
-        <w:pStyle w:val="ListParagraph"/>
-        <w:numPr>
-          <w:ilvl w:val="0"/>
-          <w:numId w:val="2"/>
-        </w:numPr>
-        <w:spacing w:after="60" w:line="360"/>
-        <w:jc w:val="both"/>
-      </w:pPr>
-      <w:r>
-        <w:rPr>
-          <w:rFonts w:ascii="Times New Roman" w:cs="Times New Roman" w:eastAsia="Times New Roman" w:hAnsi="Times New Roman"/>
-          <w:b/>
-          <w:bCs/>
-          <w:sz w:val="24"/>
-          <w:szCs w:val="24"/>
-        </w:rPr>
-        <w:t xml:space="preserve">Framework and database:</w:t>
-      </w:r>
-      <w:r>
-        <w:rPr>
-          <w:rFonts w:ascii="Times New Roman" w:cs="Times New Roman" w:eastAsia="Times New Roman" w:hAnsi="Times New Roman"/>
-          <w:sz w:val="24"/>
-          <w:szCs w:val="24"/>
-        </w:rPr>
-        <w:t xml:space="preserve"> PHP with the Laravel framework and a MySQL-compatible database (MariaDB, supplied with XAMPP) on my local machine. The proposal names PHP and MySQL; I will add a note explaining that MariaDB is MySQL-compatible.</w:t>
-      </w:r>
-    </w:p>
-    <w:p>
-      <w:pPr>
-        <w:pStyle w:val="ListParagraph"/>
-        <w:numPr>
-          <w:ilvl w:val="0"/>
-          <w:numId w:val="2"/>
-        </w:numPr>
-        <w:spacing w:after="60" w:line="360"/>
-        <w:jc w:val="both"/>
-      </w:pPr>
-      <w:r>
-        <w:rPr>
-          <w:rFonts w:ascii="Times New Roman" w:cs="Times New Roman" w:eastAsia="Times New Roman" w:hAnsi="Times New Roman"/>
-          <w:b/>
-          <w:bCs/>
-          <w:sz w:val="24"/>
-          <w:szCs w:val="24"/>
-        </w:rPr>
-        <w:t xml:space="preserve">Roles:</w:t>
-      </w:r>
-      <w:r>
-        <w:rPr>
-          <w:rFonts w:ascii="Times New Roman" w:cs="Times New Roman" w:eastAsia="Times New Roman" w:hAnsi="Times New Roman"/>
-          <w:sz w:val="24"/>
-          <w:szCs w:val="24"/>
-        </w:rPr>
-        <w:t xml:space="preserve"> three roles (Administrator, Reporting Officer, Analyst) instead of two, so that access control can be demonstrated and tested.</w:t>
-      </w:r>
-    </w:p>
-    <w:p>
-      <w:pPr>
-        <w:pStyle w:val="ListParagraph"/>
-        <w:numPr>
-          <w:ilvl w:val="0"/>
-          <w:numId w:val="2"/>
-        </w:numPr>
-        <w:spacing w:after="60" w:line="360"/>
-        <w:jc w:val="both"/>
-      </w:pPr>
-      <w:r>
-        <w:rPr>
-          <w:rFonts w:ascii="Times New Roman" w:cs="Times New Roman" w:eastAsia="Times New Roman" w:hAnsi="Times New Roman"/>
-          <w:b/>
-          <w:bCs/>
-          <w:sz w:val="24"/>
-          <w:szCs w:val="24"/>
-        </w:rPr>
-        <w:t xml:space="preserve">Accuracy evaluation:</w:t>
-      </w:r>
-      <w:r>
-        <w:rPr>
-          <w:rFonts w:ascii="Times New Roman" w:cs="Times New Roman" w:eastAsia="Times New Roman" w:hAnsi="Times New Roman"/>
-          <w:sz w:val="24"/>
-          <w:szCs w:val="24"/>
-        </w:rPr>
-        <w:t xml:space="preserve"> accuracy is measured against planted ground truth in synthetic data rather than asserted.</w:t>
-      </w:r>
-    </w:p>
-    <w:p>
-      <w:pPr>
-        <w:pStyle w:val="Heading1"/>
+        <w:pStyle w:val="Heading2"/>
         <w:keepNext/>
-        <w:spacing w:after="160" w:before="240"/>
-        <w:jc w:val="center"/>
+        <w:spacing w:after="100" w:before="200"/>
       </w:pPr>
       <w:r>
         <w:rPr>
@@ -3274,10 +3467,1520 @@
           <w:b/>
           <w:bCs/>
           <w:color w:val="000000"/>
-          <w:sz w:val="28"/>
-          <w:szCs w:val="28"/>
+          <w:sz w:val="24"/>
+          <w:szCs w:val="24"/>
         </w:rPr>
-        <w:t xml:space="preserve">6. Items I need your guidance on</w:t>
+        <w:t xml:space="preserve">6.1 Development items still open</w:t>
+      </w:r>
+    </w:p>
+    <w:tbl>
+      <w:tblPr>
+        <w:tblW w:type="dxa" w:w="9026"/>
+        <w:tblBorders>
+          <w:top w:val="single" w:color="auto" w:sz="4"/>
+          <w:left w:val="single" w:color="auto" w:sz="4"/>
+          <w:bottom w:val="single" w:color="auto" w:sz="4"/>
+          <w:right w:val="single" w:color="auto" w:sz="4"/>
+          <w:insideH w:val="single" w:color="auto" w:sz="4"/>
+          <w:insideV w:val="single" w:color="auto" w:sz="4"/>
+        </w:tblBorders>
+      </w:tblPr>
+      <w:tblGrid>
+        <w:gridCol w:w="2664"/>
+        <w:gridCol w:w="3868"/>
+        <w:gridCol w:w="2494"/>
+      </w:tblGrid>
+      <w:tr>
+        <w:trPr>
+          <w:tblHeader/>
+        </w:trPr>
+        <w:tc>
+          <w:tcPr>
+            <w:tcW w:type="dxa" w:w="2664"/>
+            <w:tcBorders>
+              <w:top w:val="single" w:color="999999" w:sz="4"/>
+              <w:left w:val="single" w:color="999999" w:sz="4"/>
+              <w:bottom w:val="single" w:color="999999" w:sz="4"/>
+              <w:right w:val="single" w:color="999999" w:sz="4"/>
+            </w:tcBorders>
+            <w:shd w:fill="E7ECF4" w:color="auto" w:val="clear"/>
+            <w:tcMar>
+              <w:top w:type="dxa" w:w="60"/>
+              <w:left w:type="dxa" w:w="100"/>
+              <w:bottom w:type="dxa" w:w="60"/>
+              <w:right w:type="dxa" w:w="100"/>
+            </w:tcMar>
+          </w:tcPr>
+          <w:p>
+            <w:pPr>
+              <w:spacing w:line="276"/>
+            </w:pPr>
+            <w:r>
+              <w:rPr>
+                <w:rFonts w:ascii="Times New Roman" w:cs="Times New Roman" w:eastAsia="Times New Roman" w:hAnsi="Times New Roman"/>
+                <w:b/>
+                <w:bCs/>
+                <w:sz w:val="20"/>
+                <w:szCs w:val="20"/>
+              </w:rPr>
+              <w:t xml:space="preserve">Item</w:t>
+            </w:r>
+          </w:p>
+        </w:tc>
+        <w:tc>
+          <w:tcPr>
+            <w:tcW w:type="dxa" w:w="3868"/>
+            <w:tcBorders>
+              <w:top w:val="single" w:color="999999" w:sz="4"/>
+              <w:left w:val="single" w:color="999999" w:sz="4"/>
+              <w:bottom w:val="single" w:color="999999" w:sz="4"/>
+              <w:right w:val="single" w:color="999999" w:sz="4"/>
+            </w:tcBorders>
+            <w:shd w:fill="E7ECF4" w:color="auto" w:val="clear"/>
+            <w:tcMar>
+              <w:top w:type="dxa" w:w="60"/>
+              <w:left w:type="dxa" w:w="100"/>
+              <w:bottom w:type="dxa" w:w="60"/>
+              <w:right w:type="dxa" w:w="100"/>
+            </w:tcMar>
+          </w:tcPr>
+          <w:p>
+            <w:pPr>
+              <w:spacing w:line="276"/>
+            </w:pPr>
+            <w:r>
+              <w:rPr>
+                <w:rFonts w:ascii="Times New Roman" w:cs="Times New Roman" w:eastAsia="Times New Roman" w:hAnsi="Times New Roman"/>
+                <w:b/>
+                <w:bCs/>
+                <w:sz w:val="20"/>
+                <w:szCs w:val="20"/>
+              </w:rPr>
+              <w:t xml:space="preserve">What is needed</w:t>
+            </w:r>
+          </w:p>
+        </w:tc>
+        <w:tc>
+          <w:tcPr>
+            <w:tcW w:type="dxa" w:w="2494"/>
+            <w:tcBorders>
+              <w:top w:val="single" w:color="999999" w:sz="4"/>
+              <w:left w:val="single" w:color="999999" w:sz="4"/>
+              <w:bottom w:val="single" w:color="999999" w:sz="4"/>
+              <w:right w:val="single" w:color="999999" w:sz="4"/>
+            </w:tcBorders>
+            <w:shd w:fill="E7ECF4" w:color="auto" w:val="clear"/>
+            <w:tcMar>
+              <w:top w:type="dxa" w:w="60"/>
+              <w:left w:type="dxa" w:w="100"/>
+              <w:bottom w:type="dxa" w:w="60"/>
+              <w:right w:type="dxa" w:w="100"/>
+            </w:tcMar>
+          </w:tcPr>
+          <w:p>
+            <w:pPr>
+              <w:spacing w:line="276"/>
+            </w:pPr>
+            <w:r>
+              <w:rPr>
+                <w:rFonts w:ascii="Times New Roman" w:cs="Times New Roman" w:eastAsia="Times New Roman" w:hAnsi="Times New Roman"/>
+                <w:b/>
+                <w:bCs/>
+                <w:sz w:val="20"/>
+                <w:szCs w:val="20"/>
+              </w:rPr>
+              <w:t xml:space="preserve">Depends on</w:t>
+            </w:r>
+          </w:p>
+        </w:tc>
+      </w:tr>
+      <w:tr>
+        <w:trPr>
+          <w:tblHeader w:val="off"/>
+        </w:trPr>
+        <w:tc>
+          <w:tcPr>
+            <w:tcW w:type="dxa" w:w="2664"/>
+            <w:tcBorders>
+              <w:top w:val="single" w:color="999999" w:sz="4"/>
+              <w:left w:val="single" w:color="999999" w:sz="4"/>
+              <w:bottom w:val="single" w:color="999999" w:sz="4"/>
+              <w:right w:val="single" w:color="999999" w:sz="4"/>
+            </w:tcBorders>
+            <w:tcMar>
+              <w:top w:type="dxa" w:w="60"/>
+              <w:left w:type="dxa" w:w="100"/>
+              <w:bottom w:type="dxa" w:w="60"/>
+              <w:right w:type="dxa" w:w="100"/>
+            </w:tcMar>
+          </w:tcPr>
+          <w:p>
+            <w:pPr>
+              <w:spacing w:line="276"/>
+            </w:pPr>
+            <w:r>
+              <w:rPr>
+                <w:rFonts w:ascii="Times New Roman" w:cs="Times New Roman" w:eastAsia="Times New Roman" w:hAnsi="Times New Roman"/>
+                <w:b w:val="false"/>
+                <w:bCs w:val="false"/>
+                <w:sz w:val="20"/>
+                <w:szCs w:val="20"/>
+              </w:rPr>
+              <w:t xml:space="preserve">Duplicate rule at high volume</w:t>
+            </w:r>
+          </w:p>
+        </w:tc>
+        <w:tc>
+          <w:tcPr>
+            <w:tcW w:type="dxa" w:w="3868"/>
+            <w:tcBorders>
+              <w:top w:val="single" w:color="999999" w:sz="4"/>
+              <w:left w:val="single" w:color="999999" w:sz="4"/>
+              <w:bottom w:val="single" w:color="999999" w:sz="4"/>
+              <w:right w:val="single" w:color="999999" w:sz="4"/>
+            </w:tcBorders>
+            <w:tcMar>
+              <w:top w:type="dxa" w:w="60"/>
+              <w:left w:type="dxa" w:w="100"/>
+              <w:bottom w:type="dxa" w:w="60"/>
+              <w:right w:type="dxa" w:w="100"/>
+            </w:tcMar>
+          </w:tcPr>
+          <w:p>
+            <w:pPr>
+              <w:spacing w:line="276"/>
+            </w:pPr>
+            <w:r>
+              <w:rPr>
+                <w:rFonts w:ascii="Times New Roman" w:cs="Times New Roman" w:eastAsia="Times New Roman" w:hAnsi="Times New Roman"/>
+                <w:b w:val="false"/>
+                <w:bCs w:val="false"/>
+                <w:sz w:val="20"/>
+                <w:szCs w:val="20"/>
+              </w:rPr>
+              <w:t xml:space="preserve">Decide whether to add a house or plot number check to the duplicate rule, then implement and re-measure</w:t>
+            </w:r>
+          </w:p>
+        </w:tc>
+        <w:tc>
+          <w:tcPr>
+            <w:tcW w:type="dxa" w:w="2494"/>
+            <w:tcBorders>
+              <w:top w:val="single" w:color="999999" w:sz="4"/>
+              <w:left w:val="single" w:color="999999" w:sz="4"/>
+              <w:bottom w:val="single" w:color="999999" w:sz="4"/>
+              <w:right w:val="single" w:color="999999" w:sz="4"/>
+            </w:tcBorders>
+            <w:tcMar>
+              <w:top w:type="dxa" w:w="60"/>
+              <w:left w:type="dxa" w:w="100"/>
+              <w:bottom w:type="dxa" w:w="60"/>
+              <w:right w:type="dxa" w:w="100"/>
+            </w:tcMar>
+          </w:tcPr>
+          <w:p>
+            <w:pPr>
+              <w:spacing w:line="276"/>
+            </w:pPr>
+            <w:r>
+              <w:rPr>
+                <w:rFonts w:ascii="Times New Roman" w:cs="Times New Roman" w:eastAsia="Times New Roman" w:hAnsi="Times New Roman"/>
+                <w:b w:val="false"/>
+                <w:bCs w:val="false"/>
+                <w:sz w:val="20"/>
+                <w:szCs w:val="20"/>
+              </w:rPr>
+              <w:t xml:space="preserve">My decision, with your advice</w:t>
+            </w:r>
+          </w:p>
+        </w:tc>
+      </w:tr>
+      <w:tr>
+        <w:trPr>
+          <w:tblHeader w:val="off"/>
+        </w:trPr>
+        <w:tc>
+          <w:tcPr>
+            <w:tcW w:type="dxa" w:w="2664"/>
+            <w:tcBorders>
+              <w:top w:val="single" w:color="999999" w:sz="4"/>
+              <w:left w:val="single" w:color="999999" w:sz="4"/>
+              <w:bottom w:val="single" w:color="999999" w:sz="4"/>
+              <w:right w:val="single" w:color="999999" w:sz="4"/>
+            </w:tcBorders>
+            <w:tcMar>
+              <w:top w:type="dxa" w:w="60"/>
+              <w:left w:type="dxa" w:w="100"/>
+              <w:bottom w:type="dxa" w:w="60"/>
+              <w:right w:type="dxa" w:w="100"/>
+            </w:tcMar>
+          </w:tcPr>
+          <w:p>
+            <w:pPr>
+              <w:spacing w:line="276"/>
+            </w:pPr>
+            <w:r>
+              <w:rPr>
+                <w:rFonts w:ascii="Times New Roman" w:cs="Times New Roman" w:eastAsia="Times New Roman" w:hAnsi="Times New Roman"/>
+                <w:b w:val="false"/>
+                <w:bCs w:val="false"/>
+                <w:sz w:val="20"/>
+                <w:szCs w:val="20"/>
+              </w:rPr>
+              <w:t xml:space="preserve">Two access-rule decisions</w:t>
+            </w:r>
+          </w:p>
+        </w:tc>
+        <w:tc>
+          <w:tcPr>
+            <w:tcW w:type="dxa" w:w="3868"/>
+            <w:tcBorders>
+              <w:top w:val="single" w:color="999999" w:sz="4"/>
+              <w:left w:val="single" w:color="999999" w:sz="4"/>
+              <w:bottom w:val="single" w:color="999999" w:sz="4"/>
+              <w:right w:val="single" w:color="999999" w:sz="4"/>
+            </w:tcBorders>
+            <w:tcMar>
+              <w:top w:type="dxa" w:w="60"/>
+              <w:left w:type="dxa" w:w="100"/>
+              <w:bottom w:type="dxa" w:w="60"/>
+              <w:right w:type="dxa" w:w="100"/>
+            </w:tcMar>
+          </w:tcPr>
+          <w:p>
+            <w:pPr>
+              <w:spacing w:line="276"/>
+            </w:pPr>
+            <w:r>
+              <w:rPr>
+                <w:rFonts w:ascii="Times New Roman" w:cs="Times New Roman" w:eastAsia="Times New Roman" w:hAnsi="Times New Roman"/>
+                <w:b w:val="false"/>
+                <w:bCs w:val="false"/>
+                <w:sz w:val="20"/>
+                <w:szCs w:val="20"/>
+              </w:rPr>
+              <w:t xml:space="preserve">Confirm who may change an incident's status, and how hotspots are compared in an officer's station view</w:t>
+            </w:r>
+          </w:p>
+        </w:tc>
+        <w:tc>
+          <w:tcPr>
+            <w:tcW w:type="dxa" w:w="2494"/>
+            <w:tcBorders>
+              <w:top w:val="single" w:color="999999" w:sz="4"/>
+              <w:left w:val="single" w:color="999999" w:sz="4"/>
+              <w:bottom w:val="single" w:color="999999" w:sz="4"/>
+              <w:right w:val="single" w:color="999999" w:sz="4"/>
+            </w:tcBorders>
+            <w:tcMar>
+              <w:top w:type="dxa" w:w="60"/>
+              <w:left w:type="dxa" w:w="100"/>
+              <w:bottom w:type="dxa" w:w="60"/>
+              <w:right w:type="dxa" w:w="100"/>
+            </w:tcMar>
+          </w:tcPr>
+          <w:p>
+            <w:pPr>
+              <w:spacing w:line="276"/>
+            </w:pPr>
+            <w:r>
+              <w:rPr>
+                <w:rFonts w:ascii="Times New Roman" w:cs="Times New Roman" w:eastAsia="Times New Roman" w:hAnsi="Times New Roman"/>
+                <w:b w:val="false"/>
+                <w:bCs w:val="false"/>
+                <w:sz w:val="20"/>
+                <w:szCs w:val="20"/>
+              </w:rPr>
+              <w:t xml:space="preserve">My decision</w:t>
+            </w:r>
+          </w:p>
+        </w:tc>
+      </w:tr>
+      <w:tr>
+        <w:trPr>
+          <w:tblHeader w:val="off"/>
+        </w:trPr>
+        <w:tc>
+          <w:tcPr>
+            <w:tcW w:type="dxa" w:w="2664"/>
+            <w:tcBorders>
+              <w:top w:val="single" w:color="999999" w:sz="4"/>
+              <w:left w:val="single" w:color="999999" w:sz="4"/>
+              <w:bottom w:val="single" w:color="999999" w:sz="4"/>
+              <w:right w:val="single" w:color="999999" w:sz="4"/>
+            </w:tcBorders>
+            <w:tcMar>
+              <w:top w:type="dxa" w:w="60"/>
+              <w:left w:type="dxa" w:w="100"/>
+              <w:bottom w:type="dxa" w:w="60"/>
+              <w:right w:type="dxa" w:w="100"/>
+            </w:tcMar>
+          </w:tcPr>
+          <w:p>
+            <w:pPr>
+              <w:spacing w:line="276"/>
+            </w:pPr>
+            <w:r>
+              <w:rPr>
+                <w:rFonts w:ascii="Times New Roman" w:cs="Times New Roman" w:eastAsia="Times New Roman" w:hAnsi="Times New Roman"/>
+                <w:b w:val="false"/>
+                <w:bCs w:val="false"/>
+                <w:sz w:val="20"/>
+                <w:szCs w:val="20"/>
+              </w:rPr>
+              <w:t xml:space="preserve">Ward and sub-county list</w:t>
+            </w:r>
+          </w:p>
+        </w:tc>
+        <w:tc>
+          <w:tcPr>
+            <w:tcW w:type="dxa" w:w="3868"/>
+            <w:tcBorders>
+              <w:top w:val="single" w:color="999999" w:sz="4"/>
+              <w:left w:val="single" w:color="999999" w:sz="4"/>
+              <w:bottom w:val="single" w:color="999999" w:sz="4"/>
+              <w:right w:val="single" w:color="999999" w:sz="4"/>
+            </w:tcBorders>
+            <w:tcMar>
+              <w:top w:type="dxa" w:w="60"/>
+              <w:left w:type="dxa" w:w="100"/>
+              <w:bottom w:type="dxa" w:w="60"/>
+              <w:right w:type="dxa" w:w="100"/>
+            </w:tcMar>
+          </w:tcPr>
+          <w:p>
+            <w:pPr>
+              <w:spacing w:line="276"/>
+            </w:pPr>
+            <w:r>
+              <w:rPr>
+                <w:rFonts w:ascii="Times New Roman" w:cs="Times New Roman" w:eastAsia="Times New Roman" w:hAnsi="Times New Roman"/>
+                <w:b w:val="false"/>
+                <w:bCs w:val="false"/>
+                <w:sz w:val="20"/>
+                <w:szCs w:val="20"/>
+              </w:rPr>
+              <w:t xml:space="preserve">Check the 85 wards and 17 sub-counties against the official IEBC list and correct any differences</w:t>
+            </w:r>
+          </w:p>
+        </w:tc>
+        <w:tc>
+          <w:tcPr>
+            <w:tcW w:type="dxa" w:w="2494"/>
+            <w:tcBorders>
+              <w:top w:val="single" w:color="999999" w:sz="4"/>
+              <w:left w:val="single" w:color="999999" w:sz="4"/>
+              <w:bottom w:val="single" w:color="999999" w:sz="4"/>
+              <w:right w:val="single" w:color="999999" w:sz="4"/>
+            </w:tcBorders>
+            <w:tcMar>
+              <w:top w:type="dxa" w:w="60"/>
+              <w:left w:type="dxa" w:w="100"/>
+              <w:bottom w:type="dxa" w:w="60"/>
+              <w:right w:type="dxa" w:w="100"/>
+            </w:tcMar>
+          </w:tcPr>
+          <w:p>
+            <w:pPr>
+              <w:spacing w:line="276"/>
+            </w:pPr>
+            <w:r>
+              <w:rPr>
+                <w:rFonts w:ascii="Times New Roman" w:cs="Times New Roman" w:eastAsia="Times New Roman" w:hAnsi="Times New Roman"/>
+                <w:b w:val="false"/>
+                <w:bCs w:val="false"/>
+                <w:sz w:val="20"/>
+                <w:szCs w:val="20"/>
+              </w:rPr>
+              <w:t xml:space="preserve">Official source</w:t>
+            </w:r>
+          </w:p>
+        </w:tc>
+      </w:tr>
+      <w:tr>
+        <w:trPr>
+          <w:tblHeader w:val="off"/>
+        </w:trPr>
+        <w:tc>
+          <w:tcPr>
+            <w:tcW w:type="dxa" w:w="2664"/>
+            <w:tcBorders>
+              <w:top w:val="single" w:color="999999" w:sz="4"/>
+              <w:left w:val="single" w:color="999999" w:sz="4"/>
+              <w:bottom w:val="single" w:color="999999" w:sz="4"/>
+              <w:right w:val="single" w:color="999999" w:sz="4"/>
+            </w:tcBorders>
+            <w:tcMar>
+              <w:top w:type="dxa" w:w="60"/>
+              <w:left w:type="dxa" w:w="100"/>
+              <w:bottom w:type="dxa" w:w="60"/>
+              <w:right w:type="dxa" w:w="100"/>
+            </w:tcMar>
+          </w:tcPr>
+          <w:p>
+            <w:pPr>
+              <w:spacing w:line="276"/>
+            </w:pPr>
+            <w:r>
+              <w:rPr>
+                <w:rFonts w:ascii="Times New Roman" w:cs="Times New Roman" w:eastAsia="Times New Roman" w:hAnsi="Times New Roman"/>
+                <w:b w:val="false"/>
+                <w:bCs w:val="false"/>
+                <w:sz w:val="20"/>
+                <w:szCs w:val="20"/>
+              </w:rPr>
+              <w:t xml:space="preserve">Changes from fieldwork</w:t>
+            </w:r>
+          </w:p>
+        </w:tc>
+        <w:tc>
+          <w:tcPr>
+            <w:tcW w:type="dxa" w:w="3868"/>
+            <w:tcBorders>
+              <w:top w:val="single" w:color="999999" w:sz="4"/>
+              <w:left w:val="single" w:color="999999" w:sz="4"/>
+              <w:bottom w:val="single" w:color="999999" w:sz="4"/>
+              <w:right w:val="single" w:color="999999" w:sz="4"/>
+            </w:tcBorders>
+            <w:tcMar>
+              <w:top w:type="dxa" w:w="60"/>
+              <w:left w:type="dxa" w:w="100"/>
+              <w:bottom w:type="dxa" w:w="60"/>
+              <w:right w:type="dxa" w:w="100"/>
+            </w:tcMar>
+          </w:tcPr>
+          <w:p>
+            <w:pPr>
+              <w:spacing w:line="276"/>
+            </w:pPr>
+            <w:r>
+              <w:rPr>
+                <w:rFonts w:ascii="Times New Roman" w:cs="Times New Roman" w:eastAsia="Times New Roman" w:hAnsi="Times New Roman"/>
+                <w:b w:val="false"/>
+                <w:bCs w:val="false"/>
+                <w:sz w:val="20"/>
+                <w:szCs w:val="20"/>
+              </w:rPr>
+              <w:t xml:space="preserve">Apply requirement changes that come out of the interviews and questionnaire</w:t>
+            </w:r>
+          </w:p>
+        </w:tc>
+        <w:tc>
+          <w:tcPr>
+            <w:tcW w:type="dxa" w:w="2494"/>
+            <w:tcBorders>
+              <w:top w:val="single" w:color="999999" w:sz="4"/>
+              <w:left w:val="single" w:color="999999" w:sz="4"/>
+              <w:bottom w:val="single" w:color="999999" w:sz="4"/>
+              <w:right w:val="single" w:color="999999" w:sz="4"/>
+            </w:tcBorders>
+            <w:tcMar>
+              <w:top w:type="dxa" w:w="60"/>
+              <w:left w:type="dxa" w:w="100"/>
+              <w:bottom w:type="dxa" w:w="60"/>
+              <w:right w:type="dxa" w:w="100"/>
+            </w:tcMar>
+          </w:tcPr>
+          <w:p>
+            <w:pPr>
+              <w:spacing w:line="276"/>
+            </w:pPr>
+            <w:r>
+              <w:rPr>
+                <w:rFonts w:ascii="Times New Roman" w:cs="Times New Roman" w:eastAsia="Times New Roman" w:hAnsi="Times New Roman"/>
+                <w:b w:val="false"/>
+                <w:bCs w:val="false"/>
+                <w:sz w:val="20"/>
+                <w:szCs w:val="20"/>
+              </w:rPr>
+              <w:t xml:space="preserve">Fieldwork</w:t>
+            </w:r>
+          </w:p>
+        </w:tc>
+      </w:tr>
+      <w:tr>
+        <w:trPr>
+          <w:tblHeader w:val="off"/>
+        </w:trPr>
+        <w:tc>
+          <w:tcPr>
+            <w:tcW w:type="dxa" w:w="2664"/>
+            <w:tcBorders>
+              <w:top w:val="single" w:color="999999" w:sz="4"/>
+              <w:left w:val="single" w:color="999999" w:sz="4"/>
+              <w:bottom w:val="single" w:color="999999" w:sz="4"/>
+              <w:right w:val="single" w:color="999999" w:sz="4"/>
+            </w:tcBorders>
+            <w:tcMar>
+              <w:top w:type="dxa" w:w="60"/>
+              <w:left w:type="dxa" w:w="100"/>
+              <w:bottom w:type="dxa" w:w="60"/>
+              <w:right w:type="dxa" w:w="100"/>
+            </w:tcMar>
+          </w:tcPr>
+          <w:p>
+            <w:pPr>
+              <w:spacing w:line="276"/>
+            </w:pPr>
+            <w:r>
+              <w:rPr>
+                <w:rFonts w:ascii="Times New Roman" w:cs="Times New Roman" w:eastAsia="Times New Roman" w:hAnsi="Times New Roman"/>
+                <w:b w:val="false"/>
+                <w:bCs w:val="false"/>
+                <w:sz w:val="20"/>
+                <w:szCs w:val="20"/>
+              </w:rPr>
+              <w:t xml:space="preserve">Changes from usability sessions</w:t>
+            </w:r>
+          </w:p>
+        </w:tc>
+        <w:tc>
+          <w:tcPr>
+            <w:tcW w:type="dxa" w:w="3868"/>
+            <w:tcBorders>
+              <w:top w:val="single" w:color="999999" w:sz="4"/>
+              <w:left w:val="single" w:color="999999" w:sz="4"/>
+              <w:bottom w:val="single" w:color="999999" w:sz="4"/>
+              <w:right w:val="single" w:color="999999" w:sz="4"/>
+            </w:tcBorders>
+            <w:tcMar>
+              <w:top w:type="dxa" w:w="60"/>
+              <w:left w:type="dxa" w:w="100"/>
+              <w:bottom w:type="dxa" w:w="60"/>
+              <w:right w:type="dxa" w:w="100"/>
+            </w:tcMar>
+          </w:tcPr>
+          <w:p>
+            <w:pPr>
+              <w:spacing w:line="276"/>
+            </w:pPr>
+            <w:r>
+              <w:rPr>
+                <w:rFonts w:ascii="Times New Roman" w:cs="Times New Roman" w:eastAsia="Times New Roman" w:hAnsi="Times New Roman"/>
+                <w:b w:val="false"/>
+                <w:bCs w:val="false"/>
+                <w:sz w:val="20"/>
+                <w:szCs w:val="20"/>
+              </w:rPr>
+              <w:t xml:space="preserve">Fix problems found by real users, then re-test the affected tasks</w:t>
+            </w:r>
+          </w:p>
+        </w:tc>
+        <w:tc>
+          <w:tcPr>
+            <w:tcW w:type="dxa" w:w="2494"/>
+            <w:tcBorders>
+              <w:top w:val="single" w:color="999999" w:sz="4"/>
+              <w:left w:val="single" w:color="999999" w:sz="4"/>
+              <w:bottom w:val="single" w:color="999999" w:sz="4"/>
+              <w:right w:val="single" w:color="999999" w:sz="4"/>
+            </w:tcBorders>
+            <w:tcMar>
+              <w:top w:type="dxa" w:w="60"/>
+              <w:left w:type="dxa" w:w="100"/>
+              <w:bottom w:type="dxa" w:w="60"/>
+              <w:right w:type="dxa" w:w="100"/>
+            </w:tcMar>
+          </w:tcPr>
+          <w:p>
+            <w:pPr>
+              <w:spacing w:line="276"/>
+            </w:pPr>
+            <w:r>
+              <w:rPr>
+                <w:rFonts w:ascii="Times New Roman" w:cs="Times New Roman" w:eastAsia="Times New Roman" w:hAnsi="Times New Roman"/>
+                <w:b w:val="false"/>
+                <w:bCs w:val="false"/>
+                <w:sz w:val="20"/>
+                <w:szCs w:val="20"/>
+              </w:rPr>
+              <w:t xml:space="preserve">Usability sessions</w:t>
+            </w:r>
+          </w:p>
+        </w:tc>
+      </w:tr>
+      <w:tr>
+        <w:trPr>
+          <w:tblHeader w:val="off"/>
+        </w:trPr>
+        <w:tc>
+          <w:tcPr>
+            <w:tcW w:type="dxa" w:w="2664"/>
+            <w:tcBorders>
+              <w:top w:val="single" w:color="999999" w:sz="4"/>
+              <w:left w:val="single" w:color="999999" w:sz="4"/>
+              <w:bottom w:val="single" w:color="999999" w:sz="4"/>
+              <w:right w:val="single" w:color="999999" w:sz="4"/>
+            </w:tcBorders>
+            <w:tcMar>
+              <w:top w:type="dxa" w:w="60"/>
+              <w:left w:type="dxa" w:w="100"/>
+              <w:bottom w:type="dxa" w:w="60"/>
+              <w:right w:type="dxa" w:w="100"/>
+            </w:tcMar>
+          </w:tcPr>
+          <w:p>
+            <w:pPr>
+              <w:spacing w:line="276"/>
+            </w:pPr>
+            <w:r>
+              <w:rPr>
+                <w:rFonts w:ascii="Times New Roman" w:cs="Times New Roman" w:eastAsia="Times New Roman" w:hAnsi="Times New Roman"/>
+                <w:b w:val="false"/>
+                <w:bCs w:val="false"/>
+                <w:sz w:val="20"/>
+                <w:szCs w:val="20"/>
+              </w:rPr>
+              <w:t xml:space="preserve">Backup and restore</w:t>
+            </w:r>
+          </w:p>
+        </w:tc>
+        <w:tc>
+          <w:tcPr>
+            <w:tcW w:type="dxa" w:w="3868"/>
+            <w:tcBorders>
+              <w:top w:val="single" w:color="999999" w:sz="4"/>
+              <w:left w:val="single" w:color="999999" w:sz="4"/>
+              <w:bottom w:val="single" w:color="999999" w:sz="4"/>
+              <w:right w:val="single" w:color="999999" w:sz="4"/>
+            </w:tcBorders>
+            <w:tcMar>
+              <w:top w:type="dxa" w:w="60"/>
+              <w:left w:type="dxa" w:w="100"/>
+              <w:bottom w:type="dxa" w:w="60"/>
+              <w:right w:type="dxa" w:w="100"/>
+            </w:tcMar>
+          </w:tcPr>
+          <w:p>
+            <w:pPr>
+              <w:spacing w:line="276"/>
+            </w:pPr>
+            <w:r>
+              <w:rPr>
+                <w:rFonts w:ascii="Times New Roman" w:cs="Times New Roman" w:eastAsia="Times New Roman" w:hAnsi="Times New Roman"/>
+                <w:b w:val="false"/>
+                <w:bCs w:val="false"/>
+                <w:sz w:val="20"/>
+                <w:szCs w:val="20"/>
+              </w:rPr>
+              <w:t xml:space="preserve">Write and test once a backup and restore procedure (requirement NFR-06)</w:t>
+            </w:r>
+          </w:p>
+        </w:tc>
+        <w:tc>
+          <w:tcPr>
+            <w:tcW w:type="dxa" w:w="2494"/>
+            <w:tcBorders>
+              <w:top w:val="single" w:color="999999" w:sz="4"/>
+              <w:left w:val="single" w:color="999999" w:sz="4"/>
+              <w:bottom w:val="single" w:color="999999" w:sz="4"/>
+              <w:right w:val="single" w:color="999999" w:sz="4"/>
+            </w:tcBorders>
+            <w:tcMar>
+              <w:top w:type="dxa" w:w="60"/>
+              <w:left w:type="dxa" w:w="100"/>
+              <w:bottom w:type="dxa" w:w="60"/>
+              <w:right w:type="dxa" w:w="100"/>
+            </w:tcMar>
+          </w:tcPr>
+          <w:p>
+            <w:pPr>
+              <w:spacing w:line="276"/>
+            </w:pPr>
+            <w:r>
+              <w:rPr>
+                <w:rFonts w:ascii="Times New Roman" w:cs="Times New Roman" w:eastAsia="Times New Roman" w:hAnsi="Times New Roman"/>
+                <w:b w:val="false"/>
+                <w:bCs w:val="false"/>
+                <w:sz w:val="20"/>
+                <w:szCs w:val="20"/>
+              </w:rPr>
+              <w:t xml:space="preserve">None</w:t>
+            </w:r>
+          </w:p>
+        </w:tc>
+      </w:tr>
+      <w:tr>
+        <w:trPr>
+          <w:tblHeader w:val="off"/>
+        </w:trPr>
+        <w:tc>
+          <w:tcPr>
+            <w:tcW w:type="dxa" w:w="2664"/>
+            <w:tcBorders>
+              <w:top w:val="single" w:color="999999" w:sz="4"/>
+              <w:left w:val="single" w:color="999999" w:sz="4"/>
+              <w:bottom w:val="single" w:color="999999" w:sz="4"/>
+              <w:right w:val="single" w:color="999999" w:sz="4"/>
+            </w:tcBorders>
+            <w:tcMar>
+              <w:top w:type="dxa" w:w="60"/>
+              <w:left w:type="dxa" w:w="100"/>
+              <w:bottom w:type="dxa" w:w="60"/>
+              <w:right w:type="dxa" w:w="100"/>
+            </w:tcMar>
+          </w:tcPr>
+          <w:p>
+            <w:pPr>
+              <w:spacing w:line="276"/>
+            </w:pPr>
+            <w:r>
+              <w:rPr>
+                <w:rFonts w:ascii="Times New Roman" w:cs="Times New Roman" w:eastAsia="Times New Roman" w:hAnsi="Times New Roman"/>
+                <w:b w:val="false"/>
+                <w:bCs w:val="false"/>
+                <w:sz w:val="20"/>
+                <w:szCs w:val="20"/>
+              </w:rPr>
+              <w:t xml:space="preserve">Accessibility check</w:t>
+            </w:r>
+          </w:p>
+        </w:tc>
+        <w:tc>
+          <w:tcPr>
+            <w:tcW w:type="dxa" w:w="3868"/>
+            <w:tcBorders>
+              <w:top w:val="single" w:color="999999" w:sz="4"/>
+              <w:left w:val="single" w:color="999999" w:sz="4"/>
+              <w:bottom w:val="single" w:color="999999" w:sz="4"/>
+              <w:right w:val="single" w:color="999999" w:sz="4"/>
+            </w:tcBorders>
+            <w:tcMar>
+              <w:top w:type="dxa" w:w="60"/>
+              <w:left w:type="dxa" w:w="100"/>
+              <w:bottom w:type="dxa" w:w="60"/>
+              <w:right w:type="dxa" w:w="100"/>
+            </w:tcMar>
+          </w:tcPr>
+          <w:p>
+            <w:pPr>
+              <w:spacing w:line="276"/>
+            </w:pPr>
+            <w:r>
+              <w:rPr>
+                <w:rFonts w:ascii="Times New Roman" w:cs="Times New Roman" w:eastAsia="Times New Roman" w:hAnsi="Times New Roman"/>
+                <w:b w:val="false"/>
+                <w:bCs w:val="false"/>
+                <w:sz w:val="20"/>
+                <w:szCs w:val="20"/>
+              </w:rPr>
+              <w:t xml:space="preserve">Run a formal accessibility check of colour contrast and keyboard use (NFR-08)</w:t>
+            </w:r>
+          </w:p>
+        </w:tc>
+        <w:tc>
+          <w:tcPr>
+            <w:tcW w:type="dxa" w:w="2494"/>
+            <w:tcBorders>
+              <w:top w:val="single" w:color="999999" w:sz="4"/>
+              <w:left w:val="single" w:color="999999" w:sz="4"/>
+              <w:bottom w:val="single" w:color="999999" w:sz="4"/>
+              <w:right w:val="single" w:color="999999" w:sz="4"/>
+            </w:tcBorders>
+            <w:tcMar>
+              <w:top w:type="dxa" w:w="60"/>
+              <w:left w:type="dxa" w:w="100"/>
+              <w:bottom w:type="dxa" w:w="60"/>
+              <w:right w:type="dxa" w:w="100"/>
+            </w:tcMar>
+          </w:tcPr>
+          <w:p>
+            <w:pPr>
+              <w:spacing w:line="276"/>
+            </w:pPr>
+            <w:r>
+              <w:rPr>
+                <w:rFonts w:ascii="Times New Roman" w:cs="Times New Roman" w:eastAsia="Times New Roman" w:hAnsi="Times New Roman"/>
+                <w:b w:val="false"/>
+                <w:bCs w:val="false"/>
+                <w:sz w:val="20"/>
+                <w:szCs w:val="20"/>
+              </w:rPr>
+              <w:t xml:space="preserve">None</w:t>
+            </w:r>
+          </w:p>
+        </w:tc>
+      </w:tr>
+      <w:tr>
+        <w:trPr>
+          <w:tblHeader w:val="off"/>
+        </w:trPr>
+        <w:tc>
+          <w:tcPr>
+            <w:tcW w:type="dxa" w:w="2664"/>
+            <w:tcBorders>
+              <w:top w:val="single" w:color="999999" w:sz="4"/>
+              <w:left w:val="single" w:color="999999" w:sz="4"/>
+              <w:bottom w:val="single" w:color="999999" w:sz="4"/>
+              <w:right w:val="single" w:color="999999" w:sz="4"/>
+            </w:tcBorders>
+            <w:tcMar>
+              <w:top w:type="dxa" w:w="60"/>
+              <w:left w:type="dxa" w:w="100"/>
+              <w:bottom w:type="dxa" w:w="60"/>
+              <w:right w:type="dxa" w:w="100"/>
+            </w:tcMar>
+          </w:tcPr>
+          <w:p>
+            <w:pPr>
+              <w:spacing w:line="276"/>
+            </w:pPr>
+            <w:r>
+              <w:rPr>
+                <w:rFonts w:ascii="Times New Roman" w:cs="Times New Roman" w:eastAsia="Times New Roman" w:hAnsi="Times New Roman"/>
+                <w:b w:val="false"/>
+                <w:bCs w:val="false"/>
+                <w:sz w:val="20"/>
+                <w:szCs w:val="20"/>
+              </w:rPr>
+              <w:t xml:space="preserve">Final diagrams</w:t>
+            </w:r>
+          </w:p>
+        </w:tc>
+        <w:tc>
+          <w:tcPr>
+            <w:tcW w:type="dxa" w:w="3868"/>
+            <w:tcBorders>
+              <w:top w:val="single" w:color="999999" w:sz="4"/>
+              <w:left w:val="single" w:color="999999" w:sz="4"/>
+              <w:bottom w:val="single" w:color="999999" w:sz="4"/>
+              <w:right w:val="single" w:color="999999" w:sz="4"/>
+            </w:tcBorders>
+            <w:tcMar>
+              <w:top w:type="dxa" w:w="60"/>
+              <w:left w:type="dxa" w:w="100"/>
+              <w:bottom w:type="dxa" w:w="60"/>
+              <w:right w:type="dxa" w:w="100"/>
+            </w:tcMar>
+          </w:tcPr>
+          <w:p>
+            <w:pPr>
+              <w:spacing w:line="276"/>
+            </w:pPr>
+            <w:r>
+              <w:rPr>
+                <w:rFonts w:ascii="Times New Roman" w:cs="Times New Roman" w:eastAsia="Times New Roman" w:hAnsi="Times New Roman"/>
+                <w:b w:val="false"/>
+                <w:bCs w:val="false"/>
+                <w:sz w:val="20"/>
+                <w:szCs w:val="20"/>
+              </w:rPr>
+              <w:t xml:space="preserve">Redraw the design diagrams in StarUML and Visual Paradigm as the faculty requires</w:t>
+            </w:r>
+          </w:p>
+        </w:tc>
+        <w:tc>
+          <w:tcPr>
+            <w:tcW w:type="dxa" w:w="2494"/>
+            <w:tcBorders>
+              <w:top w:val="single" w:color="999999" w:sz="4"/>
+              <w:left w:val="single" w:color="999999" w:sz="4"/>
+              <w:bottom w:val="single" w:color="999999" w:sz="4"/>
+              <w:right w:val="single" w:color="999999" w:sz="4"/>
+            </w:tcBorders>
+            <w:tcMar>
+              <w:top w:type="dxa" w:w="60"/>
+              <w:left w:type="dxa" w:w="100"/>
+              <w:bottom w:type="dxa" w:w="60"/>
+              <w:right w:type="dxa" w:w="100"/>
+            </w:tcMar>
+          </w:tcPr>
+          <w:p>
+            <w:pPr>
+              <w:spacing w:line="276"/>
+            </w:pPr>
+            <w:r>
+              <w:rPr>
+                <w:rFonts w:ascii="Times New Roman" w:cs="Times New Roman" w:eastAsia="Times New Roman" w:hAnsi="Times New Roman"/>
+                <w:b w:val="false"/>
+                <w:bCs w:val="false"/>
+                <w:sz w:val="20"/>
+                <w:szCs w:val="20"/>
+              </w:rPr>
+              <w:t xml:space="preserve">None</w:t>
+            </w:r>
+          </w:p>
+        </w:tc>
+      </w:tr>
+      <w:tr>
+        <w:trPr>
+          <w:tblHeader w:val="off"/>
+        </w:trPr>
+        <w:tc>
+          <w:tcPr>
+            <w:tcW w:type="dxa" w:w="2664"/>
+            <w:tcBorders>
+              <w:top w:val="single" w:color="999999" w:sz="4"/>
+              <w:left w:val="single" w:color="999999" w:sz="4"/>
+              <w:bottom w:val="single" w:color="999999" w:sz="4"/>
+              <w:right w:val="single" w:color="999999" w:sz="4"/>
+            </w:tcBorders>
+            <w:tcMar>
+              <w:top w:type="dxa" w:w="60"/>
+              <w:left w:type="dxa" w:w="100"/>
+              <w:bottom w:type="dxa" w:w="60"/>
+              <w:right w:type="dxa" w:w="100"/>
+            </w:tcMar>
+          </w:tcPr>
+          <w:p>
+            <w:pPr>
+              <w:spacing w:line="276"/>
+            </w:pPr>
+            <w:r>
+              <w:rPr>
+                <w:rFonts w:ascii="Times New Roman" w:cs="Times New Roman" w:eastAsia="Times New Roman" w:hAnsi="Times New Roman"/>
+                <w:b w:val="false"/>
+                <w:bCs w:val="false"/>
+                <w:sz w:val="20"/>
+                <w:szCs w:val="20"/>
+              </w:rPr>
+              <w:t xml:space="preserve">Excel export</w:t>
+            </w:r>
+          </w:p>
+        </w:tc>
+        <w:tc>
+          <w:tcPr>
+            <w:tcW w:type="dxa" w:w="3868"/>
+            <w:tcBorders>
+              <w:top w:val="single" w:color="999999" w:sz="4"/>
+              <w:left w:val="single" w:color="999999" w:sz="4"/>
+              <w:bottom w:val="single" w:color="999999" w:sz="4"/>
+              <w:right w:val="single" w:color="999999" w:sz="4"/>
+            </w:tcBorders>
+            <w:tcMar>
+              <w:top w:type="dxa" w:w="60"/>
+              <w:left w:type="dxa" w:w="100"/>
+              <w:bottom w:type="dxa" w:w="60"/>
+              <w:right w:type="dxa" w:w="100"/>
+            </w:tcMar>
+          </w:tcPr>
+          <w:p>
+            <w:pPr>
+              <w:spacing w:line="276"/>
+            </w:pPr>
+            <w:r>
+              <w:rPr>
+                <w:rFonts w:ascii="Times New Roman" w:cs="Times New Roman" w:eastAsia="Times New Roman" w:hAnsi="Times New Roman"/>
+                <w:b w:val="false"/>
+                <w:bCs w:val="false"/>
+                <w:sz w:val="20"/>
+                <w:szCs w:val="20"/>
+              </w:rPr>
+              <w:t xml:space="preserve">Not built; optional in my plan and the first item to drop if time is short</w:t>
+            </w:r>
+          </w:p>
+        </w:tc>
+        <w:tc>
+          <w:tcPr>
+            <w:tcW w:type="dxa" w:w="2494"/>
+            <w:tcBorders>
+              <w:top w:val="single" w:color="999999" w:sz="4"/>
+              <w:left w:val="single" w:color="999999" w:sz="4"/>
+              <w:bottom w:val="single" w:color="999999" w:sz="4"/>
+              <w:right w:val="single" w:color="999999" w:sz="4"/>
+            </w:tcBorders>
+            <w:tcMar>
+              <w:top w:type="dxa" w:w="60"/>
+              <w:left w:type="dxa" w:w="100"/>
+              <w:bottom w:type="dxa" w:w="60"/>
+              <w:right w:type="dxa" w:w="100"/>
+            </w:tcMar>
+          </w:tcPr>
+          <w:p>
+            <w:pPr>
+              <w:spacing w:line="276"/>
+            </w:pPr>
+            <w:r>
+              <w:rPr>
+                <w:rFonts w:ascii="Times New Roman" w:cs="Times New Roman" w:eastAsia="Times New Roman" w:hAnsi="Times New Roman"/>
+                <w:b w:val="false"/>
+                <w:bCs w:val="false"/>
+                <w:sz w:val="20"/>
+                <w:szCs w:val="20"/>
+              </w:rPr>
+              <w:t xml:space="preserve">Time</w:t>
+            </w:r>
+          </w:p>
+        </w:tc>
+      </w:tr>
+    </w:tbl>
+    <w:p>
+      <w:pPr>
+        <w:spacing w:after="120"/>
+      </w:pPr>
+    </w:p>
+    <w:p>
+      <w:pPr>
+        <w:pStyle w:val="Heading2"/>
+        <w:keepNext/>
+        <w:spacing w:after="100" w:before="200"/>
+      </w:pPr>
+      <w:r>
+        <w:rPr>
+          <w:rFonts w:ascii="Times New Roman" w:cs="Times New Roman" w:eastAsia="Times New Roman" w:hAnsi="Times New Roman"/>
+          <w:b/>
+          <w:bCs/>
+          <w:color w:val="000000"/>
+          <w:sz w:val="24"/>
+          <w:szCs w:val="24"/>
+        </w:rPr>
+        <w:t xml:space="preserve">6.2 Research and documentation still open</w:t>
+      </w:r>
+    </w:p>
+    <w:tbl>
+      <w:tblPr>
+        <w:tblW w:type="dxa" w:w="9026"/>
+        <w:tblBorders>
+          <w:top w:val="single" w:color="auto" w:sz="4"/>
+          <w:left w:val="single" w:color="auto" w:sz="4"/>
+          <w:bottom w:val="single" w:color="auto" w:sz="4"/>
+          <w:right w:val="single" w:color="auto" w:sz="4"/>
+          <w:insideH w:val="single" w:color="auto" w:sz="4"/>
+          <w:insideV w:val="single" w:color="auto" w:sz="4"/>
+        </w:tblBorders>
+      </w:tblPr>
+      <w:tblGrid>
+        <w:gridCol w:w="2578"/>
+        <w:gridCol w:w="6448"/>
+      </w:tblGrid>
+      <w:tr>
+        <w:trPr>
+          <w:tblHeader/>
+        </w:trPr>
+        <w:tc>
+          <w:tcPr>
+            <w:tcW w:type="dxa" w:w="2578"/>
+            <w:tcBorders>
+              <w:top w:val="single" w:color="999999" w:sz="4"/>
+              <w:left w:val="single" w:color="999999" w:sz="4"/>
+              <w:bottom w:val="single" w:color="999999" w:sz="4"/>
+              <w:right w:val="single" w:color="999999" w:sz="4"/>
+            </w:tcBorders>
+            <w:shd w:fill="E7ECF4" w:color="auto" w:val="clear"/>
+            <w:tcMar>
+              <w:top w:type="dxa" w:w="60"/>
+              <w:left w:type="dxa" w:w="100"/>
+              <w:bottom w:type="dxa" w:w="60"/>
+              <w:right w:type="dxa" w:w="100"/>
+            </w:tcMar>
+          </w:tcPr>
+          <w:p>
+            <w:pPr>
+              <w:spacing w:line="276"/>
+            </w:pPr>
+            <w:r>
+              <w:rPr>
+                <w:rFonts w:ascii="Times New Roman" w:cs="Times New Roman" w:eastAsia="Times New Roman" w:hAnsi="Times New Roman"/>
+                <w:b/>
+                <w:bCs/>
+                <w:sz w:val="20"/>
+                <w:szCs w:val="20"/>
+              </w:rPr>
+              <w:t xml:space="preserve">Item</w:t>
+            </w:r>
+          </w:p>
+        </w:tc>
+        <w:tc>
+          <w:tcPr>
+            <w:tcW w:type="dxa" w:w="6448"/>
+            <w:tcBorders>
+              <w:top w:val="single" w:color="999999" w:sz="4"/>
+              <w:left w:val="single" w:color="999999" w:sz="4"/>
+              <w:bottom w:val="single" w:color="999999" w:sz="4"/>
+              <w:right w:val="single" w:color="999999" w:sz="4"/>
+            </w:tcBorders>
+            <w:shd w:fill="E7ECF4" w:color="auto" w:val="clear"/>
+            <w:tcMar>
+              <w:top w:type="dxa" w:w="60"/>
+              <w:left w:type="dxa" w:w="100"/>
+              <w:bottom w:type="dxa" w:w="60"/>
+              <w:right w:type="dxa" w:w="100"/>
+            </w:tcMar>
+          </w:tcPr>
+          <w:p>
+            <w:pPr>
+              <w:spacing w:line="276"/>
+            </w:pPr>
+            <w:r>
+              <w:rPr>
+                <w:rFonts w:ascii="Times New Roman" w:cs="Times New Roman" w:eastAsia="Times New Roman" w:hAnsi="Times New Roman"/>
+                <w:b/>
+                <w:bCs/>
+                <w:sz w:val="20"/>
+                <w:szCs w:val="20"/>
+              </w:rPr>
+              <w:t xml:space="preserve">Status</w:t>
+            </w:r>
+          </w:p>
+        </w:tc>
+      </w:tr>
+      <w:tr>
+        <w:trPr>
+          <w:tblHeader w:val="off"/>
+        </w:trPr>
+        <w:tc>
+          <w:tcPr>
+            <w:tcW w:type="dxa" w:w="2578"/>
+            <w:tcBorders>
+              <w:top w:val="single" w:color="999999" w:sz="4"/>
+              <w:left w:val="single" w:color="999999" w:sz="4"/>
+              <w:bottom w:val="single" w:color="999999" w:sz="4"/>
+              <w:right w:val="single" w:color="999999" w:sz="4"/>
+            </w:tcBorders>
+            <w:tcMar>
+              <w:top w:type="dxa" w:w="60"/>
+              <w:left w:type="dxa" w:w="100"/>
+              <w:bottom w:type="dxa" w:w="60"/>
+              <w:right w:type="dxa" w:w="100"/>
+            </w:tcMar>
+          </w:tcPr>
+          <w:p>
+            <w:pPr>
+              <w:spacing w:line="276"/>
+            </w:pPr>
+            <w:r>
+              <w:rPr>
+                <w:rFonts w:ascii="Times New Roman" w:cs="Times New Roman" w:eastAsia="Times New Roman" w:hAnsi="Times New Roman"/>
+                <w:b w:val="false"/>
+                <w:bCs w:val="false"/>
+                <w:sz w:val="20"/>
+                <w:szCs w:val="20"/>
+              </w:rPr>
+              <w:t xml:space="preserve">Corrected proposal</w:t>
+            </w:r>
+          </w:p>
+        </w:tc>
+        <w:tc>
+          <w:tcPr>
+            <w:tcW w:type="dxa" w:w="6448"/>
+            <w:tcBorders>
+              <w:top w:val="single" w:color="999999" w:sz="4"/>
+              <w:left w:val="single" w:color="999999" w:sz="4"/>
+              <w:bottom w:val="single" w:color="999999" w:sz="4"/>
+              <w:right w:val="single" w:color="999999" w:sz="4"/>
+            </w:tcBorders>
+            <w:tcMar>
+              <w:top w:type="dxa" w:w="60"/>
+              <w:left w:type="dxa" w:w="100"/>
+              <w:bottom w:type="dxa" w:w="60"/>
+              <w:right w:type="dxa" w:w="100"/>
+            </w:tcMar>
+          </w:tcPr>
+          <w:p>
+            <w:pPr>
+              <w:spacing w:line="276"/>
+            </w:pPr>
+            <w:r>
+              <w:rPr>
+                <w:rFonts w:ascii="Times New Roman" w:cs="Times New Roman" w:eastAsia="Times New Roman" w:hAnsi="Times New Roman"/>
+                <w:b w:val="false"/>
+                <w:bCs w:val="false"/>
+                <w:sz w:val="20"/>
+                <w:szCs w:val="20"/>
+              </w:rPr>
+              <w:t xml:space="preserve">All 46 corrections (marker comments and GIS removal) listed in a tracked checklist; rewriting not yet started</w:t>
+            </w:r>
+          </w:p>
+        </w:tc>
+      </w:tr>
+      <w:tr>
+        <w:trPr>
+          <w:tblHeader w:val="off"/>
+        </w:trPr>
+        <w:tc>
+          <w:tcPr>
+            <w:tcW w:type="dxa" w:w="2578"/>
+            <w:tcBorders>
+              <w:top w:val="single" w:color="999999" w:sz="4"/>
+              <w:left w:val="single" w:color="999999" w:sz="4"/>
+              <w:bottom w:val="single" w:color="999999" w:sz="4"/>
+              <w:right w:val="single" w:color="999999" w:sz="4"/>
+            </w:tcBorders>
+            <w:tcMar>
+              <w:top w:type="dxa" w:w="60"/>
+              <w:left w:type="dxa" w:w="100"/>
+              <w:bottom w:type="dxa" w:w="60"/>
+              <w:right w:type="dxa" w:w="100"/>
+            </w:tcMar>
+          </w:tcPr>
+          <w:p>
+            <w:pPr>
+              <w:spacing w:line="276"/>
+            </w:pPr>
+            <w:r>
+              <w:rPr>
+                <w:rFonts w:ascii="Times New Roman" w:cs="Times New Roman" w:eastAsia="Times New Roman" w:hAnsi="Times New Roman"/>
+                <w:b w:val="false"/>
+                <w:bCs w:val="false"/>
+                <w:sz w:val="20"/>
+                <w:szCs w:val="20"/>
+              </w:rPr>
+              <w:t xml:space="preserve">Fieldwork</w:t>
+            </w:r>
+          </w:p>
+        </w:tc>
+        <w:tc>
+          <w:tcPr>
+            <w:tcW w:type="dxa" w:w="6448"/>
+            <w:tcBorders>
+              <w:top w:val="single" w:color="999999" w:sz="4"/>
+              <w:left w:val="single" w:color="999999" w:sz="4"/>
+              <w:bottom w:val="single" w:color="999999" w:sz="4"/>
+              <w:right w:val="single" w:color="999999" w:sz="4"/>
+            </w:tcBorders>
+            <w:tcMar>
+              <w:top w:type="dxa" w:w="60"/>
+              <w:left w:type="dxa" w:w="100"/>
+              <w:bottom w:type="dxa" w:w="60"/>
+              <w:right w:type="dxa" w:w="100"/>
+            </w:tcMar>
+          </w:tcPr>
+          <w:p>
+            <w:pPr>
+              <w:spacing w:line="276"/>
+            </w:pPr>
+            <w:r>
+              <w:rPr>
+                <w:rFonts w:ascii="Times New Roman" w:cs="Times New Roman" w:eastAsia="Times New Roman" w:hAnsi="Times New Roman"/>
+                <w:b w:val="false"/>
+                <w:bCs w:val="false"/>
+                <w:sz w:val="20"/>
+                <w:szCs w:val="20"/>
+              </w:rPr>
+              <w:t xml:space="preserve">Interview guide and questionnaire to be revised so each has one type of data; permission and participants to be confirmed</w:t>
+            </w:r>
+          </w:p>
+        </w:tc>
+      </w:tr>
+      <w:tr>
+        <w:trPr>
+          <w:tblHeader w:val="off"/>
+        </w:trPr>
+        <w:tc>
+          <w:tcPr>
+            <w:tcW w:type="dxa" w:w="2578"/>
+            <w:tcBorders>
+              <w:top w:val="single" w:color="999999" w:sz="4"/>
+              <w:left w:val="single" w:color="999999" w:sz="4"/>
+              <w:bottom w:val="single" w:color="999999" w:sz="4"/>
+              <w:right w:val="single" w:color="999999" w:sz="4"/>
+            </w:tcBorders>
+            <w:tcMar>
+              <w:top w:type="dxa" w:w="60"/>
+              <w:left w:type="dxa" w:w="100"/>
+              <w:bottom w:type="dxa" w:w="60"/>
+              <w:right w:type="dxa" w:w="100"/>
+            </w:tcMar>
+          </w:tcPr>
+          <w:p>
+            <w:pPr>
+              <w:spacing w:line="276"/>
+            </w:pPr>
+            <w:r>
+              <w:rPr>
+                <w:rFonts w:ascii="Times New Roman" w:cs="Times New Roman" w:eastAsia="Times New Roman" w:hAnsi="Times New Roman"/>
+                <w:b w:val="false"/>
+                <w:bCs w:val="false"/>
+                <w:sz w:val="20"/>
+                <w:szCs w:val="20"/>
+              </w:rPr>
+              <w:t xml:space="preserve">Usability study</w:t>
+            </w:r>
+          </w:p>
+        </w:tc>
+        <w:tc>
+          <w:tcPr>
+            <w:tcW w:type="dxa" w:w="6448"/>
+            <w:tcBorders>
+              <w:top w:val="single" w:color="999999" w:sz="4"/>
+              <w:left w:val="single" w:color="999999" w:sz="4"/>
+              <w:bottom w:val="single" w:color="999999" w:sz="4"/>
+              <w:right w:val="single" w:color="999999" w:sz="4"/>
+            </w:tcBorders>
+            <w:tcMar>
+              <w:top w:type="dxa" w:w="60"/>
+              <w:left w:type="dxa" w:w="100"/>
+              <w:bottom w:type="dxa" w:w="60"/>
+              <w:right w:type="dxa" w:w="100"/>
+            </w:tcMar>
+          </w:tcPr>
+          <w:p>
+            <w:pPr>
+              <w:spacing w:line="276"/>
+            </w:pPr>
+            <w:r>
+              <w:rPr>
+                <w:rFonts w:ascii="Times New Roman" w:cs="Times New Roman" w:eastAsia="Times New Roman" w:hAnsi="Times New Roman"/>
+                <w:b w:val="false"/>
+                <w:bCs w:val="false"/>
+                <w:sz w:val="20"/>
+                <w:szCs w:val="20"/>
+              </w:rPr>
+              <w:t xml:space="preserve">Session kit drafted; sessions with 5 to 8 real participants not yet held</w:t>
+            </w:r>
+          </w:p>
+        </w:tc>
+      </w:tr>
+      <w:tr>
+        <w:trPr>
+          <w:tblHeader w:val="off"/>
+        </w:trPr>
+        <w:tc>
+          <w:tcPr>
+            <w:tcW w:type="dxa" w:w="2578"/>
+            <w:tcBorders>
+              <w:top w:val="single" w:color="999999" w:sz="4"/>
+              <w:left w:val="single" w:color="999999" w:sz="4"/>
+              <w:bottom w:val="single" w:color="999999" w:sz="4"/>
+              <w:right w:val="single" w:color="999999" w:sz="4"/>
+            </w:tcBorders>
+            <w:tcMar>
+              <w:top w:type="dxa" w:w="60"/>
+              <w:left w:type="dxa" w:w="100"/>
+              <w:bottom w:type="dxa" w:w="60"/>
+              <w:right w:type="dxa" w:w="100"/>
+            </w:tcMar>
+          </w:tcPr>
+          <w:p>
+            <w:pPr>
+              <w:spacing w:line="276"/>
+            </w:pPr>
+            <w:r>
+              <w:rPr>
+                <w:rFonts w:ascii="Times New Roman" w:cs="Times New Roman" w:eastAsia="Times New Roman" w:hAnsi="Times New Roman"/>
+                <w:b w:val="false"/>
+                <w:bCs w:val="false"/>
+                <w:sz w:val="20"/>
+                <w:szCs w:val="20"/>
+              </w:rPr>
+              <w:t xml:space="preserve">Chapters 4 to 6</w:t>
+            </w:r>
+          </w:p>
+        </w:tc>
+        <w:tc>
+          <w:tcPr>
+            <w:tcW w:type="dxa" w:w="6448"/>
+            <w:tcBorders>
+              <w:top w:val="single" w:color="999999" w:sz="4"/>
+              <w:left w:val="single" w:color="999999" w:sz="4"/>
+              <w:bottom w:val="single" w:color="999999" w:sz="4"/>
+              <w:right w:val="single" w:color="999999" w:sz="4"/>
+            </w:tcBorders>
+            <w:tcMar>
+              <w:top w:type="dxa" w:w="60"/>
+              <w:left w:type="dxa" w:w="100"/>
+              <w:bottom w:type="dxa" w:w="60"/>
+              <w:right w:type="dxa" w:w="100"/>
+            </w:tcMar>
+          </w:tcPr>
+          <w:p>
+            <w:pPr>
+              <w:spacing w:line="276"/>
+            </w:pPr>
+            <w:r>
+              <w:rPr>
+                <w:rFonts w:ascii="Times New Roman" w:cs="Times New Roman" w:eastAsia="Times New Roman" w:hAnsi="Times New Roman"/>
+                <w:b w:val="false"/>
+                <w:bCs w:val="false"/>
+                <w:sz w:val="20"/>
+                <w:szCs w:val="20"/>
+              </w:rPr>
+              <w:t xml:space="preserve">Evidence and logs are ready; writing not yet started</w:t>
+            </w:r>
+          </w:p>
+        </w:tc>
+      </w:tr>
+      <w:tr>
+        <w:trPr>
+          <w:tblHeader w:val="off"/>
+        </w:trPr>
+        <w:tc>
+          <w:tcPr>
+            <w:tcW w:type="dxa" w:w="2578"/>
+            <w:tcBorders>
+              <w:top w:val="single" w:color="999999" w:sz="4"/>
+              <w:left w:val="single" w:color="999999" w:sz="4"/>
+              <w:bottom w:val="single" w:color="999999" w:sz="4"/>
+              <w:right w:val="single" w:color="999999" w:sz="4"/>
+            </w:tcBorders>
+            <w:tcMar>
+              <w:top w:type="dxa" w:w="60"/>
+              <w:left w:type="dxa" w:w="100"/>
+              <w:bottom w:type="dxa" w:w="60"/>
+              <w:right w:type="dxa" w:w="100"/>
+            </w:tcMar>
+          </w:tcPr>
+          <w:p>
+            <w:pPr>
+              <w:spacing w:line="276"/>
+            </w:pPr>
+            <w:r>
+              <w:rPr>
+                <w:rFonts w:ascii="Times New Roman" w:cs="Times New Roman" w:eastAsia="Times New Roman" w:hAnsi="Times New Roman"/>
+                <w:b w:val="false"/>
+                <w:bCs w:val="false"/>
+                <w:sz w:val="20"/>
+                <w:szCs w:val="20"/>
+              </w:rPr>
+              <w:t xml:space="preserve">Demonstration</w:t>
+            </w:r>
+          </w:p>
+        </w:tc>
+        <w:tc>
+          <w:tcPr>
+            <w:tcW w:type="dxa" w:w="6448"/>
+            <w:tcBorders>
+              <w:top w:val="single" w:color="999999" w:sz="4"/>
+              <w:left w:val="single" w:color="999999" w:sz="4"/>
+              <w:bottom w:val="single" w:color="999999" w:sz="4"/>
+              <w:right w:val="single" w:color="999999" w:sz="4"/>
+            </w:tcBorders>
+            <w:tcMar>
+              <w:top w:type="dxa" w:w="60"/>
+              <w:left w:type="dxa" w:w="100"/>
+              <w:bottom w:type="dxa" w:w="60"/>
+              <w:right w:type="dxa" w:w="100"/>
+            </w:tcMar>
+          </w:tcPr>
+          <w:p>
+            <w:pPr>
+              <w:spacing w:line="276"/>
+            </w:pPr>
+            <w:r>
+              <w:rPr>
+                <w:rFonts w:ascii="Times New Roman" w:cs="Times New Roman" w:eastAsia="Times New Roman" w:hAnsi="Times New Roman"/>
+                <w:b w:val="false"/>
+                <w:bCs w:val="false"/>
+                <w:sz w:val="20"/>
+                <w:szCs w:val="20"/>
+              </w:rPr>
+              <w:t xml:space="preserve">Rehearsal from a fresh installation and backup recording not yet done</w:t>
+            </w:r>
+          </w:p>
+        </w:tc>
+      </w:tr>
+    </w:tbl>
+    <w:p>
+      <w:pPr>
+        <w:spacing w:after="120"/>
+      </w:pPr>
+    </w:p>
+    <w:p>
+      <w:pPr>
+        <w:pStyle w:val="Heading2"/>
+        <w:keepNext/>
+        <w:spacing w:after="100" w:before="200"/>
+      </w:pPr>
+      <w:r>
+        <w:rPr>
+          <w:rFonts w:ascii="Times New Roman" w:cs="Times New Roman" w:eastAsia="Times New Roman" w:hAnsi="Times New Roman"/>
+          <w:b/>
+          <w:bCs/>
+          <w:color w:val="000000"/>
+          <w:sz w:val="24"/>
+          <w:szCs w:val="24"/>
+        </w:rPr>
+        <w:t xml:space="preserve">6.3 Items I need your guidance on</w:t>
       </w:r>
     </w:p>
     <w:p>
@@ -3303,6 +5006,8 @@
       <w:r>
         <w:rPr>
           <w:rFonts w:ascii="Times New Roman" w:cs="Times New Roman" w:eastAsia="Times New Roman" w:hAnsi="Times New Roman"/>
+          <w:b w:val="false"/>
+          <w:bCs w:val="false"/>
           <w:sz w:val="24"/>
           <w:szCs w:val="24"/>
         </w:rPr>
@@ -3332,6 +5037,8 @@
       <w:r>
         <w:rPr>
           <w:rFonts w:ascii="Times New Roman" w:cs="Times New Roman" w:eastAsia="Times New Roman" w:hAnsi="Times New Roman"/>
+          <w:b w:val="false"/>
+          <w:bCs w:val="false"/>
           <w:sz w:val="24"/>
           <w:szCs w:val="24"/>
         </w:rPr>
@@ -3361,10 +5068,12 @@
       <w:r>
         <w:rPr>
           <w:rFonts w:ascii="Times New Roman" w:cs="Times New Roman" w:eastAsia="Times New Roman" w:hAnsi="Times New Roman"/>
+          <w:b w:val="false"/>
+          <w:bCs w:val="false"/>
           <w:sz w:val="24"/>
           <w:szCs w:val="24"/>
         </w:rPr>
-        <w:t xml:space="preserve"> whether ethics clearance or a research permit is needed, and which participant groups are acceptable (security or ICT staff, analysts, students).</w:t>
+        <w:t xml:space="preserve"> whether ethics clearance or a research permit is needed, and which participant groups are acceptable.</w:t>
       </w:r>
     </w:p>
     <w:p>
@@ -3390,6 +5099,8 @@
       <w:r>
         <w:rPr>
           <w:rFonts w:ascii="Times New Roman" w:cs="Times New Roman" w:eastAsia="Times New Roman" w:hAnsi="Times New Roman"/>
+          <w:b w:val="false"/>
+          <w:bCs w:val="false"/>
           <w:sz w:val="24"/>
           <w:szCs w:val="24"/>
         </w:rPr>
@@ -3440,10 +5151,12 @@
       <w:r>
         <w:rPr>
           <w:rFonts w:ascii="Times New Roman" w:cs="Times New Roman" w:eastAsia="Times New Roman" w:hAnsi="Times New Roman"/>
+          <w:b w:val="false"/>
+          <w:bCs w:val="false"/>
           <w:sz w:val="24"/>
           <w:szCs w:val="24"/>
         </w:rPr>
-        <w:t xml:space="preserve"> option described in Section 4.</w:t>
+        <w:t xml:space="preserve"> option described in Section 5.</w:t>
       </w:r>
     </w:p>
     <w:p>
@@ -3494,8 +5207,8 @@
         </w:tblBorders>
       </w:tblPr>
       <w:tblGrid>
-        <w:gridCol w:w="2200"/>
-        <w:gridCol w:w="6826"/>
+        <w:gridCol w:w="2256"/>
+        <w:gridCol w:w="6770"/>
       </w:tblGrid>
       <w:tr>
         <w:trPr>
@@ -3503,7 +5216,7 @@
         </w:trPr>
         <w:tc>
           <w:tcPr>
-            <w:tcW w:type="dxa" w:w="2200"/>
+            <w:tcW w:type="dxa" w:w="2256"/>
             <w:tcBorders>
               <w:top w:val="single" w:color="999999" w:sz="4"/>
               <w:left w:val="single" w:color="999999" w:sz="4"/>
@@ -3536,7 +5249,7 @@
         </w:tc>
         <w:tc>
           <w:tcPr>
-            <w:tcW w:type="dxa" w:w="6826"/>
+            <w:tcW w:type="dxa" w:w="6770"/>
             <w:tcBorders>
               <w:top w:val="single" w:color="999999" w:sz="4"/>
               <w:left w:val="single" w:color="999999" w:sz="4"/>
@@ -3574,65 +5287,65 @@
         </w:trPr>
         <w:tc>
           <w:tcPr>
-            <w:tcW w:type="dxa" w:w="2200"/>
-            <w:tcBorders>
-              <w:top w:val="single" w:color="999999" w:sz="4"/>
-              <w:left w:val="single" w:color="999999" w:sz="4"/>
-              <w:bottom w:val="single" w:color="999999" w:sz="4"/>
-              <w:right w:val="single" w:color="999999" w:sz="4"/>
-            </w:tcBorders>
-            <w:tcMar>
-              <w:top w:type="dxa" w:w="60"/>
-              <w:left w:type="dxa" w:w="100"/>
-              <w:bottom w:type="dxa" w:w="60"/>
-              <w:right w:type="dxa" w:w="100"/>
-            </w:tcMar>
-          </w:tcPr>
-          <w:p>
-            <w:pPr>
-              <w:spacing w:line="276"/>
-            </w:pPr>
-            <w:r>
-              <w:rPr>
-                <w:rFonts w:ascii="Times New Roman" w:cs="Times New Roman" w:eastAsia="Times New Roman" w:hAnsi="Times New Roman"/>
-                <w:b w:val="false"/>
-                <w:bCs w:val="false"/>
-                <w:sz w:val="20"/>
-                <w:szCs w:val="20"/>
-              </w:rPr>
-              <w:t xml:space="preserve">This week (28 Sep to 4 Oct)</w:t>
-            </w:r>
-          </w:p>
-        </w:tc>
-        <w:tc>
-          <w:tcPr>
-            <w:tcW w:type="dxa" w:w="6826"/>
-            <w:tcBorders>
-              <w:top w:val="single" w:color="999999" w:sz="4"/>
-              <w:left w:val="single" w:color="999999" w:sz="4"/>
-              <w:bottom w:val="single" w:color="999999" w:sz="4"/>
-              <w:right w:val="single" w:color="999999" w:sz="4"/>
-            </w:tcBorders>
-            <w:tcMar>
-              <w:top w:type="dxa" w:w="60"/>
-              <w:left w:type="dxa" w:w="100"/>
-              <w:bottom w:type="dxa" w:w="60"/>
-              <w:right w:type="dxa" w:w="100"/>
-            </w:tcMar>
-          </w:tcPr>
-          <w:p>
-            <w:pPr>
-              <w:spacing w:line="276"/>
-            </w:pPr>
-            <w:r>
-              <w:rPr>
-                <w:rFonts w:ascii="Times New Roman" w:cs="Times New Roman" w:eastAsia="Times New Roman" w:hAnsi="Times New Roman"/>
-                <w:b w:val="false"/>
-                <w:bCs w:val="false"/>
-                <w:sz w:val="20"/>
-                <w:szCs w:val="20"/>
-              </w:rPr>
-              <w:t xml:space="preserve">Rewrite the title, aim and objectives first, then the rest of Chapter 1, and send the corrected proposal; ask for fieldwork permission and confirm participants; revise the interview guide and questionnaire so each has one type of data.</w:t>
+            <w:tcW w:type="dxa" w:w="2256"/>
+            <w:tcBorders>
+              <w:top w:val="single" w:color="999999" w:sz="4"/>
+              <w:left w:val="single" w:color="999999" w:sz="4"/>
+              <w:bottom w:val="single" w:color="999999" w:sz="4"/>
+              <w:right w:val="single" w:color="999999" w:sz="4"/>
+            </w:tcBorders>
+            <w:tcMar>
+              <w:top w:type="dxa" w:w="60"/>
+              <w:left w:type="dxa" w:w="100"/>
+              <w:bottom w:type="dxa" w:w="60"/>
+              <w:right w:type="dxa" w:w="100"/>
+            </w:tcMar>
+          </w:tcPr>
+          <w:p>
+            <w:pPr>
+              <w:spacing w:line="276"/>
+            </w:pPr>
+            <w:r>
+              <w:rPr>
+                <w:rFonts w:ascii="Times New Roman" w:cs="Times New Roman" w:eastAsia="Times New Roman" w:hAnsi="Times New Roman"/>
+                <w:b w:val="false"/>
+                <w:bCs w:val="false"/>
+                <w:sz w:val="20"/>
+                <w:szCs w:val="20"/>
+              </w:rPr>
+              <w:t xml:space="preserve">28 Sep to 4 Oct</w:t>
+            </w:r>
+          </w:p>
+        </w:tc>
+        <w:tc>
+          <w:tcPr>
+            <w:tcW w:type="dxa" w:w="6770"/>
+            <w:tcBorders>
+              <w:top w:val="single" w:color="999999" w:sz="4"/>
+              <w:left w:val="single" w:color="999999" w:sz="4"/>
+              <w:bottom w:val="single" w:color="999999" w:sz="4"/>
+              <w:right w:val="single" w:color="999999" w:sz="4"/>
+            </w:tcBorders>
+            <w:tcMar>
+              <w:top w:type="dxa" w:w="60"/>
+              <w:left w:type="dxa" w:w="100"/>
+              <w:bottom w:type="dxa" w:w="60"/>
+              <w:right w:type="dxa" w:w="100"/>
+            </w:tcMar>
+          </w:tcPr>
+          <w:p>
+            <w:pPr>
+              <w:spacing w:line="276"/>
+            </w:pPr>
+            <w:r>
+              <w:rPr>
+                <w:rFonts w:ascii="Times New Roman" w:cs="Times New Roman" w:eastAsia="Times New Roman" w:hAnsi="Times New Roman"/>
+                <w:b w:val="false"/>
+                <w:bCs w:val="false"/>
+                <w:sz w:val="20"/>
+                <w:szCs w:val="20"/>
+              </w:rPr>
+              <w:t xml:space="preserve">Rewrite the title, aim and objectives, then the rest of Chapter 1, and send the corrected proposal; request fieldwork permission; revise the interview guide and questionnaire; verify the ward list</w:t>
             </w:r>
           </w:p>
         </w:tc>
@@ -3643,7 +5356,7 @@
         </w:trPr>
         <w:tc>
           <w:tcPr>
-            <w:tcW w:type="dxa" w:w="2200"/>
+            <w:tcW w:type="dxa" w:w="2256"/>
             <w:tcBorders>
               <w:top w:val="single" w:color="999999" w:sz="4"/>
               <w:left w:val="single" w:color="999999" w:sz="4"/>
@@ -3675,33 +5388,33 @@
         </w:tc>
         <w:tc>
           <w:tcPr>
-            <w:tcW w:type="dxa" w:w="6826"/>
-            <w:tcBorders>
-              <w:top w:val="single" w:color="999999" w:sz="4"/>
-              <w:left w:val="single" w:color="999999" w:sz="4"/>
-              <w:bottom w:val="single" w:color="999999" w:sz="4"/>
-              <w:right w:val="single" w:color="999999" w:sz="4"/>
-            </w:tcBorders>
-            <w:tcMar>
-              <w:top w:type="dxa" w:w="60"/>
-              <w:left w:type="dxa" w:w="100"/>
-              <w:bottom w:type="dxa" w:w="60"/>
-              <w:right w:type="dxa" w:w="100"/>
-            </w:tcMar>
-          </w:tcPr>
-          <w:p>
-            <w:pPr>
-              <w:spacing w:line="276"/>
-            </w:pPr>
-            <w:r>
-              <w:rPr>
-                <w:rFonts w:ascii="Times New Roman" w:cs="Times New Roman" w:eastAsia="Times New Roman" w:hAnsi="Times New Roman"/>
-                <w:b w:val="false"/>
-                <w:bCs w:val="false"/>
-                <w:sz w:val="20"/>
-                <w:szCs w:val="20"/>
-              </w:rPr>
-              <w:t xml:space="preserve">Complete Chapters 2 and 3 corrections; start interviews and the requirements questionnaire; freeze the requirements; show you the prototype screens as the interface design.</w:t>
+            <w:tcW w:type="dxa" w:w="6770"/>
+            <w:tcBorders>
+              <w:top w:val="single" w:color="999999" w:sz="4"/>
+              <w:left w:val="single" w:color="999999" w:sz="4"/>
+              <w:bottom w:val="single" w:color="999999" w:sz="4"/>
+              <w:right w:val="single" w:color="999999" w:sz="4"/>
+            </w:tcBorders>
+            <w:tcMar>
+              <w:top w:type="dxa" w:w="60"/>
+              <w:left w:type="dxa" w:w="100"/>
+              <w:bottom w:type="dxa" w:w="60"/>
+              <w:right w:type="dxa" w:w="100"/>
+            </w:tcMar>
+          </w:tcPr>
+          <w:p>
+            <w:pPr>
+              <w:spacing w:line="276"/>
+            </w:pPr>
+            <w:r>
+              <w:rPr>
+                <w:rFonts w:ascii="Times New Roman" w:cs="Times New Roman" w:eastAsia="Times New Roman" w:hAnsi="Times New Roman"/>
+                <w:b w:val="false"/>
+                <w:bCs w:val="false"/>
+                <w:sz w:val="20"/>
+                <w:szCs w:val="20"/>
+              </w:rPr>
+              <w:t xml:space="preserve">Complete the Chapter 2 and 3 corrections; start interviews and the questionnaire; decide the open development items; write and test the backup and restore procedure</w:t>
             </w:r>
           </w:p>
         </w:tc>
@@ -3712,7 +5425,7 @@
         </w:trPr>
         <w:tc>
           <w:tcPr>
-            <w:tcW w:type="dxa" w:w="2200"/>
+            <w:tcW w:type="dxa" w:w="2256"/>
             <w:tcBorders>
               <w:top w:val="single" w:color="999999" w:sz="4"/>
               <w:left w:val="single" w:color="999999" w:sz="4"/>
@@ -3744,33 +5457,33 @@
         </w:tc>
         <w:tc>
           <w:tcPr>
-            <w:tcW w:type="dxa" w:w="6826"/>
-            <w:tcBorders>
-              <w:top w:val="single" w:color="999999" w:sz="4"/>
-              <w:left w:val="single" w:color="999999" w:sz="4"/>
-              <w:bottom w:val="single" w:color="999999" w:sz="4"/>
-              <w:right w:val="single" w:color="999999" w:sz="4"/>
-            </w:tcBorders>
-            <w:tcMar>
-              <w:top w:type="dxa" w:w="60"/>
-              <w:left w:type="dxa" w:w="100"/>
-              <w:bottom w:type="dxa" w:w="60"/>
-              <w:right w:type="dxa" w:w="100"/>
-            </w:tcMar>
-          </w:tcPr>
-          <w:p>
-            <w:pPr>
-              <w:spacing w:line="276"/>
-            </w:pPr>
-            <w:r>
-              <w:rPr>
-                <w:rFonts w:ascii="Times New Roman" w:cs="Times New Roman" w:eastAsia="Times New Roman" w:hAnsi="Times New Roman"/>
-                <w:b w:val="false"/>
-                <w:bCs w:val="false"/>
-                <w:sz w:val="20"/>
-                <w:szCs w:val="20"/>
-              </w:rPr>
-              <w:t xml:space="preserve">Analyse fieldwork results and apply any changes they call for; verify the ward list against the official IEBC list; run usability sessions with 5 to 8 real participants.</w:t>
+            <w:tcW w:type="dxa" w:w="6770"/>
+            <w:tcBorders>
+              <w:top w:val="single" w:color="999999" w:sz="4"/>
+              <w:left w:val="single" w:color="999999" w:sz="4"/>
+              <w:bottom w:val="single" w:color="999999" w:sz="4"/>
+              <w:right w:val="single" w:color="999999" w:sz="4"/>
+            </w:tcBorders>
+            <w:tcMar>
+              <w:top w:type="dxa" w:w="60"/>
+              <w:left w:type="dxa" w:w="100"/>
+              <w:bottom w:type="dxa" w:w="60"/>
+              <w:right w:type="dxa" w:w="100"/>
+            </w:tcMar>
+          </w:tcPr>
+          <w:p>
+            <w:pPr>
+              <w:spacing w:line="276"/>
+            </w:pPr>
+            <w:r>
+              <w:rPr>
+                <w:rFonts w:ascii="Times New Roman" w:cs="Times New Roman" w:eastAsia="Times New Roman" w:hAnsi="Times New Roman"/>
+                <w:b w:val="false"/>
+                <w:bCs w:val="false"/>
+                <w:sz w:val="20"/>
+                <w:szCs w:val="20"/>
+              </w:rPr>
+              <w:t xml:space="preserve">Apply fieldwork findings to the system; run the accessibility check; hold usability sessions and fix what they reveal</w:t>
             </w:r>
           </w:p>
         </w:tc>
@@ -3781,7 +5494,7 @@
         </w:trPr>
         <w:tc>
           <w:tcPr>
-            <w:tcW w:type="dxa" w:w="2200"/>
+            <w:tcW w:type="dxa" w:w="2256"/>
             <w:tcBorders>
               <w:top w:val="single" w:color="999999" w:sz="4"/>
               <w:left w:val="single" w:color="999999" w:sz="4"/>
@@ -3813,33 +5526,33 @@
         </w:tc>
         <w:tc>
           <w:tcPr>
-            <w:tcW w:type="dxa" w:w="6826"/>
-            <w:tcBorders>
-              <w:top w:val="single" w:color="999999" w:sz="4"/>
-              <w:left w:val="single" w:color="999999" w:sz="4"/>
-              <w:bottom w:val="single" w:color="999999" w:sz="4"/>
-              <w:right w:val="single" w:color="999999" w:sz="4"/>
-            </w:tcBorders>
-            <w:tcMar>
-              <w:top w:type="dxa" w:w="60"/>
-              <w:left w:type="dxa" w:w="100"/>
-              <w:bottom w:type="dxa" w:w="60"/>
-              <w:right w:type="dxa" w:w="100"/>
-            </w:tcMar>
-          </w:tcPr>
-          <w:p>
-            <w:pPr>
-              <w:spacing w:line="276"/>
-            </w:pPr>
-            <w:r>
-              <w:rPr>
-                <w:rFonts w:ascii="Times New Roman" w:cs="Times New Roman" w:eastAsia="Times New Roman" w:hAnsi="Times New Roman"/>
-                <w:b w:val="false"/>
-                <w:bCs w:val="false"/>
-                <w:sz w:val="20"/>
-                <w:szCs w:val="20"/>
-              </w:rPr>
-              <w:t xml:space="preserve">Write Chapters 4 to 6 from the logged evidence; fix references; replace the Gantt chart.</w:t>
+            <w:tcW w:type="dxa" w:w="6770"/>
+            <w:tcBorders>
+              <w:top w:val="single" w:color="999999" w:sz="4"/>
+              <w:left w:val="single" w:color="999999" w:sz="4"/>
+              <w:bottom w:val="single" w:color="999999" w:sz="4"/>
+              <w:right w:val="single" w:color="999999" w:sz="4"/>
+            </w:tcBorders>
+            <w:tcMar>
+              <w:top w:type="dxa" w:w="60"/>
+              <w:left w:type="dxa" w:w="100"/>
+              <w:bottom w:type="dxa" w:w="60"/>
+              <w:right w:type="dxa" w:w="100"/>
+            </w:tcMar>
+          </w:tcPr>
+          <w:p>
+            <w:pPr>
+              <w:spacing w:line="276"/>
+            </w:pPr>
+            <w:r>
+              <w:rPr>
+                <w:rFonts w:ascii="Times New Roman" w:cs="Times New Roman" w:eastAsia="Times New Roman" w:hAnsi="Times New Roman"/>
+                <w:b w:val="false"/>
+                <w:bCs w:val="false"/>
+                <w:sz w:val="20"/>
+                <w:szCs w:val="20"/>
+              </w:rPr>
+              <w:t xml:space="preserve">Write Chapters 4 to 6 from the logged evidence; redraw the final diagrams; fix references; replace the Gantt chart</w:t>
             </w:r>
           </w:p>
         </w:tc>
@@ -3850,7 +5563,7 @@
         </w:trPr>
         <w:tc>
           <w:tcPr>
-            <w:tcW w:type="dxa" w:w="2200"/>
+            <w:tcW w:type="dxa" w:w="2256"/>
             <w:tcBorders>
               <w:top w:val="single" w:color="999999" w:sz="4"/>
               <w:left w:val="single" w:color="999999" w:sz="4"/>
@@ -3882,38 +5595,43 @@
         </w:tc>
         <w:tc>
           <w:tcPr>
-            <w:tcW w:type="dxa" w:w="6826"/>
-            <w:tcBorders>
-              <w:top w:val="single" w:color="999999" w:sz="4"/>
-              <w:left w:val="single" w:color="999999" w:sz="4"/>
-              <w:bottom w:val="single" w:color="999999" w:sz="4"/>
-              <w:right w:val="single" w:color="999999" w:sz="4"/>
-            </w:tcBorders>
-            <w:tcMar>
-              <w:top w:type="dxa" w:w="60"/>
-              <w:left w:type="dxa" w:w="100"/>
-              <w:bottom w:type="dxa" w:w="60"/>
-              <w:right w:type="dxa" w:w="100"/>
-            </w:tcMar>
-          </w:tcPr>
-          <w:p>
-            <w:pPr>
-              <w:spacing w:line="276"/>
-            </w:pPr>
-            <w:r>
-              <w:rPr>
-                <w:rFonts w:ascii="Times New Roman" w:cs="Times New Roman" w:eastAsia="Times New Roman" w:hAnsi="Times New Roman"/>
-                <w:b w:val="false"/>
-                <w:bCs w:val="false"/>
-                <w:sz w:val="20"/>
-                <w:szCs w:val="20"/>
-              </w:rPr>
-              <w:t xml:space="preserve">Rehearse the demonstration from a fresh installation and record a backup video.</w:t>
+            <w:tcW w:type="dxa" w:w="6770"/>
+            <w:tcBorders>
+              <w:top w:val="single" w:color="999999" w:sz="4"/>
+              <w:left w:val="single" w:color="999999" w:sz="4"/>
+              <w:bottom w:val="single" w:color="999999" w:sz="4"/>
+              <w:right w:val="single" w:color="999999" w:sz="4"/>
+            </w:tcBorders>
+            <w:tcMar>
+              <w:top w:type="dxa" w:w="60"/>
+              <w:left w:type="dxa" w:w="100"/>
+              <w:bottom w:type="dxa" w:w="60"/>
+              <w:right w:type="dxa" w:w="100"/>
+            </w:tcMar>
+          </w:tcPr>
+          <w:p>
+            <w:pPr>
+              <w:spacing w:line="276"/>
+            </w:pPr>
+            <w:r>
+              <w:rPr>
+                <w:rFonts w:ascii="Times New Roman" w:cs="Times New Roman" w:eastAsia="Times New Roman" w:hAnsi="Times New Roman"/>
+                <w:b w:val="false"/>
+                <w:bCs w:val="false"/>
+                <w:sz w:val="20"/>
+                <w:szCs w:val="20"/>
+              </w:rPr>
+              <w:t xml:space="preserve">Rehearse the demonstration from a fresh installation and record a backup video</w:t>
             </w:r>
           </w:p>
         </w:tc>
       </w:tr>
     </w:tbl>
+    <w:p>
+      <w:pPr>
+        <w:spacing w:after="120"/>
+      </w:pPr>
+    </w:p>
     <w:p>
       <w:pPr>
         <w:spacing w:after="120" w:line="360"/>
@@ -3922,6 +5640,8 @@
       <w:r>
         <w:rPr>
           <w:rFonts w:ascii="Times New Roman" w:cs="Times New Roman" w:eastAsia="Times New Roman" w:hAnsi="Times New Roman"/>
+          <w:b w:val="false"/>
+          <w:bCs w:val="false"/>
           <w:sz w:val="24"/>
           <w:szCs w:val="24"/>
         </w:rPr>
@@ -3976,8 +5696,8 @@
         </w:tblBorders>
       </w:tblPr>
       <w:tblGrid>
-        <w:gridCol w:w="2200"/>
-        <w:gridCol w:w="6826"/>
+        <w:gridCol w:w="2474"/>
+        <w:gridCol w:w="6552"/>
       </w:tblGrid>
       <w:tr>
         <w:trPr>
@@ -3985,7 +5705,7 @@
         </w:trPr>
         <w:tc>
           <w:tcPr>
-            <w:tcW w:type="dxa" w:w="2200"/>
+            <w:tcW w:type="dxa" w:w="2474"/>
             <w:tcBorders>
               <w:top w:val="single" w:color="999999" w:sz="4"/>
               <w:left w:val="single" w:color="999999" w:sz="4"/>
@@ -4018,7 +5738,7 @@
         </w:tc>
         <w:tc>
           <w:tcPr>
-            <w:tcW w:type="dxa" w:w="6826"/>
+            <w:tcW w:type="dxa" w:w="6552"/>
             <w:tcBorders>
               <w:top w:val="single" w:color="999999" w:sz="4"/>
               <w:left w:val="single" w:color="999999" w:sz="4"/>
@@ -4056,7 +5776,7 @@
         </w:trPr>
         <w:tc>
           <w:tcPr>
-            <w:tcW w:type="dxa" w:w="2200"/>
+            <w:tcW w:type="dxa" w:w="2474"/>
             <w:tcBorders>
               <w:top w:val="single" w:color="999999" w:sz="4"/>
               <w:left w:val="single" w:color="999999" w:sz="4"/>
@@ -4088,38 +5808,43 @@
         </w:tc>
         <w:tc>
           <w:tcPr>
-            <w:tcW w:type="dxa" w:w="6826"/>
-            <w:tcBorders>
-              <w:top w:val="single" w:color="999999" w:sz="4"/>
-              <w:left w:val="single" w:color="999999" w:sz="4"/>
-              <w:bottom w:val="single" w:color="999999" w:sz="4"/>
-              <w:right w:val="single" w:color="999999" w:sz="4"/>
-            </w:tcBorders>
-            <w:tcMar>
-              <w:top w:type="dxa" w:w="60"/>
-              <w:left w:type="dxa" w:w="100"/>
-              <w:bottom w:type="dxa" w:w="60"/>
-              <w:right w:type="dxa" w:w="100"/>
-            </w:tcMar>
-          </w:tcPr>
-          <w:p>
-            <w:pPr>
-              <w:spacing w:line="276"/>
-            </w:pPr>
-            <w:r>
-              <w:rPr>
-                <w:rFonts w:ascii="Times New Roman" w:cs="Times New Roman" w:eastAsia="Times New Roman" w:hAnsi="Times New Roman"/>
-                <w:b w:val="false"/>
-                <w:bCs w:val="false"/>
-                <w:sz w:val="20"/>
-                <w:szCs w:val="20"/>
-              </w:rPr>
-              <w:t xml:space="preserve">First report: stages 0, 2 (design), 3, 4, 5 and 6 (automated testing) complete; proposal correction, fieldwork, usability, chapters and demonstration pending.</w:t>
+            <w:tcW w:type="dxa" w:w="6552"/>
+            <w:tcBorders>
+              <w:top w:val="single" w:color="999999" w:sz="4"/>
+              <w:left w:val="single" w:color="999999" w:sz="4"/>
+              <w:bottom w:val="single" w:color="999999" w:sz="4"/>
+              <w:right w:val="single" w:color="999999" w:sz="4"/>
+            </w:tcBorders>
+            <w:tcMar>
+              <w:top w:type="dxa" w:w="60"/>
+              <w:left w:type="dxa" w:w="100"/>
+              <w:bottom w:type="dxa" w:w="60"/>
+              <w:right w:type="dxa" w:w="100"/>
+            </w:tcMar>
+          </w:tcPr>
+          <w:p>
+            <w:pPr>
+              <w:spacing w:line="276"/>
+            </w:pPr>
+            <w:r>
+              <w:rPr>
+                <w:rFonts w:ascii="Times New Roman" w:cs="Times New Roman" w:eastAsia="Times New Roman" w:hAnsi="Times New Roman"/>
+                <w:b w:val="false"/>
+                <w:bCs w:val="false"/>
+                <w:sz w:val="20"/>
+                <w:szCs w:val="20"/>
+              </w:rPr>
+              <w:t xml:space="preserve">First report: development phases 0 and 2 to 6 complete; open development items, proposal correction, fieldwork, usability, chapters and demonstration pending</w:t>
             </w:r>
           </w:p>
         </w:tc>
       </w:tr>
     </w:tbl>
+    <w:p>
+      <w:pPr>
+        <w:spacing w:after="120"/>
+      </w:pPr>
+    </w:p>
     <w:sectPr>
       <w:footerReference w:type="default" r:id="rId6"/>
       <w:pgSz w:w="11906" w:h="16838" w:orient="portrait"/>

--- a/docs/reports/Progress_Report.docx
+++ b/docs/reports/Progress_Report.docx
@@ -323,7 +323,7 @@
                 <w:sz w:val="20"/>
                 <w:szCs w:val="20"/>
               </w:rPr>
-              <w:t xml:space="preserve">28 September 2026 (updated at the end of every phase)</w:t>
+              <w:t xml:space="preserve">3 October 2026 (updated at the end of every phase)</w:t>
             </w:r>
           </w:p>
         </w:tc>
@@ -573,7 +573,7 @@
           <w:sz w:val="24"/>
           <w:szCs w:val="24"/>
         </w:rPr>
-        <w:t xml:space="preserve">The development of the platform is well advanced. I have built and tested a working prototype that covers every module in my revised scope: secure sign-in with three roles, incident reporting with validation, bulk CSV import, duplicate detection and review, a data-quality summary, ten descriptive analytics measures on a dashboard, and CSV and PDF reports. Following the panel decision there is </w:t>
+        <w:t xml:space="preserve">The development of the platform is well advanced. I have built and tested a working prototype that covers every module in my revised scope: secure sign-in with three roles, incident reporting with validation, bulk CSV import, duplicate detection and review, a data-quality summary, ten descriptive analytics measures on an interactive dashboard, CSV, Excel and PDF reports, and a tested backup and restore procedure. Following the panel decision there is </w:t>
       </w:r>
       <w:r>
         <w:rPr>
@@ -609,7 +609,7 @@
           <w:sz w:val="24"/>
           <w:szCs w:val="24"/>
         </w:rPr>
-        <w:t xml:space="preserve">The prototype is covered by 284 automated tests and 16 browser tests, all passing. What remains is the </w:t>
+        <w:t xml:space="preserve">The prototype is covered by 305 automated tests and 20 browser tests, all passing. Every module promised in my proposal, apart from the GIS component the panel removed, is now built. What remains is the </w:t>
       </w:r>
       <w:r>
         <w:rPr>
@@ -649,27 +649,7 @@
           <w:sz w:val="24"/>
           <w:szCs w:val="24"/>
         </w:rPr>
-        <w:t xml:space="preserve"> with real participants, a small set of </w:t>
-      </w:r>
-      <w:r>
-        <w:rPr>
-          <w:rFonts w:ascii="Times New Roman" w:cs="Times New Roman" w:eastAsia="Times New Roman" w:hAnsi="Times New Roman"/>
-          <w:b/>
-          <w:bCs/>
-          <w:sz w:val="24"/>
-          <w:szCs w:val="24"/>
-        </w:rPr>
-        <w:t xml:space="preserve">development items</w:t>
-      </w:r>
-      <w:r>
-        <w:rPr>
-          <w:rFonts w:ascii="Times New Roman" w:cs="Times New Roman" w:eastAsia="Times New Roman" w:hAnsi="Times New Roman"/>
-          <w:b w:val="false"/>
-          <w:bCs w:val="false"/>
-          <w:sz w:val="24"/>
-          <w:szCs w:val="24"/>
-        </w:rPr>
-        <w:t xml:space="preserve"> that depend on decisions or on fieldwork findings (Section 6), the </w:t>
+        <w:t xml:space="preserve"> with real participants, the development changes that will come out of the fieldwork and usability sessions (Section 6), the </w:t>
       </w:r>
       <w:r>
         <w:rPr>
@@ -2327,6 +2307,139 @@
           </w:p>
         </w:tc>
       </w:tr>
+      <w:tr>
+        <w:trPr>
+          <w:tblHeader w:val="off"/>
+        </w:trPr>
+        <w:tc>
+          <w:tcPr>
+            <w:tcW w:type="dxa" w:w="2683"/>
+            <w:tcBorders>
+              <w:top w:val="single" w:color="999999" w:sz="4"/>
+              <w:left w:val="single" w:color="999999" w:sz="4"/>
+              <w:bottom w:val="single" w:color="999999" w:sz="4"/>
+              <w:right w:val="single" w:color="999999" w:sz="4"/>
+            </w:tcBorders>
+            <w:tcMar>
+              <w:top w:type="dxa" w:w="60"/>
+              <w:left w:type="dxa" w:w="100"/>
+              <w:bottom w:type="dxa" w:w="60"/>
+              <w:right w:type="dxa" w:w="100"/>
+            </w:tcMar>
+          </w:tcPr>
+          <w:p>
+            <w:pPr>
+              <w:spacing w:line="276"/>
+            </w:pPr>
+            <w:r>
+              <w:rPr>
+                <w:rFonts w:ascii="Times New Roman" w:cs="Times New Roman" w:eastAsia="Times New Roman" w:hAnsi="Times New Roman"/>
+                <w:b w:val="false"/>
+                <w:bCs w:val="false"/>
+                <w:sz w:val="20"/>
+                <w:szCs w:val="20"/>
+              </w:rPr>
+              <w:t xml:space="preserve">6b. Development completion</w:t>
+            </w:r>
+          </w:p>
+        </w:tc>
+        <w:tc>
+          <w:tcPr>
+            <w:tcW w:type="dxa" w:w="2744"/>
+            <w:tcBorders>
+              <w:top w:val="single" w:color="999999" w:sz="4"/>
+              <w:left w:val="single" w:color="999999" w:sz="4"/>
+              <w:bottom w:val="single" w:color="999999" w:sz="4"/>
+              <w:right w:val="single" w:color="999999" w:sz="4"/>
+            </w:tcBorders>
+            <w:tcMar>
+              <w:top w:type="dxa" w:w="60"/>
+              <w:left w:type="dxa" w:w="100"/>
+              <w:bottom w:type="dxa" w:w="60"/>
+              <w:right w:type="dxa" w:w="100"/>
+            </w:tcMar>
+          </w:tcPr>
+          <w:p>
+            <w:pPr>
+              <w:spacing w:line="276"/>
+            </w:pPr>
+            <w:r>
+              <w:rPr>
+                <w:rFonts w:ascii="Times New Roman" w:cs="Times New Roman" w:eastAsia="Times New Roman" w:hAnsi="Times New Roman"/>
+                <w:b w:val="false"/>
+                <w:bCs w:val="false"/>
+                <w:sz w:val="20"/>
+                <w:szCs w:val="20"/>
+              </w:rPr>
+              <w:t xml:space="preserve">Closed gaps I found when using the system: an administrator can no longer change their own password, role or status from the user screen, the last administrator cannot be removed, new users get a generated temporary password shown once, locked accounts can be unlocked, and password fields have a show or hide button. Added the remaining items from my proposal: Excel export, charts that open the matching incidents when clicked, backup and restore, and an accessibility check. Applied the stricter duplicate rule (house or plot numbers must match)</w:t>
+            </w:r>
+          </w:p>
+        </w:tc>
+        <w:tc>
+          <w:tcPr>
+            <w:tcW w:type="dxa" w:w="2744"/>
+            <w:tcBorders>
+              <w:top w:val="single" w:color="999999" w:sz="4"/>
+              <w:left w:val="single" w:color="999999" w:sz="4"/>
+              <w:bottom w:val="single" w:color="999999" w:sz="4"/>
+              <w:right w:val="single" w:color="999999" w:sz="4"/>
+            </w:tcBorders>
+            <w:tcMar>
+              <w:top w:type="dxa" w:w="60"/>
+              <w:left w:type="dxa" w:w="100"/>
+              <w:bottom w:type="dxa" w:w="60"/>
+              <w:right w:type="dxa" w:w="100"/>
+            </w:tcMar>
+          </w:tcPr>
+          <w:p>
+            <w:pPr>
+              <w:spacing w:line="276"/>
+            </w:pPr>
+            <w:r>
+              <w:rPr>
+                <w:rFonts w:ascii="Times New Roman" w:cs="Times New Roman" w:eastAsia="Times New Roman" w:hAnsi="Times New Roman"/>
+                <w:b w:val="false"/>
+                <w:bCs w:val="false"/>
+                <w:sz w:val="20"/>
+                <w:szCs w:val="20"/>
+              </w:rPr>
+              <w:t xml:space="preserve">310 tests and 20 browser tests; backup restored into a separate database and compared table by table; accessibility scan of 13 pages in both themes on laptop and phone screens</w:t>
+            </w:r>
+          </w:p>
+        </w:tc>
+        <w:tc>
+          <w:tcPr>
+            <w:tcW w:type="dxa" w:w="855"/>
+            <w:tcBorders>
+              <w:top w:val="single" w:color="999999" w:sz="4"/>
+              <w:left w:val="single" w:color="999999" w:sz="4"/>
+              <w:bottom w:val="single" w:color="999999" w:sz="4"/>
+              <w:right w:val="single" w:color="999999" w:sz="4"/>
+            </w:tcBorders>
+            <w:tcMar>
+              <w:top w:type="dxa" w:w="60"/>
+              <w:left w:type="dxa" w:w="100"/>
+              <w:bottom w:type="dxa" w:w="60"/>
+              <w:right w:type="dxa" w:w="100"/>
+            </w:tcMar>
+          </w:tcPr>
+          <w:p>
+            <w:pPr>
+              <w:spacing w:line="276"/>
+            </w:pPr>
+            <w:r>
+              <w:rPr>
+                <w:rFonts w:ascii="Times New Roman" w:cs="Times New Roman" w:eastAsia="Times New Roman" w:hAnsi="Times New Roman"/>
+                <w:b w:val="false"/>
+                <w:bCs w:val="false"/>
+                <w:sz w:val="20"/>
+                <w:szCs w:val="20"/>
+              </w:rPr>
+              <w:t xml:space="preserve">Done</w:t>
+            </w:r>
+          </w:p>
+        </w:tc>
+      </w:tr>
     </w:tbl>
     <w:p>
       <w:pPr>
@@ -2397,9 +2510,9 @@
         </w:tblBorders>
       </w:tblPr>
       <w:tblGrid>
-        <w:gridCol w:w="3312"/>
-        <w:gridCol w:w="3726"/>
-        <w:gridCol w:w="1988"/>
+        <w:gridCol w:w="3562"/>
+        <w:gridCol w:w="3562"/>
+        <w:gridCol w:w="1902"/>
       </w:tblGrid>
       <w:tr>
         <w:trPr>
@@ -2407,7 +2520,7 @@
         </w:trPr>
         <w:tc>
           <w:tcPr>
-            <w:tcW w:type="dxa" w:w="3312"/>
+            <w:tcW w:type="dxa" w:w="3562"/>
             <w:tcBorders>
               <w:top w:val="single" w:color="999999" w:sz="4"/>
               <w:left w:val="single" w:color="999999" w:sz="4"/>
@@ -2440,7 +2553,7 @@
         </w:tc>
         <w:tc>
           <w:tcPr>
-            <w:tcW w:type="dxa" w:w="3726"/>
+            <w:tcW w:type="dxa" w:w="3562"/>
             <w:tcBorders>
               <w:top w:val="single" w:color="999999" w:sz="4"/>
               <w:left w:val="single" w:color="999999" w:sz="4"/>
@@ -2473,7 +2586,7 @@
         </w:tc>
         <w:tc>
           <w:tcPr>
-            <w:tcW w:type="dxa" w:w="1988"/>
+            <w:tcW w:type="dxa" w:w="1902"/>
             <w:tcBorders>
               <w:top w:val="single" w:color="999999" w:sz="4"/>
               <w:left w:val="single" w:color="999999" w:sz="4"/>
@@ -2511,7 +2624,7 @@
         </w:trPr>
         <w:tc>
           <w:tcPr>
-            <w:tcW w:type="dxa" w:w="3312"/>
+            <w:tcW w:type="dxa" w:w="3562"/>
             <w:tcBorders>
               <w:top w:val="single" w:color="999999" w:sz="4"/>
               <w:left w:val="single" w:color="999999" w:sz="4"/>
@@ -2543,39 +2656,39 @@
         </w:tc>
         <w:tc>
           <w:tcPr>
-            <w:tcW w:type="dxa" w:w="3726"/>
-            <w:tcBorders>
-              <w:top w:val="single" w:color="999999" w:sz="4"/>
-              <w:left w:val="single" w:color="999999" w:sz="4"/>
-              <w:bottom w:val="single" w:color="999999" w:sz="4"/>
-              <w:right w:val="single" w:color="999999" w:sz="4"/>
-            </w:tcBorders>
-            <w:tcMar>
-              <w:top w:type="dxa" w:w="60"/>
-              <w:left w:type="dxa" w:w="100"/>
-              <w:bottom w:type="dxa" w:w="60"/>
-              <w:right w:type="dxa" w:w="100"/>
-            </w:tcMar>
-          </w:tcPr>
-          <w:p>
-            <w:pPr>
-              <w:spacing w:line="276"/>
-            </w:pPr>
-            <w:r>
-              <w:rPr>
-                <w:rFonts w:ascii="Times New Roman" w:cs="Times New Roman" w:eastAsia="Times New Roman" w:hAnsi="Times New Roman"/>
-                <w:b w:val="false"/>
-                <w:bCs w:val="false"/>
-                <w:sz w:val="20"/>
-                <w:szCs w:val="20"/>
-              </w:rPr>
-              <w:t xml:space="preserve">284 tests and 16 browser tests, all passing</w:t>
-            </w:r>
-          </w:p>
-        </w:tc>
-        <w:tc>
-          <w:tcPr>
-            <w:tcW w:type="dxa" w:w="1988"/>
+            <w:tcW w:type="dxa" w:w="3562"/>
+            <w:tcBorders>
+              <w:top w:val="single" w:color="999999" w:sz="4"/>
+              <w:left w:val="single" w:color="999999" w:sz="4"/>
+              <w:bottom w:val="single" w:color="999999" w:sz="4"/>
+              <w:right w:val="single" w:color="999999" w:sz="4"/>
+            </w:tcBorders>
+            <w:tcMar>
+              <w:top w:type="dxa" w:w="60"/>
+              <w:left w:type="dxa" w:w="100"/>
+              <w:bottom w:type="dxa" w:w="60"/>
+              <w:right w:type="dxa" w:w="100"/>
+            </w:tcMar>
+          </w:tcPr>
+          <w:p>
+            <w:pPr>
+              <w:spacing w:line="276"/>
+            </w:pPr>
+            <w:r>
+              <w:rPr>
+                <w:rFonts w:ascii="Times New Roman" w:cs="Times New Roman" w:eastAsia="Times New Roman" w:hAnsi="Times New Roman"/>
+                <w:b w:val="false"/>
+                <w:bCs w:val="false"/>
+                <w:sz w:val="20"/>
+                <w:szCs w:val="20"/>
+              </w:rPr>
+              <w:t xml:space="preserve">310 tests and 20 browser tests, all passing</w:t>
+            </w:r>
+          </w:p>
+        </w:tc>
+        <w:tc>
+          <w:tcPr>
+            <w:tcW w:type="dxa" w:w="1902"/>
             <w:tcBorders>
               <w:top w:val="single" w:color="999999" w:sz="4"/>
               <w:left w:val="single" w:color="999999" w:sz="4"/>
@@ -2612,7 +2725,7 @@
         </w:trPr>
         <w:tc>
           <w:tcPr>
-            <w:tcW w:type="dxa" w:w="3312"/>
+            <w:tcW w:type="dxa" w:w="3562"/>
             <w:tcBorders>
               <w:top w:val="single" w:color="999999" w:sz="4"/>
               <w:left w:val="single" w:color="999999" w:sz="4"/>
@@ -2644,7 +2757,7 @@
         </w:tc>
         <w:tc>
           <w:tcPr>
-            <w:tcW w:type="dxa" w:w="3726"/>
+            <w:tcW w:type="dxa" w:w="3562"/>
             <w:tcBorders>
               <w:top w:val="single" w:color="999999" w:sz="4"/>
               <w:left w:val="single" w:color="999999" w:sz="4"/>
@@ -2676,7 +2789,7 @@
         </w:tc>
         <w:tc>
           <w:tcPr>
-            <w:tcW w:type="dxa" w:w="1988"/>
+            <w:tcW w:type="dxa" w:w="1902"/>
             <w:tcBorders>
               <w:top w:val="single" w:color="999999" w:sz="4"/>
               <w:left w:val="single" w:color="999999" w:sz="4"/>
@@ -2713,7 +2826,7 @@
         </w:trPr>
         <w:tc>
           <w:tcPr>
-            <w:tcW w:type="dxa" w:w="3312"/>
+            <w:tcW w:type="dxa" w:w="3562"/>
             <w:tcBorders>
               <w:top w:val="single" w:color="999999" w:sz="4"/>
               <w:left w:val="single" w:color="999999" w:sz="4"/>
@@ -2745,7 +2858,7 @@
         </w:tc>
         <w:tc>
           <w:tcPr>
-            <w:tcW w:type="dxa" w:w="3726"/>
+            <w:tcW w:type="dxa" w:w="3562"/>
             <w:tcBorders>
               <w:top w:val="single" w:color="999999" w:sz="4"/>
               <w:left w:val="single" w:color="999999" w:sz="4"/>
@@ -2777,7 +2890,7 @@
         </w:tc>
         <w:tc>
           <w:tcPr>
-            <w:tcW w:type="dxa" w:w="1988"/>
+            <w:tcW w:type="dxa" w:w="1902"/>
             <w:tcBorders>
               <w:top w:val="single" w:color="999999" w:sz="4"/>
               <w:left w:val="single" w:color="999999" w:sz="4"/>
@@ -2814,7 +2927,7 @@
         </w:trPr>
         <w:tc>
           <w:tcPr>
-            <w:tcW w:type="dxa" w:w="3312"/>
+            <w:tcW w:type="dxa" w:w="3562"/>
             <w:tcBorders>
               <w:top w:val="single" w:color="999999" w:sz="4"/>
               <w:left w:val="single" w:color="999999" w:sz="4"/>
@@ -2846,7 +2959,7 @@
         </w:tc>
         <w:tc>
           <w:tcPr>
-            <w:tcW w:type="dxa" w:w="3726"/>
+            <w:tcW w:type="dxa" w:w="3562"/>
             <w:tcBorders>
               <w:top w:val="single" w:color="999999" w:sz="4"/>
               <w:left w:val="single" w:color="999999" w:sz="4"/>
@@ -2878,7 +2991,7 @@
         </w:tc>
         <w:tc>
           <w:tcPr>
-            <w:tcW w:type="dxa" w:w="1988"/>
+            <w:tcW w:type="dxa" w:w="1902"/>
             <w:tcBorders>
               <w:top w:val="single" w:color="999999" w:sz="4"/>
               <w:left w:val="single" w:color="999999" w:sz="4"/>
@@ -2915,71 +3028,71 @@
         </w:trPr>
         <w:tc>
           <w:tcPr>
-            <w:tcW w:type="dxa" w:w="3312"/>
-            <w:tcBorders>
-              <w:top w:val="single" w:color="999999" w:sz="4"/>
-              <w:left w:val="single" w:color="999999" w:sz="4"/>
-              <w:bottom w:val="single" w:color="999999" w:sz="4"/>
-              <w:right w:val="single" w:color="999999" w:sz="4"/>
-            </w:tcBorders>
-            <w:tcMar>
-              <w:top w:type="dxa" w:w="60"/>
-              <w:left w:type="dxa" w:w="100"/>
-              <w:bottom w:type="dxa" w:w="60"/>
-              <w:right w:type="dxa" w:w="100"/>
-            </w:tcMar>
-          </w:tcPr>
-          <w:p>
-            <w:pPr>
-              <w:spacing w:line="276"/>
-            </w:pPr>
-            <w:r>
-              <w:rPr>
-                <w:rFonts w:ascii="Times New Roman" w:cs="Times New Roman" w:eastAsia="Times New Roman" w:hAnsi="Times New Roman"/>
-                <w:b w:val="false"/>
-                <w:bCs w:val="false"/>
-                <w:sz w:val="20"/>
-                <w:szCs w:val="20"/>
-              </w:rPr>
-              <w:t xml:space="preserve">Duplicate detection (precision / recall)</w:t>
-            </w:r>
-          </w:p>
-        </w:tc>
-        <w:tc>
-          <w:tcPr>
-            <w:tcW w:type="dxa" w:w="3726"/>
-            <w:tcBorders>
-              <w:top w:val="single" w:color="999999" w:sz="4"/>
-              <w:left w:val="single" w:color="999999" w:sz="4"/>
-              <w:bottom w:val="single" w:color="999999" w:sz="4"/>
-              <w:right w:val="single" w:color="999999" w:sz="4"/>
-            </w:tcBorders>
-            <w:tcMar>
-              <w:top w:type="dxa" w:w="60"/>
-              <w:left w:type="dxa" w:w="100"/>
-              <w:bottom w:type="dxa" w:w="60"/>
-              <w:right w:type="dxa" w:w="100"/>
-            </w:tcMar>
-          </w:tcPr>
-          <w:p>
-            <w:pPr>
-              <w:spacing w:line="276"/>
-            </w:pPr>
-            <w:r>
-              <w:rPr>
-                <w:rFonts w:ascii="Times New Roman" w:cs="Times New Roman" w:eastAsia="Times New Roman" w:hAnsi="Times New Roman"/>
-                <w:b w:val="false"/>
-                <w:bCs w:val="false"/>
-                <w:sz w:val="20"/>
-                <w:szCs w:val="20"/>
-              </w:rPr>
-              <w:t xml:space="preserve">1.000 / 1.000 at 1,000 records; 0.943 / 0.915 at 20,000; 0.775 / 0.920 at 100,000</w:t>
-            </w:r>
-          </w:p>
-        </w:tc>
-        <w:tc>
-          <w:tcPr>
-            <w:tcW w:type="dxa" w:w="1988"/>
+            <w:tcW w:type="dxa" w:w="3562"/>
+            <w:tcBorders>
+              <w:top w:val="single" w:color="999999" w:sz="4"/>
+              <w:left w:val="single" w:color="999999" w:sz="4"/>
+              <w:bottom w:val="single" w:color="999999" w:sz="4"/>
+              <w:right w:val="single" w:color="999999" w:sz="4"/>
+            </w:tcBorders>
+            <w:tcMar>
+              <w:top w:type="dxa" w:w="60"/>
+              <w:left w:type="dxa" w:w="100"/>
+              <w:bottom w:type="dxa" w:w="60"/>
+              <w:right w:type="dxa" w:w="100"/>
+            </w:tcMar>
+          </w:tcPr>
+          <w:p>
+            <w:pPr>
+              <w:spacing w:line="276"/>
+            </w:pPr>
+            <w:r>
+              <w:rPr>
+                <w:rFonts w:ascii="Times New Roman" w:cs="Times New Roman" w:eastAsia="Times New Roman" w:hAnsi="Times New Roman"/>
+                <w:b w:val="false"/>
+                <w:bCs w:val="false"/>
+                <w:sz w:val="20"/>
+                <w:szCs w:val="20"/>
+              </w:rPr>
+              <w:t xml:space="preserve">Duplicate detection after the stricter rule (precision / recall)</w:t>
+            </w:r>
+          </w:p>
+        </w:tc>
+        <w:tc>
+          <w:tcPr>
+            <w:tcW w:type="dxa" w:w="3562"/>
+            <w:tcBorders>
+              <w:top w:val="single" w:color="999999" w:sz="4"/>
+              <w:left w:val="single" w:color="999999" w:sz="4"/>
+              <w:bottom w:val="single" w:color="999999" w:sz="4"/>
+              <w:right w:val="single" w:color="999999" w:sz="4"/>
+            </w:tcBorders>
+            <w:tcMar>
+              <w:top w:type="dxa" w:w="60"/>
+              <w:left w:type="dxa" w:w="100"/>
+              <w:bottom w:type="dxa" w:w="60"/>
+              <w:right w:type="dxa" w:w="100"/>
+            </w:tcMar>
+          </w:tcPr>
+          <w:p>
+            <w:pPr>
+              <w:spacing w:line="276"/>
+            </w:pPr>
+            <w:r>
+              <w:rPr>
+                <w:rFonts w:ascii="Times New Roman" w:cs="Times New Roman" w:eastAsia="Times New Roman" w:hAnsi="Times New Roman"/>
+                <w:b w:val="false"/>
+                <w:bCs w:val="false"/>
+                <w:sz w:val="20"/>
+                <w:szCs w:val="20"/>
+              </w:rPr>
+              <w:t xml:space="preserve">1.000 / 1.000 at 1,000 records; 1.000 / 0.890 at 20,000; 0.998 / 0.883 at 100,000 (before: 0.943 / 0.915 and 0.775 / 0.920)</w:t>
+            </w:r>
+          </w:p>
+        </w:tc>
+        <w:tc>
+          <w:tcPr>
+            <w:tcW w:type="dxa" w:w="1902"/>
             <w:tcBorders>
               <w:top w:val="single" w:color="999999" w:sz="4"/>
               <w:left w:val="single" w:color="999999" w:sz="4"/>
@@ -3016,7 +3129,7 @@
         </w:trPr>
         <w:tc>
           <w:tcPr>
-            <w:tcW w:type="dxa" w:w="3312"/>
+            <w:tcW w:type="dxa" w:w="3562"/>
             <w:tcBorders>
               <w:top w:val="single" w:color="999999" w:sz="4"/>
               <w:left w:val="single" w:color="999999" w:sz="4"/>
@@ -3048,7 +3161,7 @@
         </w:tc>
         <w:tc>
           <w:tcPr>
-            <w:tcW w:type="dxa" w:w="3726"/>
+            <w:tcW w:type="dxa" w:w="3562"/>
             <w:tcBorders>
               <w:top w:val="single" w:color="999999" w:sz="4"/>
               <w:left w:val="single" w:color="999999" w:sz="4"/>
@@ -3080,7 +3193,7 @@
         </w:tc>
         <w:tc>
           <w:tcPr>
-            <w:tcW w:type="dxa" w:w="1988"/>
+            <w:tcW w:type="dxa" w:w="1902"/>
             <w:tcBorders>
               <w:top w:val="single" w:color="999999" w:sz="4"/>
               <w:left w:val="single" w:color="999999" w:sz="4"/>
@@ -3117,7 +3230,7 @@
         </w:trPr>
         <w:tc>
           <w:tcPr>
-            <w:tcW w:type="dxa" w:w="3312"/>
+            <w:tcW w:type="dxa" w:w="3562"/>
             <w:tcBorders>
               <w:top w:val="single" w:color="999999" w:sz="4"/>
               <w:left w:val="single" w:color="999999" w:sz="4"/>
@@ -3149,7 +3262,7 @@
         </w:tc>
         <w:tc>
           <w:tcPr>
-            <w:tcW w:type="dxa" w:w="3726"/>
+            <w:tcW w:type="dxa" w:w="3562"/>
             <w:tcBorders>
               <w:top w:val="single" w:color="999999" w:sz="4"/>
               <w:left w:val="single" w:color="999999" w:sz="4"/>
@@ -3181,7 +3294,7 @@
         </w:tc>
         <w:tc>
           <w:tcPr>
-            <w:tcW w:type="dxa" w:w="1988"/>
+            <w:tcW w:type="dxa" w:w="1902"/>
             <w:tcBorders>
               <w:top w:val="single" w:color="999999" w:sz="4"/>
               <w:left w:val="single" w:color="999999" w:sz="4"/>
@@ -3218,7 +3331,7 @@
         </w:trPr>
         <w:tc>
           <w:tcPr>
-            <w:tcW w:type="dxa" w:w="3312"/>
+            <w:tcW w:type="dxa" w:w="3562"/>
             <w:tcBorders>
               <w:top w:val="single" w:color="999999" w:sz="4"/>
               <w:left w:val="single" w:color="999999" w:sz="4"/>
@@ -3250,7 +3363,7 @@
         </w:tc>
         <w:tc>
           <w:tcPr>
-            <w:tcW w:type="dxa" w:w="3726"/>
+            <w:tcW w:type="dxa" w:w="3562"/>
             <w:tcBorders>
               <w:top w:val="single" w:color="999999" w:sz="4"/>
               <w:left w:val="single" w:color="999999" w:sz="4"/>
@@ -3282,7 +3395,7 @@
         </w:tc>
         <w:tc>
           <w:tcPr>
-            <w:tcW w:type="dxa" w:w="1988"/>
+            <w:tcW w:type="dxa" w:w="1902"/>
             <w:tcBorders>
               <w:top w:val="single" w:color="999999" w:sz="4"/>
               <w:left w:val="single" w:color="999999" w:sz="4"/>
@@ -3319,7 +3432,7 @@
         </w:trPr>
         <w:tc>
           <w:tcPr>
-            <w:tcW w:type="dxa" w:w="3312"/>
+            <w:tcW w:type="dxa" w:w="3562"/>
             <w:tcBorders>
               <w:top w:val="single" w:color="999999" w:sz="4"/>
               <w:left w:val="single" w:color="999999" w:sz="4"/>
@@ -3351,7 +3464,7 @@
         </w:tc>
         <w:tc>
           <w:tcPr>
-            <w:tcW w:type="dxa" w:w="3726"/>
+            <w:tcW w:type="dxa" w:w="3562"/>
             <w:tcBorders>
               <w:top w:val="single" w:color="999999" w:sz="4"/>
               <w:left w:val="single" w:color="999999" w:sz="4"/>
@@ -3383,7 +3496,7 @@
         </w:tc>
         <w:tc>
           <w:tcPr>
-            <w:tcW w:type="dxa" w:w="1988"/>
+            <w:tcW w:type="dxa" w:w="1902"/>
             <w:tcBorders>
               <w:top w:val="single" w:color="999999" w:sz="4"/>
               <w:left w:val="single" w:color="999999" w:sz="4"/>
@@ -3410,6 +3523,208 @@
                 <w:szCs w:val="20"/>
               </w:rPr>
               <w:t xml:space="preserve">No open critical or high</w:t>
+            </w:r>
+          </w:p>
+        </w:tc>
+      </w:tr>
+      <w:tr>
+        <w:trPr>
+          <w:tblHeader w:val="off"/>
+        </w:trPr>
+        <w:tc>
+          <w:tcPr>
+            <w:tcW w:type="dxa" w:w="3562"/>
+            <w:tcBorders>
+              <w:top w:val="single" w:color="999999" w:sz="4"/>
+              <w:left w:val="single" w:color="999999" w:sz="4"/>
+              <w:bottom w:val="single" w:color="999999" w:sz="4"/>
+              <w:right w:val="single" w:color="999999" w:sz="4"/>
+            </w:tcBorders>
+            <w:tcMar>
+              <w:top w:type="dxa" w:w="60"/>
+              <w:left w:type="dxa" w:w="100"/>
+              <w:bottom w:type="dxa" w:w="60"/>
+              <w:right w:type="dxa" w:w="100"/>
+            </w:tcMar>
+          </w:tcPr>
+          <w:p>
+            <w:pPr>
+              <w:spacing w:line="276"/>
+            </w:pPr>
+            <w:r>
+              <w:rPr>
+                <w:rFonts w:ascii="Times New Roman" w:cs="Times New Roman" w:eastAsia="Times New Roman" w:hAnsi="Times New Roman"/>
+                <w:b w:val="false"/>
+                <w:bCs w:val="false"/>
+                <w:sz w:val="20"/>
+                <w:szCs w:val="20"/>
+              </w:rPr>
+              <w:t xml:space="preserve">Accessibility (WCAG 2.1 AA, automated)</w:t>
+            </w:r>
+          </w:p>
+        </w:tc>
+        <w:tc>
+          <w:tcPr>
+            <w:tcW w:type="dxa" w:w="3562"/>
+            <w:tcBorders>
+              <w:top w:val="single" w:color="999999" w:sz="4"/>
+              <w:left w:val="single" w:color="999999" w:sz="4"/>
+              <w:bottom w:val="single" w:color="999999" w:sz="4"/>
+              <w:right w:val="single" w:color="999999" w:sz="4"/>
+            </w:tcBorders>
+            <w:tcMar>
+              <w:top w:type="dxa" w:w="60"/>
+              <w:left w:type="dxa" w:w="100"/>
+              <w:bottom w:type="dxa" w:w="60"/>
+              <w:right w:type="dxa" w:w="100"/>
+            </w:tcMar>
+          </w:tcPr>
+          <w:p>
+            <w:pPr>
+              <w:spacing w:line="276"/>
+            </w:pPr>
+            <w:r>
+              <w:rPr>
+                <w:rFonts w:ascii="Times New Roman" w:cs="Times New Roman" w:eastAsia="Times New Roman" w:hAnsi="Times New Roman"/>
+                <w:b w:val="false"/>
+                <w:bCs w:val="false"/>
+                <w:sz w:val="20"/>
+                <w:szCs w:val="20"/>
+              </w:rPr>
+              <w:t xml:space="preserve">No serious or critical issue on any page, light and dark themes, laptop and phone width, after fixing the contrast and keyboard problems the first scan found</w:t>
+            </w:r>
+          </w:p>
+        </w:tc>
+        <w:tc>
+          <w:tcPr>
+            <w:tcW w:type="dxa" w:w="1902"/>
+            <w:tcBorders>
+              <w:top w:val="single" w:color="999999" w:sz="4"/>
+              <w:left w:val="single" w:color="999999" w:sz="4"/>
+              <w:bottom w:val="single" w:color="999999" w:sz="4"/>
+              <w:right w:val="single" w:color="999999" w:sz="4"/>
+            </w:tcBorders>
+            <w:tcMar>
+              <w:top w:type="dxa" w:w="60"/>
+              <w:left w:type="dxa" w:w="100"/>
+              <w:bottom w:type="dxa" w:w="60"/>
+              <w:right w:type="dxa" w:w="100"/>
+            </w:tcMar>
+          </w:tcPr>
+          <w:p>
+            <w:pPr>
+              <w:spacing w:line="276"/>
+            </w:pPr>
+            <w:r>
+              <w:rPr>
+                <w:rFonts w:ascii="Times New Roman" w:cs="Times New Roman" w:eastAsia="Times New Roman" w:hAnsi="Times New Roman"/>
+                <w:b w:val="false"/>
+                <w:bCs w:val="false"/>
+                <w:sz w:val="20"/>
+                <w:szCs w:val="20"/>
+              </w:rPr>
+              <w:t xml:space="preserve">None</w:t>
+            </w:r>
+          </w:p>
+        </w:tc>
+      </w:tr>
+      <w:tr>
+        <w:trPr>
+          <w:tblHeader w:val="off"/>
+        </w:trPr>
+        <w:tc>
+          <w:tcPr>
+            <w:tcW w:type="dxa" w:w="3562"/>
+            <w:tcBorders>
+              <w:top w:val="single" w:color="999999" w:sz="4"/>
+              <w:left w:val="single" w:color="999999" w:sz="4"/>
+              <w:bottom w:val="single" w:color="999999" w:sz="4"/>
+              <w:right w:val="single" w:color="999999" w:sz="4"/>
+            </w:tcBorders>
+            <w:tcMar>
+              <w:top w:type="dxa" w:w="60"/>
+              <w:left w:type="dxa" w:w="100"/>
+              <w:bottom w:type="dxa" w:w="60"/>
+              <w:right w:type="dxa" w:w="100"/>
+            </w:tcMar>
+          </w:tcPr>
+          <w:p>
+            <w:pPr>
+              <w:spacing w:line="276"/>
+            </w:pPr>
+            <w:r>
+              <w:rPr>
+                <w:rFonts w:ascii="Times New Roman" w:cs="Times New Roman" w:eastAsia="Times New Roman" w:hAnsi="Times New Roman"/>
+                <w:b w:val="false"/>
+                <w:bCs w:val="false"/>
+                <w:sz w:val="20"/>
+                <w:szCs w:val="20"/>
+              </w:rPr>
+              <w:t xml:space="preserve">Backup and restore</w:t>
+            </w:r>
+          </w:p>
+        </w:tc>
+        <w:tc>
+          <w:tcPr>
+            <w:tcW w:type="dxa" w:w="3562"/>
+            <w:tcBorders>
+              <w:top w:val="single" w:color="999999" w:sz="4"/>
+              <w:left w:val="single" w:color="999999" w:sz="4"/>
+              <w:bottom w:val="single" w:color="999999" w:sz="4"/>
+              <w:right w:val="single" w:color="999999" w:sz="4"/>
+            </w:tcBorders>
+            <w:tcMar>
+              <w:top w:type="dxa" w:w="60"/>
+              <w:left w:type="dxa" w:w="100"/>
+              <w:bottom w:type="dxa" w:w="60"/>
+              <w:right w:type="dxa" w:w="100"/>
+            </w:tcMar>
+          </w:tcPr>
+          <w:p>
+            <w:pPr>
+              <w:spacing w:line="276"/>
+            </w:pPr>
+            <w:r>
+              <w:rPr>
+                <w:rFonts w:ascii="Times New Roman" w:cs="Times New Roman" w:eastAsia="Times New Roman" w:hAnsi="Times New Roman"/>
+                <w:b w:val="false"/>
+                <w:bCs w:val="false"/>
+                <w:sz w:val="20"/>
+                <w:szCs w:val="20"/>
+              </w:rPr>
+              <w:t xml:space="preserve">Restored copy matched the original in every table (the audit log differs by the backup's own entry)</w:t>
+            </w:r>
+          </w:p>
+        </w:tc>
+        <w:tc>
+          <w:tcPr>
+            <w:tcW w:type="dxa" w:w="1902"/>
+            <w:tcBorders>
+              <w:top w:val="single" w:color="999999" w:sz="4"/>
+              <w:left w:val="single" w:color="999999" w:sz="4"/>
+              <w:bottom w:val="single" w:color="999999" w:sz="4"/>
+              <w:right w:val="single" w:color="999999" w:sz="4"/>
+            </w:tcBorders>
+            <w:tcMar>
+              <w:top w:type="dxa" w:w="60"/>
+              <w:left w:type="dxa" w:w="100"/>
+              <w:bottom w:type="dxa" w:w="60"/>
+              <w:right w:type="dxa" w:w="100"/>
+            </w:tcMar>
+          </w:tcPr>
+          <w:p>
+            <w:pPr>
+              <w:spacing w:line="276"/>
+            </w:pPr>
+            <w:r>
+              <w:rPr>
+                <w:rFonts w:ascii="Times New Roman" w:cs="Times New Roman" w:eastAsia="Times New Roman" w:hAnsi="Times New Roman"/>
+                <w:b w:val="false"/>
+                <w:bCs w:val="false"/>
+                <w:sz w:val="20"/>
+                <w:szCs w:val="20"/>
+              </w:rPr>
+              <w:t xml:space="preserve">Tested once</w:t>
             </w:r>
           </w:p>
         </w:tc>
@@ -3433,7 +3748,7 @@
           <w:sz w:val="24"/>
           <w:szCs w:val="24"/>
         </w:rPr>
-        <w:t xml:space="preserve">One target was missed: duplicate precision drops to 0.775 at 100,000 records, because many different incidents of the same type in the same ward within two hours share similar landmark text in the sample data. I have kept the target unchanged and recorded two options: keep the rule and report the limitation, or also compare house or plot numbers.</w:t>
+        <w:t xml:space="preserve">In the first evaluation duplicate precision fell to 0.775 at 100,000 records, because different incidents of the same type in the same ward within two hours often share a landmark in the sample data. I decided to also require any house or plot numbers in the two locations to match. Precision is now 0.998, but recall falls just below the target (0.890 and 0.883 at the larger sizes), because some planted copies retype the number. I have kept the target unchanged and report both results as measured.</w:t>
       </w:r>
     </w:p>
     <w:p>
@@ -3486,9 +3801,9 @@
         </w:tblBorders>
       </w:tblPr>
       <w:tblGrid>
-        <w:gridCol w:w="2664"/>
-        <w:gridCol w:w="3868"/>
-        <w:gridCol w:w="2494"/>
+        <w:gridCol w:w="2976"/>
+        <w:gridCol w:w="4320"/>
+        <w:gridCol w:w="1730"/>
       </w:tblGrid>
       <w:tr>
         <w:trPr>
@@ -3496,7 +3811,7 @@
         </w:trPr>
         <w:tc>
           <w:tcPr>
-            <w:tcW w:type="dxa" w:w="2664"/>
+            <w:tcW w:type="dxa" w:w="2976"/>
             <w:tcBorders>
               <w:top w:val="single" w:color="999999" w:sz="4"/>
               <w:left w:val="single" w:color="999999" w:sz="4"/>
@@ -3529,7 +3844,7 @@
         </w:tc>
         <w:tc>
           <w:tcPr>
-            <w:tcW w:type="dxa" w:w="3868"/>
+            <w:tcW w:type="dxa" w:w="4320"/>
             <w:tcBorders>
               <w:top w:val="single" w:color="999999" w:sz="4"/>
               <w:left w:val="single" w:color="999999" w:sz="4"/>
@@ -3562,7 +3877,7 @@
         </w:tc>
         <w:tc>
           <w:tcPr>
-            <w:tcW w:type="dxa" w:w="2494"/>
+            <w:tcW w:type="dxa" w:w="1730"/>
             <w:tcBorders>
               <w:top w:val="single" w:color="999999" w:sz="4"/>
               <w:left w:val="single" w:color="999999" w:sz="4"/>
@@ -3600,97 +3915,97 @@
         </w:trPr>
         <w:tc>
           <w:tcPr>
-            <w:tcW w:type="dxa" w:w="2664"/>
-            <w:tcBorders>
-              <w:top w:val="single" w:color="999999" w:sz="4"/>
-              <w:left w:val="single" w:color="999999" w:sz="4"/>
-              <w:bottom w:val="single" w:color="999999" w:sz="4"/>
-              <w:right w:val="single" w:color="999999" w:sz="4"/>
-            </w:tcBorders>
-            <w:tcMar>
-              <w:top w:type="dxa" w:w="60"/>
-              <w:left w:type="dxa" w:w="100"/>
-              <w:bottom w:type="dxa" w:w="60"/>
-              <w:right w:type="dxa" w:w="100"/>
-            </w:tcMar>
-          </w:tcPr>
-          <w:p>
-            <w:pPr>
-              <w:spacing w:line="276"/>
-            </w:pPr>
-            <w:r>
-              <w:rPr>
-                <w:rFonts w:ascii="Times New Roman" w:cs="Times New Roman" w:eastAsia="Times New Roman" w:hAnsi="Times New Roman"/>
-                <w:b w:val="false"/>
-                <w:bCs w:val="false"/>
-                <w:sz w:val="20"/>
-                <w:szCs w:val="20"/>
-              </w:rPr>
-              <w:t xml:space="preserve">Duplicate rule at high volume</w:t>
-            </w:r>
-          </w:p>
-        </w:tc>
-        <w:tc>
-          <w:tcPr>
-            <w:tcW w:type="dxa" w:w="3868"/>
-            <w:tcBorders>
-              <w:top w:val="single" w:color="999999" w:sz="4"/>
-              <w:left w:val="single" w:color="999999" w:sz="4"/>
-              <w:bottom w:val="single" w:color="999999" w:sz="4"/>
-              <w:right w:val="single" w:color="999999" w:sz="4"/>
-            </w:tcBorders>
-            <w:tcMar>
-              <w:top w:type="dxa" w:w="60"/>
-              <w:left w:type="dxa" w:w="100"/>
-              <w:bottom w:type="dxa" w:w="60"/>
-              <w:right w:type="dxa" w:w="100"/>
-            </w:tcMar>
-          </w:tcPr>
-          <w:p>
-            <w:pPr>
-              <w:spacing w:line="276"/>
-            </w:pPr>
-            <w:r>
-              <w:rPr>
-                <w:rFonts w:ascii="Times New Roman" w:cs="Times New Roman" w:eastAsia="Times New Roman" w:hAnsi="Times New Roman"/>
-                <w:b w:val="false"/>
-                <w:bCs w:val="false"/>
-                <w:sz w:val="20"/>
-                <w:szCs w:val="20"/>
-              </w:rPr>
-              <w:t xml:space="preserve">Decide whether to add a house or plot number check to the duplicate rule, then implement and re-measure</w:t>
-            </w:r>
-          </w:p>
-        </w:tc>
-        <w:tc>
-          <w:tcPr>
-            <w:tcW w:type="dxa" w:w="2494"/>
-            <w:tcBorders>
-              <w:top w:val="single" w:color="999999" w:sz="4"/>
-              <w:left w:val="single" w:color="999999" w:sz="4"/>
-              <w:bottom w:val="single" w:color="999999" w:sz="4"/>
-              <w:right w:val="single" w:color="999999" w:sz="4"/>
-            </w:tcBorders>
-            <w:tcMar>
-              <w:top w:type="dxa" w:w="60"/>
-              <w:left w:type="dxa" w:w="100"/>
-              <w:bottom w:type="dxa" w:w="60"/>
-              <w:right w:type="dxa" w:w="100"/>
-            </w:tcMar>
-          </w:tcPr>
-          <w:p>
-            <w:pPr>
-              <w:spacing w:line="276"/>
-            </w:pPr>
-            <w:r>
-              <w:rPr>
-                <w:rFonts w:ascii="Times New Roman" w:cs="Times New Roman" w:eastAsia="Times New Roman" w:hAnsi="Times New Roman"/>
-                <w:b w:val="false"/>
-                <w:bCs w:val="false"/>
-                <w:sz w:val="20"/>
-                <w:szCs w:val="20"/>
-              </w:rPr>
-              <w:t xml:space="preserve">My decision, with your advice</w:t>
+            <w:tcW w:type="dxa" w:w="2976"/>
+            <w:tcBorders>
+              <w:top w:val="single" w:color="999999" w:sz="4"/>
+              <w:left w:val="single" w:color="999999" w:sz="4"/>
+              <w:bottom w:val="single" w:color="999999" w:sz="4"/>
+              <w:right w:val="single" w:color="999999" w:sz="4"/>
+            </w:tcBorders>
+            <w:tcMar>
+              <w:top w:type="dxa" w:w="60"/>
+              <w:left w:type="dxa" w:w="100"/>
+              <w:bottom w:type="dxa" w:w="60"/>
+              <w:right w:type="dxa" w:w="100"/>
+            </w:tcMar>
+          </w:tcPr>
+          <w:p>
+            <w:pPr>
+              <w:spacing w:line="276"/>
+            </w:pPr>
+            <w:r>
+              <w:rPr>
+                <w:rFonts w:ascii="Times New Roman" w:cs="Times New Roman" w:eastAsia="Times New Roman" w:hAnsi="Times New Roman"/>
+                <w:b w:val="false"/>
+                <w:bCs w:val="false"/>
+                <w:sz w:val="20"/>
+                <w:szCs w:val="20"/>
+              </w:rPr>
+              <w:t xml:space="preserve">Ward and sub-county list</w:t>
+            </w:r>
+          </w:p>
+        </w:tc>
+        <w:tc>
+          <w:tcPr>
+            <w:tcW w:type="dxa" w:w="4320"/>
+            <w:tcBorders>
+              <w:top w:val="single" w:color="999999" w:sz="4"/>
+              <w:left w:val="single" w:color="999999" w:sz="4"/>
+              <w:bottom w:val="single" w:color="999999" w:sz="4"/>
+              <w:right w:val="single" w:color="999999" w:sz="4"/>
+            </w:tcBorders>
+            <w:tcMar>
+              <w:top w:type="dxa" w:w="60"/>
+              <w:left w:type="dxa" w:w="100"/>
+              <w:bottom w:type="dxa" w:w="60"/>
+              <w:right w:type="dxa" w:w="100"/>
+            </w:tcMar>
+          </w:tcPr>
+          <w:p>
+            <w:pPr>
+              <w:spacing w:line="276"/>
+            </w:pPr>
+            <w:r>
+              <w:rPr>
+                <w:rFonts w:ascii="Times New Roman" w:cs="Times New Roman" w:eastAsia="Times New Roman" w:hAnsi="Times New Roman"/>
+                <w:b w:val="false"/>
+                <w:bCs w:val="false"/>
+                <w:sz w:val="20"/>
+                <w:szCs w:val="20"/>
+              </w:rPr>
+              <w:t xml:space="preserve">Check the 85 wards and 17 sub-counties against the official IEBC list and correct any differences</w:t>
+            </w:r>
+          </w:p>
+        </w:tc>
+        <w:tc>
+          <w:tcPr>
+            <w:tcW w:type="dxa" w:w="1730"/>
+            <w:tcBorders>
+              <w:top w:val="single" w:color="999999" w:sz="4"/>
+              <w:left w:val="single" w:color="999999" w:sz="4"/>
+              <w:bottom w:val="single" w:color="999999" w:sz="4"/>
+              <w:right w:val="single" w:color="999999" w:sz="4"/>
+            </w:tcBorders>
+            <w:tcMar>
+              <w:top w:type="dxa" w:w="60"/>
+              <w:left w:type="dxa" w:w="100"/>
+              <w:bottom w:type="dxa" w:w="60"/>
+              <w:right w:type="dxa" w:w="100"/>
+            </w:tcMar>
+          </w:tcPr>
+          <w:p>
+            <w:pPr>
+              <w:spacing w:line="276"/>
+            </w:pPr>
+            <w:r>
+              <w:rPr>
+                <w:rFonts w:ascii="Times New Roman" w:cs="Times New Roman" w:eastAsia="Times New Roman" w:hAnsi="Times New Roman"/>
+                <w:b w:val="false"/>
+                <w:bCs w:val="false"/>
+                <w:sz w:val="20"/>
+                <w:szCs w:val="20"/>
+              </w:rPr>
+              <w:t xml:space="preserve">Official source</w:t>
             </w:r>
           </w:p>
         </w:tc>
@@ -3701,97 +4016,97 @@
         </w:trPr>
         <w:tc>
           <w:tcPr>
-            <w:tcW w:type="dxa" w:w="2664"/>
-            <w:tcBorders>
-              <w:top w:val="single" w:color="999999" w:sz="4"/>
-              <w:left w:val="single" w:color="999999" w:sz="4"/>
-              <w:bottom w:val="single" w:color="999999" w:sz="4"/>
-              <w:right w:val="single" w:color="999999" w:sz="4"/>
-            </w:tcBorders>
-            <w:tcMar>
-              <w:top w:type="dxa" w:w="60"/>
-              <w:left w:type="dxa" w:w="100"/>
-              <w:bottom w:type="dxa" w:w="60"/>
-              <w:right w:type="dxa" w:w="100"/>
-            </w:tcMar>
-          </w:tcPr>
-          <w:p>
-            <w:pPr>
-              <w:spacing w:line="276"/>
-            </w:pPr>
-            <w:r>
-              <w:rPr>
-                <w:rFonts w:ascii="Times New Roman" w:cs="Times New Roman" w:eastAsia="Times New Roman" w:hAnsi="Times New Roman"/>
-                <w:b w:val="false"/>
-                <w:bCs w:val="false"/>
-                <w:sz w:val="20"/>
-                <w:szCs w:val="20"/>
-              </w:rPr>
-              <w:t xml:space="preserve">Two access-rule decisions</w:t>
-            </w:r>
-          </w:p>
-        </w:tc>
-        <w:tc>
-          <w:tcPr>
-            <w:tcW w:type="dxa" w:w="3868"/>
-            <w:tcBorders>
-              <w:top w:val="single" w:color="999999" w:sz="4"/>
-              <w:left w:val="single" w:color="999999" w:sz="4"/>
-              <w:bottom w:val="single" w:color="999999" w:sz="4"/>
-              <w:right w:val="single" w:color="999999" w:sz="4"/>
-            </w:tcBorders>
-            <w:tcMar>
-              <w:top w:type="dxa" w:w="60"/>
-              <w:left w:type="dxa" w:w="100"/>
-              <w:bottom w:type="dxa" w:w="60"/>
-              <w:right w:type="dxa" w:w="100"/>
-            </w:tcMar>
-          </w:tcPr>
-          <w:p>
-            <w:pPr>
-              <w:spacing w:line="276"/>
-            </w:pPr>
-            <w:r>
-              <w:rPr>
-                <w:rFonts w:ascii="Times New Roman" w:cs="Times New Roman" w:eastAsia="Times New Roman" w:hAnsi="Times New Roman"/>
-                <w:b w:val="false"/>
-                <w:bCs w:val="false"/>
-                <w:sz w:val="20"/>
-                <w:szCs w:val="20"/>
-              </w:rPr>
-              <w:t xml:space="preserve">Confirm who may change an incident's status, and how hotspots are compared in an officer's station view</w:t>
-            </w:r>
-          </w:p>
-        </w:tc>
-        <w:tc>
-          <w:tcPr>
-            <w:tcW w:type="dxa" w:w="2494"/>
-            <w:tcBorders>
-              <w:top w:val="single" w:color="999999" w:sz="4"/>
-              <w:left w:val="single" w:color="999999" w:sz="4"/>
-              <w:bottom w:val="single" w:color="999999" w:sz="4"/>
-              <w:right w:val="single" w:color="999999" w:sz="4"/>
-            </w:tcBorders>
-            <w:tcMar>
-              <w:top w:type="dxa" w:w="60"/>
-              <w:left w:type="dxa" w:w="100"/>
-              <w:bottom w:type="dxa" w:w="60"/>
-              <w:right w:type="dxa" w:w="100"/>
-            </w:tcMar>
-          </w:tcPr>
-          <w:p>
-            <w:pPr>
-              <w:spacing w:line="276"/>
-            </w:pPr>
-            <w:r>
-              <w:rPr>
-                <w:rFonts w:ascii="Times New Roman" w:cs="Times New Roman" w:eastAsia="Times New Roman" w:hAnsi="Times New Roman"/>
-                <w:b w:val="false"/>
-                <w:bCs w:val="false"/>
-                <w:sz w:val="20"/>
-                <w:szCs w:val="20"/>
-              </w:rPr>
-              <w:t xml:space="preserve">My decision</w:t>
+            <w:tcW w:type="dxa" w:w="2976"/>
+            <w:tcBorders>
+              <w:top w:val="single" w:color="999999" w:sz="4"/>
+              <w:left w:val="single" w:color="999999" w:sz="4"/>
+              <w:bottom w:val="single" w:color="999999" w:sz="4"/>
+              <w:right w:val="single" w:color="999999" w:sz="4"/>
+            </w:tcBorders>
+            <w:tcMar>
+              <w:top w:type="dxa" w:w="60"/>
+              <w:left w:type="dxa" w:w="100"/>
+              <w:bottom w:type="dxa" w:w="60"/>
+              <w:right w:type="dxa" w:w="100"/>
+            </w:tcMar>
+          </w:tcPr>
+          <w:p>
+            <w:pPr>
+              <w:spacing w:line="276"/>
+            </w:pPr>
+            <w:r>
+              <w:rPr>
+                <w:rFonts w:ascii="Times New Roman" w:cs="Times New Roman" w:eastAsia="Times New Roman" w:hAnsi="Times New Roman"/>
+                <w:b w:val="false"/>
+                <w:bCs w:val="false"/>
+                <w:sz w:val="20"/>
+                <w:szCs w:val="20"/>
+              </w:rPr>
+              <w:t xml:space="preserve">Changes from fieldwork</w:t>
+            </w:r>
+          </w:p>
+        </w:tc>
+        <w:tc>
+          <w:tcPr>
+            <w:tcW w:type="dxa" w:w="4320"/>
+            <w:tcBorders>
+              <w:top w:val="single" w:color="999999" w:sz="4"/>
+              <w:left w:val="single" w:color="999999" w:sz="4"/>
+              <w:bottom w:val="single" w:color="999999" w:sz="4"/>
+              <w:right w:val="single" w:color="999999" w:sz="4"/>
+            </w:tcBorders>
+            <w:tcMar>
+              <w:top w:type="dxa" w:w="60"/>
+              <w:left w:type="dxa" w:w="100"/>
+              <w:bottom w:type="dxa" w:w="60"/>
+              <w:right w:type="dxa" w:w="100"/>
+            </w:tcMar>
+          </w:tcPr>
+          <w:p>
+            <w:pPr>
+              <w:spacing w:line="276"/>
+            </w:pPr>
+            <w:r>
+              <w:rPr>
+                <w:rFonts w:ascii="Times New Roman" w:cs="Times New Roman" w:eastAsia="Times New Roman" w:hAnsi="Times New Roman"/>
+                <w:b w:val="false"/>
+                <w:bCs w:val="false"/>
+                <w:sz w:val="20"/>
+                <w:szCs w:val="20"/>
+              </w:rPr>
+              <w:t xml:space="preserve">Apply requirement changes that come out of the interviews and questionnaire</w:t>
+            </w:r>
+          </w:p>
+        </w:tc>
+        <w:tc>
+          <w:tcPr>
+            <w:tcW w:type="dxa" w:w="1730"/>
+            <w:tcBorders>
+              <w:top w:val="single" w:color="999999" w:sz="4"/>
+              <w:left w:val="single" w:color="999999" w:sz="4"/>
+              <w:bottom w:val="single" w:color="999999" w:sz="4"/>
+              <w:right w:val="single" w:color="999999" w:sz="4"/>
+            </w:tcBorders>
+            <w:tcMar>
+              <w:top w:type="dxa" w:w="60"/>
+              <w:left w:type="dxa" w:w="100"/>
+              <w:bottom w:type="dxa" w:w="60"/>
+              <w:right w:type="dxa" w:w="100"/>
+            </w:tcMar>
+          </w:tcPr>
+          <w:p>
+            <w:pPr>
+              <w:spacing w:line="276"/>
+            </w:pPr>
+            <w:r>
+              <w:rPr>
+                <w:rFonts w:ascii="Times New Roman" w:cs="Times New Roman" w:eastAsia="Times New Roman" w:hAnsi="Times New Roman"/>
+                <w:b w:val="false"/>
+                <w:bCs w:val="false"/>
+                <w:sz w:val="20"/>
+                <w:szCs w:val="20"/>
+              </w:rPr>
+              <w:t xml:space="preserve">Fieldwork</w:t>
             </w:r>
           </w:p>
         </w:tc>
@@ -3802,97 +4117,97 @@
         </w:trPr>
         <w:tc>
           <w:tcPr>
-            <w:tcW w:type="dxa" w:w="2664"/>
-            <w:tcBorders>
-              <w:top w:val="single" w:color="999999" w:sz="4"/>
-              <w:left w:val="single" w:color="999999" w:sz="4"/>
-              <w:bottom w:val="single" w:color="999999" w:sz="4"/>
-              <w:right w:val="single" w:color="999999" w:sz="4"/>
-            </w:tcBorders>
-            <w:tcMar>
-              <w:top w:type="dxa" w:w="60"/>
-              <w:left w:type="dxa" w:w="100"/>
-              <w:bottom w:type="dxa" w:w="60"/>
-              <w:right w:type="dxa" w:w="100"/>
-            </w:tcMar>
-          </w:tcPr>
-          <w:p>
-            <w:pPr>
-              <w:spacing w:line="276"/>
-            </w:pPr>
-            <w:r>
-              <w:rPr>
-                <w:rFonts w:ascii="Times New Roman" w:cs="Times New Roman" w:eastAsia="Times New Roman" w:hAnsi="Times New Roman"/>
-                <w:b w:val="false"/>
-                <w:bCs w:val="false"/>
-                <w:sz w:val="20"/>
-                <w:szCs w:val="20"/>
-              </w:rPr>
-              <w:t xml:space="preserve">Ward and sub-county list</w:t>
-            </w:r>
-          </w:p>
-        </w:tc>
-        <w:tc>
-          <w:tcPr>
-            <w:tcW w:type="dxa" w:w="3868"/>
-            <w:tcBorders>
-              <w:top w:val="single" w:color="999999" w:sz="4"/>
-              <w:left w:val="single" w:color="999999" w:sz="4"/>
-              <w:bottom w:val="single" w:color="999999" w:sz="4"/>
-              <w:right w:val="single" w:color="999999" w:sz="4"/>
-            </w:tcBorders>
-            <w:tcMar>
-              <w:top w:type="dxa" w:w="60"/>
-              <w:left w:type="dxa" w:w="100"/>
-              <w:bottom w:type="dxa" w:w="60"/>
-              <w:right w:type="dxa" w:w="100"/>
-            </w:tcMar>
-          </w:tcPr>
-          <w:p>
-            <w:pPr>
-              <w:spacing w:line="276"/>
-            </w:pPr>
-            <w:r>
-              <w:rPr>
-                <w:rFonts w:ascii="Times New Roman" w:cs="Times New Roman" w:eastAsia="Times New Roman" w:hAnsi="Times New Roman"/>
-                <w:b w:val="false"/>
-                <w:bCs w:val="false"/>
-                <w:sz w:val="20"/>
-                <w:szCs w:val="20"/>
-              </w:rPr>
-              <w:t xml:space="preserve">Check the 85 wards and 17 sub-counties against the official IEBC list and correct any differences</w:t>
-            </w:r>
-          </w:p>
-        </w:tc>
-        <w:tc>
-          <w:tcPr>
-            <w:tcW w:type="dxa" w:w="2494"/>
-            <w:tcBorders>
-              <w:top w:val="single" w:color="999999" w:sz="4"/>
-              <w:left w:val="single" w:color="999999" w:sz="4"/>
-              <w:bottom w:val="single" w:color="999999" w:sz="4"/>
-              <w:right w:val="single" w:color="999999" w:sz="4"/>
-            </w:tcBorders>
-            <w:tcMar>
-              <w:top w:type="dxa" w:w="60"/>
-              <w:left w:type="dxa" w:w="100"/>
-              <w:bottom w:type="dxa" w:w="60"/>
-              <w:right w:type="dxa" w:w="100"/>
-            </w:tcMar>
-          </w:tcPr>
-          <w:p>
-            <w:pPr>
-              <w:spacing w:line="276"/>
-            </w:pPr>
-            <w:r>
-              <w:rPr>
-                <w:rFonts w:ascii="Times New Roman" w:cs="Times New Roman" w:eastAsia="Times New Roman" w:hAnsi="Times New Roman"/>
-                <w:b w:val="false"/>
-                <w:bCs w:val="false"/>
-                <w:sz w:val="20"/>
-                <w:szCs w:val="20"/>
-              </w:rPr>
-              <w:t xml:space="preserve">Official source</w:t>
+            <w:tcW w:type="dxa" w:w="2976"/>
+            <w:tcBorders>
+              <w:top w:val="single" w:color="999999" w:sz="4"/>
+              <w:left w:val="single" w:color="999999" w:sz="4"/>
+              <w:bottom w:val="single" w:color="999999" w:sz="4"/>
+              <w:right w:val="single" w:color="999999" w:sz="4"/>
+            </w:tcBorders>
+            <w:tcMar>
+              <w:top w:type="dxa" w:w="60"/>
+              <w:left w:type="dxa" w:w="100"/>
+              <w:bottom w:type="dxa" w:w="60"/>
+              <w:right w:type="dxa" w:w="100"/>
+            </w:tcMar>
+          </w:tcPr>
+          <w:p>
+            <w:pPr>
+              <w:spacing w:line="276"/>
+            </w:pPr>
+            <w:r>
+              <w:rPr>
+                <w:rFonts w:ascii="Times New Roman" w:cs="Times New Roman" w:eastAsia="Times New Roman" w:hAnsi="Times New Roman"/>
+                <w:b w:val="false"/>
+                <w:bCs w:val="false"/>
+                <w:sz w:val="20"/>
+                <w:szCs w:val="20"/>
+              </w:rPr>
+              <w:t xml:space="preserve">Changes from usability sessions</w:t>
+            </w:r>
+          </w:p>
+        </w:tc>
+        <w:tc>
+          <w:tcPr>
+            <w:tcW w:type="dxa" w:w="4320"/>
+            <w:tcBorders>
+              <w:top w:val="single" w:color="999999" w:sz="4"/>
+              <w:left w:val="single" w:color="999999" w:sz="4"/>
+              <w:bottom w:val="single" w:color="999999" w:sz="4"/>
+              <w:right w:val="single" w:color="999999" w:sz="4"/>
+            </w:tcBorders>
+            <w:tcMar>
+              <w:top w:type="dxa" w:w="60"/>
+              <w:left w:type="dxa" w:w="100"/>
+              <w:bottom w:type="dxa" w:w="60"/>
+              <w:right w:type="dxa" w:w="100"/>
+            </w:tcMar>
+          </w:tcPr>
+          <w:p>
+            <w:pPr>
+              <w:spacing w:line="276"/>
+            </w:pPr>
+            <w:r>
+              <w:rPr>
+                <w:rFonts w:ascii="Times New Roman" w:cs="Times New Roman" w:eastAsia="Times New Roman" w:hAnsi="Times New Roman"/>
+                <w:b w:val="false"/>
+                <w:bCs w:val="false"/>
+                <w:sz w:val="20"/>
+                <w:szCs w:val="20"/>
+              </w:rPr>
+              <w:t xml:space="preserve">Fix problems found by real users, then re-test the affected tasks</w:t>
+            </w:r>
+          </w:p>
+        </w:tc>
+        <w:tc>
+          <w:tcPr>
+            <w:tcW w:type="dxa" w:w="1730"/>
+            <w:tcBorders>
+              <w:top w:val="single" w:color="999999" w:sz="4"/>
+              <w:left w:val="single" w:color="999999" w:sz="4"/>
+              <w:bottom w:val="single" w:color="999999" w:sz="4"/>
+              <w:right w:val="single" w:color="999999" w:sz="4"/>
+            </w:tcBorders>
+            <w:tcMar>
+              <w:top w:type="dxa" w:w="60"/>
+              <w:left w:type="dxa" w:w="100"/>
+              <w:bottom w:type="dxa" w:w="60"/>
+              <w:right w:type="dxa" w:w="100"/>
+            </w:tcMar>
+          </w:tcPr>
+          <w:p>
+            <w:pPr>
+              <w:spacing w:line="276"/>
+            </w:pPr>
+            <w:r>
+              <w:rPr>
+                <w:rFonts w:ascii="Times New Roman" w:cs="Times New Roman" w:eastAsia="Times New Roman" w:hAnsi="Times New Roman"/>
+                <w:b w:val="false"/>
+                <w:bCs w:val="false"/>
+                <w:sz w:val="20"/>
+                <w:szCs w:val="20"/>
+              </w:rPr>
+              <w:t xml:space="preserve">Usability sessions</w:t>
             </w:r>
           </w:p>
         </w:tc>
@@ -3903,97 +4218,97 @@
         </w:trPr>
         <w:tc>
           <w:tcPr>
-            <w:tcW w:type="dxa" w:w="2664"/>
-            <w:tcBorders>
-              <w:top w:val="single" w:color="999999" w:sz="4"/>
-              <w:left w:val="single" w:color="999999" w:sz="4"/>
-              <w:bottom w:val="single" w:color="999999" w:sz="4"/>
-              <w:right w:val="single" w:color="999999" w:sz="4"/>
-            </w:tcBorders>
-            <w:tcMar>
-              <w:top w:type="dxa" w:w="60"/>
-              <w:left w:type="dxa" w:w="100"/>
-              <w:bottom w:type="dxa" w:w="60"/>
-              <w:right w:type="dxa" w:w="100"/>
-            </w:tcMar>
-          </w:tcPr>
-          <w:p>
-            <w:pPr>
-              <w:spacing w:line="276"/>
-            </w:pPr>
-            <w:r>
-              <w:rPr>
-                <w:rFonts w:ascii="Times New Roman" w:cs="Times New Roman" w:eastAsia="Times New Roman" w:hAnsi="Times New Roman"/>
-                <w:b w:val="false"/>
-                <w:bCs w:val="false"/>
-                <w:sz w:val="20"/>
-                <w:szCs w:val="20"/>
-              </w:rPr>
-              <w:t xml:space="preserve">Changes from fieldwork</w:t>
-            </w:r>
-          </w:p>
-        </w:tc>
-        <w:tc>
-          <w:tcPr>
-            <w:tcW w:type="dxa" w:w="3868"/>
-            <w:tcBorders>
-              <w:top w:val="single" w:color="999999" w:sz="4"/>
-              <w:left w:val="single" w:color="999999" w:sz="4"/>
-              <w:bottom w:val="single" w:color="999999" w:sz="4"/>
-              <w:right w:val="single" w:color="999999" w:sz="4"/>
-            </w:tcBorders>
-            <w:tcMar>
-              <w:top w:type="dxa" w:w="60"/>
-              <w:left w:type="dxa" w:w="100"/>
-              <w:bottom w:type="dxa" w:w="60"/>
-              <w:right w:type="dxa" w:w="100"/>
-            </w:tcMar>
-          </w:tcPr>
-          <w:p>
-            <w:pPr>
-              <w:spacing w:line="276"/>
-            </w:pPr>
-            <w:r>
-              <w:rPr>
-                <w:rFonts w:ascii="Times New Roman" w:cs="Times New Roman" w:eastAsia="Times New Roman" w:hAnsi="Times New Roman"/>
-                <w:b w:val="false"/>
-                <w:bCs w:val="false"/>
-                <w:sz w:val="20"/>
-                <w:szCs w:val="20"/>
-              </w:rPr>
-              <w:t xml:space="preserve">Apply requirement changes that come out of the interviews and questionnaire</w:t>
-            </w:r>
-          </w:p>
-        </w:tc>
-        <w:tc>
-          <w:tcPr>
-            <w:tcW w:type="dxa" w:w="2494"/>
-            <w:tcBorders>
-              <w:top w:val="single" w:color="999999" w:sz="4"/>
-              <w:left w:val="single" w:color="999999" w:sz="4"/>
-              <w:bottom w:val="single" w:color="999999" w:sz="4"/>
-              <w:right w:val="single" w:color="999999" w:sz="4"/>
-            </w:tcBorders>
-            <w:tcMar>
-              <w:top w:type="dxa" w:w="60"/>
-              <w:left w:type="dxa" w:w="100"/>
-              <w:bottom w:type="dxa" w:w="60"/>
-              <w:right w:type="dxa" w:w="100"/>
-            </w:tcMar>
-          </w:tcPr>
-          <w:p>
-            <w:pPr>
-              <w:spacing w:line="276"/>
-            </w:pPr>
-            <w:r>
-              <w:rPr>
-                <w:rFonts w:ascii="Times New Roman" w:cs="Times New Roman" w:eastAsia="Times New Roman" w:hAnsi="Times New Roman"/>
-                <w:b w:val="false"/>
-                <w:bCs w:val="false"/>
-                <w:sz w:val="20"/>
-                <w:szCs w:val="20"/>
-              </w:rPr>
-              <w:t xml:space="preserve">Fieldwork</w:t>
+            <w:tcW w:type="dxa" w:w="2976"/>
+            <w:tcBorders>
+              <w:top w:val="single" w:color="999999" w:sz="4"/>
+              <w:left w:val="single" w:color="999999" w:sz="4"/>
+              <w:bottom w:val="single" w:color="999999" w:sz="4"/>
+              <w:right w:val="single" w:color="999999" w:sz="4"/>
+            </w:tcBorders>
+            <w:tcMar>
+              <w:top w:type="dxa" w:w="60"/>
+              <w:left w:type="dxa" w:w="100"/>
+              <w:bottom w:type="dxa" w:w="60"/>
+              <w:right w:type="dxa" w:w="100"/>
+            </w:tcMar>
+          </w:tcPr>
+          <w:p>
+            <w:pPr>
+              <w:spacing w:line="276"/>
+            </w:pPr>
+            <w:r>
+              <w:rPr>
+                <w:rFonts w:ascii="Times New Roman" w:cs="Times New Roman" w:eastAsia="Times New Roman" w:hAnsi="Times New Roman"/>
+                <w:b w:val="false"/>
+                <w:bCs w:val="false"/>
+                <w:sz w:val="20"/>
+                <w:szCs w:val="20"/>
+              </w:rPr>
+              <w:t xml:space="preserve">Keyboard walk-through</w:t>
+            </w:r>
+          </w:p>
+        </w:tc>
+        <w:tc>
+          <w:tcPr>
+            <w:tcW w:type="dxa" w:w="4320"/>
+            <w:tcBorders>
+              <w:top w:val="single" w:color="999999" w:sz="4"/>
+              <w:left w:val="single" w:color="999999" w:sz="4"/>
+              <w:bottom w:val="single" w:color="999999" w:sz="4"/>
+              <w:right w:val="single" w:color="999999" w:sz="4"/>
+            </w:tcBorders>
+            <w:tcMar>
+              <w:top w:type="dxa" w:w="60"/>
+              <w:left w:type="dxa" w:w="100"/>
+              <w:bottom w:type="dxa" w:w="60"/>
+              <w:right w:type="dxa" w:w="100"/>
+            </w:tcMar>
+          </w:tcPr>
+          <w:p>
+            <w:pPr>
+              <w:spacing w:line="276"/>
+            </w:pPr>
+            <w:r>
+              <w:rPr>
+                <w:rFonts w:ascii="Times New Roman" w:cs="Times New Roman" w:eastAsia="Times New Roman" w:hAnsi="Times New Roman"/>
+                <w:b w:val="false"/>
+                <w:bCs w:val="false"/>
+                <w:sz w:val="20"/>
+                <w:szCs w:val="20"/>
+              </w:rPr>
+              <w:t xml:space="preserve">The automated accessibility scan passes; I still need to go through the main tasks using only the keyboard and record the result</w:t>
+            </w:r>
+          </w:p>
+        </w:tc>
+        <w:tc>
+          <w:tcPr>
+            <w:tcW w:type="dxa" w:w="1730"/>
+            <w:tcBorders>
+              <w:top w:val="single" w:color="999999" w:sz="4"/>
+              <w:left w:val="single" w:color="999999" w:sz="4"/>
+              <w:bottom w:val="single" w:color="999999" w:sz="4"/>
+              <w:right w:val="single" w:color="999999" w:sz="4"/>
+            </w:tcBorders>
+            <w:tcMar>
+              <w:top w:type="dxa" w:w="60"/>
+              <w:left w:type="dxa" w:w="100"/>
+              <w:bottom w:type="dxa" w:w="60"/>
+              <w:right w:type="dxa" w:w="100"/>
+            </w:tcMar>
+          </w:tcPr>
+          <w:p>
+            <w:pPr>
+              <w:spacing w:line="276"/>
+            </w:pPr>
+            <w:r>
+              <w:rPr>
+                <w:rFonts w:ascii="Times New Roman" w:cs="Times New Roman" w:eastAsia="Times New Roman" w:hAnsi="Times New Roman"/>
+                <w:b w:val="false"/>
+                <w:bCs w:val="false"/>
+                <w:sz w:val="20"/>
+                <w:szCs w:val="20"/>
+              </w:rPr>
+              <w:t xml:space="preserve">None</w:t>
             </w:r>
           </w:p>
         </w:tc>
@@ -4004,172 +4319,71 @@
         </w:trPr>
         <w:tc>
           <w:tcPr>
-            <w:tcW w:type="dxa" w:w="2664"/>
-            <w:tcBorders>
-              <w:top w:val="single" w:color="999999" w:sz="4"/>
-              <w:left w:val="single" w:color="999999" w:sz="4"/>
-              <w:bottom w:val="single" w:color="999999" w:sz="4"/>
-              <w:right w:val="single" w:color="999999" w:sz="4"/>
-            </w:tcBorders>
-            <w:tcMar>
-              <w:top w:type="dxa" w:w="60"/>
-              <w:left w:type="dxa" w:w="100"/>
-              <w:bottom w:type="dxa" w:w="60"/>
-              <w:right w:type="dxa" w:w="100"/>
-            </w:tcMar>
-          </w:tcPr>
-          <w:p>
-            <w:pPr>
-              <w:spacing w:line="276"/>
-            </w:pPr>
-            <w:r>
-              <w:rPr>
-                <w:rFonts w:ascii="Times New Roman" w:cs="Times New Roman" w:eastAsia="Times New Roman" w:hAnsi="Times New Roman"/>
-                <w:b w:val="false"/>
-                <w:bCs w:val="false"/>
-                <w:sz w:val="20"/>
-                <w:szCs w:val="20"/>
-              </w:rPr>
-              <w:t xml:space="preserve">Changes from usability sessions</w:t>
-            </w:r>
-          </w:p>
-        </w:tc>
-        <w:tc>
-          <w:tcPr>
-            <w:tcW w:type="dxa" w:w="3868"/>
-            <w:tcBorders>
-              <w:top w:val="single" w:color="999999" w:sz="4"/>
-              <w:left w:val="single" w:color="999999" w:sz="4"/>
-              <w:bottom w:val="single" w:color="999999" w:sz="4"/>
-              <w:right w:val="single" w:color="999999" w:sz="4"/>
-            </w:tcBorders>
-            <w:tcMar>
-              <w:top w:type="dxa" w:w="60"/>
-              <w:left w:type="dxa" w:w="100"/>
-              <w:bottom w:type="dxa" w:w="60"/>
-              <w:right w:type="dxa" w:w="100"/>
-            </w:tcMar>
-          </w:tcPr>
-          <w:p>
-            <w:pPr>
-              <w:spacing w:line="276"/>
-            </w:pPr>
-            <w:r>
-              <w:rPr>
-                <w:rFonts w:ascii="Times New Roman" w:cs="Times New Roman" w:eastAsia="Times New Roman" w:hAnsi="Times New Roman"/>
-                <w:b w:val="false"/>
-                <w:bCs w:val="false"/>
-                <w:sz w:val="20"/>
-                <w:szCs w:val="20"/>
-              </w:rPr>
-              <w:t xml:space="preserve">Fix problems found by real users, then re-test the affected tasks</w:t>
-            </w:r>
-          </w:p>
-        </w:tc>
-        <w:tc>
-          <w:tcPr>
-            <w:tcW w:type="dxa" w:w="2494"/>
-            <w:tcBorders>
-              <w:top w:val="single" w:color="999999" w:sz="4"/>
-              <w:left w:val="single" w:color="999999" w:sz="4"/>
-              <w:bottom w:val="single" w:color="999999" w:sz="4"/>
-              <w:right w:val="single" w:color="999999" w:sz="4"/>
-            </w:tcBorders>
-            <w:tcMar>
-              <w:top w:type="dxa" w:w="60"/>
-              <w:left w:type="dxa" w:w="100"/>
-              <w:bottom w:type="dxa" w:w="60"/>
-              <w:right w:type="dxa" w:w="100"/>
-            </w:tcMar>
-          </w:tcPr>
-          <w:p>
-            <w:pPr>
-              <w:spacing w:line="276"/>
-            </w:pPr>
-            <w:r>
-              <w:rPr>
-                <w:rFonts w:ascii="Times New Roman" w:cs="Times New Roman" w:eastAsia="Times New Roman" w:hAnsi="Times New Roman"/>
-                <w:b w:val="false"/>
-                <w:bCs w:val="false"/>
-                <w:sz w:val="20"/>
-                <w:szCs w:val="20"/>
-              </w:rPr>
-              <w:t xml:space="preserve">Usability sessions</w:t>
-            </w:r>
-          </w:p>
-        </w:tc>
-      </w:tr>
-      <w:tr>
-        <w:trPr>
-          <w:tblHeader w:val="off"/>
-        </w:trPr>
-        <w:tc>
-          <w:tcPr>
-            <w:tcW w:type="dxa" w:w="2664"/>
-            <w:tcBorders>
-              <w:top w:val="single" w:color="999999" w:sz="4"/>
-              <w:left w:val="single" w:color="999999" w:sz="4"/>
-              <w:bottom w:val="single" w:color="999999" w:sz="4"/>
-              <w:right w:val="single" w:color="999999" w:sz="4"/>
-            </w:tcBorders>
-            <w:tcMar>
-              <w:top w:type="dxa" w:w="60"/>
-              <w:left w:type="dxa" w:w="100"/>
-              <w:bottom w:type="dxa" w:w="60"/>
-              <w:right w:type="dxa" w:w="100"/>
-            </w:tcMar>
-          </w:tcPr>
-          <w:p>
-            <w:pPr>
-              <w:spacing w:line="276"/>
-            </w:pPr>
-            <w:r>
-              <w:rPr>
-                <w:rFonts w:ascii="Times New Roman" w:cs="Times New Roman" w:eastAsia="Times New Roman" w:hAnsi="Times New Roman"/>
-                <w:b w:val="false"/>
-                <w:bCs w:val="false"/>
-                <w:sz w:val="20"/>
-                <w:szCs w:val="20"/>
-              </w:rPr>
-              <w:t xml:space="preserve">Backup and restore</w:t>
-            </w:r>
-          </w:p>
-        </w:tc>
-        <w:tc>
-          <w:tcPr>
-            <w:tcW w:type="dxa" w:w="3868"/>
-            <w:tcBorders>
-              <w:top w:val="single" w:color="999999" w:sz="4"/>
-              <w:left w:val="single" w:color="999999" w:sz="4"/>
-              <w:bottom w:val="single" w:color="999999" w:sz="4"/>
-              <w:right w:val="single" w:color="999999" w:sz="4"/>
-            </w:tcBorders>
-            <w:tcMar>
-              <w:top w:type="dxa" w:w="60"/>
-              <w:left w:type="dxa" w:w="100"/>
-              <w:bottom w:type="dxa" w:w="60"/>
-              <w:right w:type="dxa" w:w="100"/>
-            </w:tcMar>
-          </w:tcPr>
-          <w:p>
-            <w:pPr>
-              <w:spacing w:line="276"/>
-            </w:pPr>
-            <w:r>
-              <w:rPr>
-                <w:rFonts w:ascii="Times New Roman" w:cs="Times New Roman" w:eastAsia="Times New Roman" w:hAnsi="Times New Roman"/>
-                <w:b w:val="false"/>
-                <w:bCs w:val="false"/>
-                <w:sz w:val="20"/>
-                <w:szCs w:val="20"/>
-              </w:rPr>
-              <w:t xml:space="preserve">Write and test once a backup and restore procedure (requirement NFR-06)</w:t>
-            </w:r>
-          </w:p>
-        </w:tc>
-        <w:tc>
-          <w:tcPr>
-            <w:tcW w:type="dxa" w:w="2494"/>
+            <w:tcW w:type="dxa" w:w="2976"/>
+            <w:tcBorders>
+              <w:top w:val="single" w:color="999999" w:sz="4"/>
+              <w:left w:val="single" w:color="999999" w:sz="4"/>
+              <w:bottom w:val="single" w:color="999999" w:sz="4"/>
+              <w:right w:val="single" w:color="999999" w:sz="4"/>
+            </w:tcBorders>
+            <w:tcMar>
+              <w:top w:type="dxa" w:w="60"/>
+              <w:left w:type="dxa" w:w="100"/>
+              <w:bottom w:type="dxa" w:w="60"/>
+              <w:right w:type="dxa" w:w="100"/>
+            </w:tcMar>
+          </w:tcPr>
+          <w:p>
+            <w:pPr>
+              <w:spacing w:line="276"/>
+            </w:pPr>
+            <w:r>
+              <w:rPr>
+                <w:rFonts w:ascii="Times New Roman" w:cs="Times New Roman" w:eastAsia="Times New Roman" w:hAnsi="Times New Roman"/>
+                <w:b w:val="false"/>
+                <w:bCs w:val="false"/>
+                <w:sz w:val="20"/>
+                <w:szCs w:val="20"/>
+              </w:rPr>
+              <w:t xml:space="preserve">Final diagrams</w:t>
+            </w:r>
+          </w:p>
+        </w:tc>
+        <w:tc>
+          <w:tcPr>
+            <w:tcW w:type="dxa" w:w="4320"/>
+            <w:tcBorders>
+              <w:top w:val="single" w:color="999999" w:sz="4"/>
+              <w:left w:val="single" w:color="999999" w:sz="4"/>
+              <w:bottom w:val="single" w:color="999999" w:sz="4"/>
+              <w:right w:val="single" w:color="999999" w:sz="4"/>
+            </w:tcBorders>
+            <w:tcMar>
+              <w:top w:type="dxa" w:w="60"/>
+              <w:left w:type="dxa" w:w="100"/>
+              <w:bottom w:type="dxa" w:w="60"/>
+              <w:right w:type="dxa" w:w="100"/>
+            </w:tcMar>
+          </w:tcPr>
+          <w:p>
+            <w:pPr>
+              <w:spacing w:line="276"/>
+            </w:pPr>
+            <w:r>
+              <w:rPr>
+                <w:rFonts w:ascii="Times New Roman" w:cs="Times New Roman" w:eastAsia="Times New Roman" w:hAnsi="Times New Roman"/>
+                <w:b w:val="false"/>
+                <w:bCs w:val="false"/>
+                <w:sz w:val="20"/>
+                <w:szCs w:val="20"/>
+              </w:rPr>
+              <w:t xml:space="preserve">Redraw the design diagrams in StarUML and Visual Paradigm as the faculty requires</w:t>
+            </w:r>
+          </w:p>
+        </w:tc>
+        <w:tc>
+          <w:tcPr>
+            <w:tcW w:type="dxa" w:w="1730"/>
             <w:tcBorders>
               <w:top w:val="single" w:color="999999" w:sz="4"/>
               <w:left w:val="single" w:color="999999" w:sz="4"/>
@@ -4196,309 +4410,6 @@
                 <w:szCs w:val="20"/>
               </w:rPr>
               <w:t xml:space="preserve">None</w:t>
-            </w:r>
-          </w:p>
-        </w:tc>
-      </w:tr>
-      <w:tr>
-        <w:trPr>
-          <w:tblHeader w:val="off"/>
-        </w:trPr>
-        <w:tc>
-          <w:tcPr>
-            <w:tcW w:type="dxa" w:w="2664"/>
-            <w:tcBorders>
-              <w:top w:val="single" w:color="999999" w:sz="4"/>
-              <w:left w:val="single" w:color="999999" w:sz="4"/>
-              <w:bottom w:val="single" w:color="999999" w:sz="4"/>
-              <w:right w:val="single" w:color="999999" w:sz="4"/>
-            </w:tcBorders>
-            <w:tcMar>
-              <w:top w:type="dxa" w:w="60"/>
-              <w:left w:type="dxa" w:w="100"/>
-              <w:bottom w:type="dxa" w:w="60"/>
-              <w:right w:type="dxa" w:w="100"/>
-            </w:tcMar>
-          </w:tcPr>
-          <w:p>
-            <w:pPr>
-              <w:spacing w:line="276"/>
-            </w:pPr>
-            <w:r>
-              <w:rPr>
-                <w:rFonts w:ascii="Times New Roman" w:cs="Times New Roman" w:eastAsia="Times New Roman" w:hAnsi="Times New Roman"/>
-                <w:b w:val="false"/>
-                <w:bCs w:val="false"/>
-                <w:sz w:val="20"/>
-                <w:szCs w:val="20"/>
-              </w:rPr>
-              <w:t xml:space="preserve">Accessibility check</w:t>
-            </w:r>
-          </w:p>
-        </w:tc>
-        <w:tc>
-          <w:tcPr>
-            <w:tcW w:type="dxa" w:w="3868"/>
-            <w:tcBorders>
-              <w:top w:val="single" w:color="999999" w:sz="4"/>
-              <w:left w:val="single" w:color="999999" w:sz="4"/>
-              <w:bottom w:val="single" w:color="999999" w:sz="4"/>
-              <w:right w:val="single" w:color="999999" w:sz="4"/>
-            </w:tcBorders>
-            <w:tcMar>
-              <w:top w:type="dxa" w:w="60"/>
-              <w:left w:type="dxa" w:w="100"/>
-              <w:bottom w:type="dxa" w:w="60"/>
-              <w:right w:type="dxa" w:w="100"/>
-            </w:tcMar>
-          </w:tcPr>
-          <w:p>
-            <w:pPr>
-              <w:spacing w:line="276"/>
-            </w:pPr>
-            <w:r>
-              <w:rPr>
-                <w:rFonts w:ascii="Times New Roman" w:cs="Times New Roman" w:eastAsia="Times New Roman" w:hAnsi="Times New Roman"/>
-                <w:b w:val="false"/>
-                <w:bCs w:val="false"/>
-                <w:sz w:val="20"/>
-                <w:szCs w:val="20"/>
-              </w:rPr>
-              <w:t xml:space="preserve">Run a formal accessibility check of colour contrast and keyboard use (NFR-08)</w:t>
-            </w:r>
-          </w:p>
-        </w:tc>
-        <w:tc>
-          <w:tcPr>
-            <w:tcW w:type="dxa" w:w="2494"/>
-            <w:tcBorders>
-              <w:top w:val="single" w:color="999999" w:sz="4"/>
-              <w:left w:val="single" w:color="999999" w:sz="4"/>
-              <w:bottom w:val="single" w:color="999999" w:sz="4"/>
-              <w:right w:val="single" w:color="999999" w:sz="4"/>
-            </w:tcBorders>
-            <w:tcMar>
-              <w:top w:type="dxa" w:w="60"/>
-              <w:left w:type="dxa" w:w="100"/>
-              <w:bottom w:type="dxa" w:w="60"/>
-              <w:right w:type="dxa" w:w="100"/>
-            </w:tcMar>
-          </w:tcPr>
-          <w:p>
-            <w:pPr>
-              <w:spacing w:line="276"/>
-            </w:pPr>
-            <w:r>
-              <w:rPr>
-                <w:rFonts w:ascii="Times New Roman" w:cs="Times New Roman" w:eastAsia="Times New Roman" w:hAnsi="Times New Roman"/>
-                <w:b w:val="false"/>
-                <w:bCs w:val="false"/>
-                <w:sz w:val="20"/>
-                <w:szCs w:val="20"/>
-              </w:rPr>
-              <w:t xml:space="preserve">None</w:t>
-            </w:r>
-          </w:p>
-        </w:tc>
-      </w:tr>
-      <w:tr>
-        <w:trPr>
-          <w:tblHeader w:val="off"/>
-        </w:trPr>
-        <w:tc>
-          <w:tcPr>
-            <w:tcW w:type="dxa" w:w="2664"/>
-            <w:tcBorders>
-              <w:top w:val="single" w:color="999999" w:sz="4"/>
-              <w:left w:val="single" w:color="999999" w:sz="4"/>
-              <w:bottom w:val="single" w:color="999999" w:sz="4"/>
-              <w:right w:val="single" w:color="999999" w:sz="4"/>
-            </w:tcBorders>
-            <w:tcMar>
-              <w:top w:type="dxa" w:w="60"/>
-              <w:left w:type="dxa" w:w="100"/>
-              <w:bottom w:type="dxa" w:w="60"/>
-              <w:right w:type="dxa" w:w="100"/>
-            </w:tcMar>
-          </w:tcPr>
-          <w:p>
-            <w:pPr>
-              <w:spacing w:line="276"/>
-            </w:pPr>
-            <w:r>
-              <w:rPr>
-                <w:rFonts w:ascii="Times New Roman" w:cs="Times New Roman" w:eastAsia="Times New Roman" w:hAnsi="Times New Roman"/>
-                <w:b w:val="false"/>
-                <w:bCs w:val="false"/>
-                <w:sz w:val="20"/>
-                <w:szCs w:val="20"/>
-              </w:rPr>
-              <w:t xml:space="preserve">Final diagrams</w:t>
-            </w:r>
-          </w:p>
-        </w:tc>
-        <w:tc>
-          <w:tcPr>
-            <w:tcW w:type="dxa" w:w="3868"/>
-            <w:tcBorders>
-              <w:top w:val="single" w:color="999999" w:sz="4"/>
-              <w:left w:val="single" w:color="999999" w:sz="4"/>
-              <w:bottom w:val="single" w:color="999999" w:sz="4"/>
-              <w:right w:val="single" w:color="999999" w:sz="4"/>
-            </w:tcBorders>
-            <w:tcMar>
-              <w:top w:type="dxa" w:w="60"/>
-              <w:left w:type="dxa" w:w="100"/>
-              <w:bottom w:type="dxa" w:w="60"/>
-              <w:right w:type="dxa" w:w="100"/>
-            </w:tcMar>
-          </w:tcPr>
-          <w:p>
-            <w:pPr>
-              <w:spacing w:line="276"/>
-            </w:pPr>
-            <w:r>
-              <w:rPr>
-                <w:rFonts w:ascii="Times New Roman" w:cs="Times New Roman" w:eastAsia="Times New Roman" w:hAnsi="Times New Roman"/>
-                <w:b w:val="false"/>
-                <w:bCs w:val="false"/>
-                <w:sz w:val="20"/>
-                <w:szCs w:val="20"/>
-              </w:rPr>
-              <w:t xml:space="preserve">Redraw the design diagrams in StarUML and Visual Paradigm as the faculty requires</w:t>
-            </w:r>
-          </w:p>
-        </w:tc>
-        <w:tc>
-          <w:tcPr>
-            <w:tcW w:type="dxa" w:w="2494"/>
-            <w:tcBorders>
-              <w:top w:val="single" w:color="999999" w:sz="4"/>
-              <w:left w:val="single" w:color="999999" w:sz="4"/>
-              <w:bottom w:val="single" w:color="999999" w:sz="4"/>
-              <w:right w:val="single" w:color="999999" w:sz="4"/>
-            </w:tcBorders>
-            <w:tcMar>
-              <w:top w:type="dxa" w:w="60"/>
-              <w:left w:type="dxa" w:w="100"/>
-              <w:bottom w:type="dxa" w:w="60"/>
-              <w:right w:type="dxa" w:w="100"/>
-            </w:tcMar>
-          </w:tcPr>
-          <w:p>
-            <w:pPr>
-              <w:spacing w:line="276"/>
-            </w:pPr>
-            <w:r>
-              <w:rPr>
-                <w:rFonts w:ascii="Times New Roman" w:cs="Times New Roman" w:eastAsia="Times New Roman" w:hAnsi="Times New Roman"/>
-                <w:b w:val="false"/>
-                <w:bCs w:val="false"/>
-                <w:sz w:val="20"/>
-                <w:szCs w:val="20"/>
-              </w:rPr>
-              <w:t xml:space="preserve">None</w:t>
-            </w:r>
-          </w:p>
-        </w:tc>
-      </w:tr>
-      <w:tr>
-        <w:trPr>
-          <w:tblHeader w:val="off"/>
-        </w:trPr>
-        <w:tc>
-          <w:tcPr>
-            <w:tcW w:type="dxa" w:w="2664"/>
-            <w:tcBorders>
-              <w:top w:val="single" w:color="999999" w:sz="4"/>
-              <w:left w:val="single" w:color="999999" w:sz="4"/>
-              <w:bottom w:val="single" w:color="999999" w:sz="4"/>
-              <w:right w:val="single" w:color="999999" w:sz="4"/>
-            </w:tcBorders>
-            <w:tcMar>
-              <w:top w:type="dxa" w:w="60"/>
-              <w:left w:type="dxa" w:w="100"/>
-              <w:bottom w:type="dxa" w:w="60"/>
-              <w:right w:type="dxa" w:w="100"/>
-            </w:tcMar>
-          </w:tcPr>
-          <w:p>
-            <w:pPr>
-              <w:spacing w:line="276"/>
-            </w:pPr>
-            <w:r>
-              <w:rPr>
-                <w:rFonts w:ascii="Times New Roman" w:cs="Times New Roman" w:eastAsia="Times New Roman" w:hAnsi="Times New Roman"/>
-                <w:b w:val="false"/>
-                <w:bCs w:val="false"/>
-                <w:sz w:val="20"/>
-                <w:szCs w:val="20"/>
-              </w:rPr>
-              <w:t xml:space="preserve">Excel export</w:t>
-            </w:r>
-          </w:p>
-        </w:tc>
-        <w:tc>
-          <w:tcPr>
-            <w:tcW w:type="dxa" w:w="3868"/>
-            <w:tcBorders>
-              <w:top w:val="single" w:color="999999" w:sz="4"/>
-              <w:left w:val="single" w:color="999999" w:sz="4"/>
-              <w:bottom w:val="single" w:color="999999" w:sz="4"/>
-              <w:right w:val="single" w:color="999999" w:sz="4"/>
-            </w:tcBorders>
-            <w:tcMar>
-              <w:top w:type="dxa" w:w="60"/>
-              <w:left w:type="dxa" w:w="100"/>
-              <w:bottom w:type="dxa" w:w="60"/>
-              <w:right w:type="dxa" w:w="100"/>
-            </w:tcMar>
-          </w:tcPr>
-          <w:p>
-            <w:pPr>
-              <w:spacing w:line="276"/>
-            </w:pPr>
-            <w:r>
-              <w:rPr>
-                <w:rFonts w:ascii="Times New Roman" w:cs="Times New Roman" w:eastAsia="Times New Roman" w:hAnsi="Times New Roman"/>
-                <w:b w:val="false"/>
-                <w:bCs w:val="false"/>
-                <w:sz w:val="20"/>
-                <w:szCs w:val="20"/>
-              </w:rPr>
-              <w:t xml:space="preserve">Not built; optional in my plan and the first item to drop if time is short</w:t>
-            </w:r>
-          </w:p>
-        </w:tc>
-        <w:tc>
-          <w:tcPr>
-            <w:tcW w:type="dxa" w:w="2494"/>
-            <w:tcBorders>
-              <w:top w:val="single" w:color="999999" w:sz="4"/>
-              <w:left w:val="single" w:color="999999" w:sz="4"/>
-              <w:bottom w:val="single" w:color="999999" w:sz="4"/>
-              <w:right w:val="single" w:color="999999" w:sz="4"/>
-            </w:tcBorders>
-            <w:tcMar>
-              <w:top w:type="dxa" w:w="60"/>
-              <w:left w:type="dxa" w:w="100"/>
-              <w:bottom w:type="dxa" w:w="60"/>
-              <w:right w:type="dxa" w:w="100"/>
-            </w:tcMar>
-          </w:tcPr>
-          <w:p>
-            <w:pPr>
-              <w:spacing w:line="276"/>
-            </w:pPr>
-            <w:r>
-              <w:rPr>
-                <w:rFonts w:ascii="Times New Roman" w:cs="Times New Roman" w:eastAsia="Times New Roman" w:hAnsi="Times New Roman"/>
-                <w:b w:val="false"/>
-                <w:bCs w:val="false"/>
-                <w:sz w:val="20"/>
-                <w:szCs w:val="20"/>
-              </w:rPr>
-              <w:t xml:space="preserve">Time</w:t>
             </w:r>
           </w:p>
         </w:tc>
@@ -5146,7 +5057,7 @@
           <w:sz w:val="24"/>
           <w:szCs w:val="24"/>
         </w:rPr>
-        <w:t xml:space="preserve">Duplicate rule</w:t>
+        <w:t xml:space="preserve">Duplicate rule:</w:t>
       </w:r>
       <w:r>
         <w:rPr>
@@ -5156,7 +5067,7 @@
           <w:sz w:val="24"/>
           <w:szCs w:val="24"/>
         </w:rPr>
-        <w:t xml:space="preserve"> option described in Section 5.</w:t>
+        <w:t xml:space="preserve"> whether the small fall in recall (Section 5) is acceptable as a reported limitation.</w:t>
       </w:r>
     </w:p>
     <w:p>
@@ -5414,7 +5325,7 @@
                 <w:sz w:val="20"/>
                 <w:szCs w:val="20"/>
               </w:rPr>
-              <w:t xml:space="preserve">Complete the Chapter 2 and 3 corrections; start interviews and the questionnaire; decide the open development items; write and test the backup and restore procedure</w:t>
+              <w:t xml:space="preserve">Complete the Chapter 2 and 3 corrections; start interviews and the questionnaire</w:t>
             </w:r>
           </w:p>
         </w:tc>
@@ -5483,7 +5394,7 @@
                 <w:sz w:val="20"/>
                 <w:szCs w:val="20"/>
               </w:rPr>
-              <w:t xml:space="preserve">Apply fieldwork findings to the system; run the accessibility check; hold usability sessions and fix what they reveal</w:t>
+              <w:t xml:space="preserve">Apply fieldwork findings to the system; do the keyboard walk-through; hold usability sessions and fix what they reveal</w:t>
             </w:r>
           </w:p>
         </w:tc>
@@ -5835,6 +5746,75 @@
                 <w:szCs w:val="20"/>
               </w:rPr>
               <w:t xml:space="preserve">First report: development phases 0 and 2 to 6 complete; open development items, proposal correction, fieldwork, usability, chapters and demonstration pending</w:t>
+            </w:r>
+          </w:p>
+        </w:tc>
+      </w:tr>
+      <w:tr>
+        <w:trPr>
+          <w:tblHeader w:val="off"/>
+        </w:trPr>
+        <w:tc>
+          <w:tcPr>
+            <w:tcW w:type="dxa" w:w="2474"/>
+            <w:tcBorders>
+              <w:top w:val="single" w:color="999999" w:sz="4"/>
+              <w:left w:val="single" w:color="999999" w:sz="4"/>
+              <w:bottom w:val="single" w:color="999999" w:sz="4"/>
+              <w:right w:val="single" w:color="999999" w:sz="4"/>
+            </w:tcBorders>
+            <w:tcMar>
+              <w:top w:type="dxa" w:w="60"/>
+              <w:left w:type="dxa" w:w="100"/>
+              <w:bottom w:type="dxa" w:w="60"/>
+              <w:right w:type="dxa" w:w="100"/>
+            </w:tcMar>
+          </w:tcPr>
+          <w:p>
+            <w:pPr>
+              <w:spacing w:line="276"/>
+            </w:pPr>
+            <w:r>
+              <w:rPr>
+                <w:rFonts w:ascii="Times New Roman" w:cs="Times New Roman" w:eastAsia="Times New Roman" w:hAnsi="Times New Roman"/>
+                <w:b w:val="false"/>
+                <w:bCs w:val="false"/>
+                <w:sz w:val="20"/>
+                <w:szCs w:val="20"/>
+              </w:rPr>
+              <w:t xml:space="preserve">3 October 2026</w:t>
+            </w:r>
+          </w:p>
+        </w:tc>
+        <w:tc>
+          <w:tcPr>
+            <w:tcW w:type="dxa" w:w="6552"/>
+            <w:tcBorders>
+              <w:top w:val="single" w:color="999999" w:sz="4"/>
+              <w:left w:val="single" w:color="999999" w:sz="4"/>
+              <w:bottom w:val="single" w:color="999999" w:sz="4"/>
+              <w:right w:val="single" w:color="999999" w:sz="4"/>
+            </w:tcBorders>
+            <w:tcMar>
+              <w:top w:type="dxa" w:w="60"/>
+              <w:left w:type="dxa" w:w="100"/>
+              <w:bottom w:type="dxa" w:w="60"/>
+              <w:right w:type="dxa" w:w="100"/>
+            </w:tcMar>
+          </w:tcPr>
+          <w:p>
+            <w:pPr>
+              <w:spacing w:line="276"/>
+            </w:pPr>
+            <w:r>
+              <w:rPr>
+                <w:rFonts w:ascii="Times New Roman" w:cs="Times New Roman" w:eastAsia="Times New Roman" w:hAnsi="Times New Roman"/>
+                <w:b w:val="false"/>
+                <w:bCs w:val="false"/>
+                <w:sz w:val="20"/>
+                <w:szCs w:val="20"/>
+              </w:rPr>
+              <w:t xml:space="preserve">Phase 6b complete: account rules, Excel export, clickable dashboard, backup and restore, accessibility check and the stricter duplicate rule; development items now limited to fieldwork and usability changes, ward-list check, keyboard walk-through and final diagrams</w:t>
             </w:r>
           </w:p>
         </w:tc>

--- a/docs/reports/Progress_Report.docx
+++ b/docs/reports/Progress_Report.docx
@@ -2403,7 +2403,7 @@
                 <w:sz w:val="20"/>
                 <w:szCs w:val="20"/>
               </w:rPr>
-              <w:t xml:space="preserve">310 tests and 20 browser tests; backup restored into a separate database and compared table by table; accessibility scan of 13 pages in both themes on laptop and phone screens</w:t>
+              <w:t xml:space="preserve">310 tests and 28 browser tests; backup restored into a separate database and compared table by table; accessibility scan of 13 pages in both themes on laptop and phone screens</w:t>
             </w:r>
           </w:p>
         </w:tc>
@@ -2682,7 +2682,7 @@
                 <w:sz w:val="20"/>
                 <w:szCs w:val="20"/>
               </w:rPr>
-              <w:t xml:space="preserve">310 tests and 20 browser tests, all passing</w:t>
+              <w:t xml:space="preserve">310 tests and 28 browser tests, all passing</w:t>
             </w:r>
           </w:p>
         </w:tc>
@@ -3748,7 +3748,7 @@
           <w:sz w:val="24"/>
           <w:szCs w:val="24"/>
         </w:rPr>
-        <w:t xml:space="preserve">In the first evaluation duplicate precision fell to 0.775 at 100,000 records, because different incidents of the same type in the same ward within two hours often share a landmark in the sample data. I decided to also require any house or plot numbers in the two locations to match. Precision is now 0.998, but recall falls just below the target (0.890 and 0.883 at the larger sizes), because some planted copies retype the number. I have kept the target unchanged and report both results as measured.</w:t>
+        <w:t xml:space="preserve">In the first evaluation duplicate precision fell to 0.775 at 100,000 records, because different incidents of the same type in the same ward within two hours often share a landmark in the sample data. I decided to also require any house or plot numbers in the two locations to match. Precision is now 0.998, but recall falls just below the target (0.890 and 0.883 at the larger sizes). I traced every missed pair: the system finds every pair the rule allows, and the misses have two causes in the way my test data retypes copies. About 8 percent of copies add or drop a whole word in a short location (for example "near the church 121" typed as "near church 121"), which falls just under the 0.8 similarity threshold; this was the case before the change too. About 3 to 4 percent have a typing error in the house number, which the new rule correctly treats as a different place. I have kept the target unchanged, reported both results as measured, and recorded an option (ignoring filler words such as "the") to test on new data if you advise it.</w:t>
       </w:r>
     </w:p>
     <w:p>
@@ -5067,7 +5067,7 @@
           <w:sz w:val="24"/>
           <w:szCs w:val="24"/>
         </w:rPr>
-        <w:t xml:space="preserve"> whether the small fall in recall (Section 5) is acceptable as a reported limitation.</w:t>
+        <w:t xml:space="preserve"> whether the shortfall in recall (Section 5) is acceptable as a reported limitation, or whether I should test the filler-word option on new data.</w:t>
       </w:r>
     </w:p>
     <w:p>
